--- a/joss/paper-20260511-v2.docx
+++ b/joss/paper-20260511-v2.docx
@@ -6,9 +6,71 @@
       <w:pPr>
         <w:pStyle w:val="Heading1"/>
       </w:pPr>
-      <w:bookmarkStart w:id="0" w:name="X30fc97005f33a2d16bb691ca827304508501fdf"/>
-      <w:r>
-        <w:t>Compile-Time Error Detection for Clinical Data Analysis: Design and Evaluation of a TypeScript-Based Dataframe Framework</w:t>
+      <w:del w:id="26" w:author="J.T. Menchaca" w:date="2026-05-13T00:50:34Z" w16du:dateUtc="2026-05-13T00:50:34Z">
+        <w:r>
+          <w:rPr/>
+          <w:delText xml:space="preserve">Compile-Time Error </w:delText>
+        </w:r>
+      </w:del>
+      <w:r>
+        <w:t>Detecti</w:t>
+      </w:r>
+      <w:del w:id="27" w:author="J.T. Menchaca" w:date="2026-05-13T00:50:34Z" w16du:dateUtc="2026-05-13T00:50:34Z">
+        <w:r>
+          <w:rPr/>
+          <w:delText>o</w:delText>
+        </w:r>
+      </w:del>
+      <w:r>
+        <w:t>n</w:t>
+      </w:r>
+      <w:del w:id="28" w:author="J.T. Menchaca" w:date="2026-05-13T00:50:34Z" w16du:dateUtc="2026-05-13T00:50:34Z">
+        <w:r>
+          <w:rPr/>
+          <w:delText xml:space="preserve"> for</w:delText>
+        </w:r>
+      </w:del>
+      <w:ins w:id="25" w:author="J.T. Menchaca" w:date="2026-05-13T00:50:34Z" w16du:dateUtc="2026-05-13T00:50:34Z">
+        <w:r>
+          <w:rPr/>
+          <w:t>g</w:t>
+        </w:r>
+      </w:ins>
+      <w:r>
+        <w:t xml:space="preserve"> Clinical Data </w:t>
+      </w:r>
+      <w:del w:id="29" w:author="J.T. Menchaca" w:date="2026-05-13T00:50:34Z" w16du:dateUtc="2026-05-13T00:50:34Z">
+        <w:r>
+          <w:rPr/>
+          <w:delText>A</w:delText>
+        </w:r>
+      </w:del>
+      <w:ins w:id="26" w:author="J.T. Menchaca" w:date="2026-05-13T00:50:34Z" w16du:dateUtc="2026-05-13T00:50:34Z">
+        <w:r>
+          <w:rPr/>
+          <w:t>Errors Before the Code Ru</w:t>
+        </w:r>
+      </w:ins>
+      <w:r>
+        <w:t>n</w:t>
+      </w:r>
+      <w:del w:id="30" w:author="J.T. Menchaca" w:date="2026-05-13T00:50:34Z" w16du:dateUtc="2026-05-13T00:50:34Z">
+        <w:r>
+          <w:rPr/>
+          <w:delText>alysi</w:delText>
+        </w:r>
+      </w:del>
+      <w:r>
+        <w:t>s: Design and Evaluation of a TypeScript</w:t>
+      </w:r>
+      <w:del w:id="31" w:author="J.T. Menchaca" w:date="2026-05-13T00:50:34Z" w16du:dateUtc="2026-05-13T00:50:34Z">
+        <w:r>
+          <w:rPr/>
+          <w:delText>-Based</w:delText>
+        </w:r>
+      </w:del>
+      <w:r>
+        <w:t xml:space="preserve"> Dataframe Framework</w:t>
       </w:r>
     </w:p>
     <w:p>
@@ -44,7 +106,265 @@
         <w:pStyle w:val="FirstParagraph"/>
       </w:pPr>
       <w:r>
-        <w:t>Clinical data analyses often require many table operations, including selecting columns, joining patient and encounter records, reshaping laboratory and vital-sign data, converting strings to numbers or dates, and handling missing values. Small mistakes in these steps can produce incorrect results, especially when errors are not detected until late in the workflow or continue without warning. This study evaluates whether a data analysis framework built in TypeScript can detect common clinical data transformation errors before the code runs.</w:t>
+        <w:t xml:space="preserve">Clinical data analyses often require many </w:t>
+      </w:r>
+      <w:ins w:id="27" w:author="J.T. Menchaca" w:date="2026-05-13T00:51:48Z" w16du:dateUtc="2026-05-13T00:51:48Z">
+        <w:r>
+          <w:rPr/>
+          <w:t>processing s</w:t>
+        </w:r>
+      </w:ins>
+      <w:r>
+        <w:t>t</w:t>
+      </w:r>
+      <w:del w:id="33" w:author="J.T. Menchaca" w:date="2026-05-13T00:51:48Z" w16du:dateUtc="2026-05-13T00:51:48Z">
+        <w:r>
+          <w:rPr/>
+          <w:delText>abl</w:delText>
+        </w:r>
+      </w:del>
+      <w:r>
+        <w:t>e</w:t>
+      </w:r>
+      <w:del w:id="34" w:author="J.T. Menchaca" w:date="2026-05-13T00:51:48Z" w16du:dateUtc="2026-05-13T00:51:48Z">
+        <w:r>
+          <w:rPr/>
+          <w:delText xml:space="preserve"> o</w:delText>
+        </w:r>
+      </w:del>
+      <w:r>
+        <w:t>p</w:t>
+      </w:r>
+      <w:del w:id="35" w:author="J.T. Menchaca" w:date="2026-05-13T00:51:48Z" w16du:dateUtc="2026-05-13T00:51:48Z">
+        <w:r>
+          <w:rPr/>
+          <w:delText>eration</w:delText>
+        </w:r>
+      </w:del>
+      <w:r>
+        <w:t>s, including selecting columns</w:t>
+      </w:r>
+      <w:ins w:id="28" w:author="J.T. Menchaca" w:date="2026-05-13T00:51:48Z" w16du:dateUtc="2026-05-13T00:51:48Z">
+        <w:r>
+          <w:rPr/>
+          <w:t xml:space="preserve"> from a dataset</w:t>
+        </w:r>
+      </w:ins>
+      <w:r>
+        <w:t>, joining patient and encounter records, re</w:t>
+      </w:r>
+      <w:del w:id="36" w:author="J.T. Menchaca" w:date="2026-05-13T00:51:48Z" w16du:dateUtc="2026-05-13T00:51:48Z">
+        <w:r>
+          <w:rPr/>
+          <w:delText>sh</w:delText>
+        </w:r>
+      </w:del>
+      <w:ins w:id="29" w:author="J.T. Menchaca" w:date="2026-05-13T00:51:48Z" w16du:dateUtc="2026-05-13T00:51:48Z">
+        <w:r>
+          <w:rPr/>
+          <w:t>org</w:t>
+        </w:r>
+      </w:ins>
+      <w:r>
+        <w:t>a</w:t>
+      </w:r>
+      <w:del w:id="37" w:author="J.T. Menchaca" w:date="2026-05-13T00:51:48Z" w16du:dateUtc="2026-05-13T00:51:48Z">
+        <w:r>
+          <w:rPr/>
+          <w:delText>p</w:delText>
+        </w:r>
+      </w:del>
+      <w:ins w:id="30" w:author="J.T. Menchaca" w:date="2026-05-13T00:51:48Z" w16du:dateUtc="2026-05-13T00:51:48Z">
+        <w:r>
+          <w:rPr/>
+          <w:t>niz</w:t>
+        </w:r>
+      </w:ins>
+      <w:r>
+        <w:t xml:space="preserve">ing laboratory and vital sign data, converting strings to numbers or dates, and handling missing values. </w:t>
+      </w:r>
+      <w:del w:id="38" w:author="J.T. Menchaca" w:date="2026-05-13T00:51:48Z" w16du:dateUtc="2026-05-13T00:51:48Z">
+        <w:r>
+          <w:rPr/>
+          <w:delText>Small m</w:delText>
+        </w:r>
+      </w:del>
+      <w:ins w:id="31" w:author="J.T. Menchaca" w:date="2026-05-13T00:51:48Z" w16du:dateUtc="2026-05-13T00:51:48Z">
+        <w:r>
+          <w:rPr/>
+          <w:t>M</w:t>
+        </w:r>
+      </w:ins>
+      <w:r>
+        <w:t xml:space="preserve">istakes in these steps can produce incorrect results, especially when errors are not detected until late in the workflow or </w:t>
+      </w:r>
+      <w:ins w:id="32" w:author="J.T. Menchaca" w:date="2026-05-13T00:51:48Z" w16du:dateUtc="2026-05-13T00:51:48Z">
+        <w:r>
+          <w:rPr/>
+          <w:t xml:space="preserve">the program </w:t>
+        </w:r>
+      </w:ins>
+      <w:r>
+        <w:t>continue</w:t>
+      </w:r>
+      <w:ins w:id="33" w:author="J.T. Menchaca" w:date="2026-05-13T00:51:48Z" w16du:dateUtc="2026-05-13T00:51:48Z">
+        <w:r>
+          <w:rPr/>
+          <w:t>s</w:t>
+        </w:r>
+      </w:ins>
+      <w:r>
+        <w:t xml:space="preserve"> without warning</w:t>
+      </w:r>
+      <w:del w:id="39" w:author="J.T. Menchaca" w:date="2026-05-13T00:51:48Z" w16du:dateUtc="2026-05-13T00:51:48Z">
+        <w:r>
+          <w:rPr/>
+          <w:delText>.</w:delText>
+        </w:r>
+      </w:del>
+      <w:r>
+        <w:t xml:space="preserve"> </w:t>
+      </w:r>
+      <w:del w:id="40" w:author="J.T. Menchaca" w:date="2026-05-13T00:51:48Z" w16du:dateUtc="2026-05-13T00:51:48Z">
+        <w:r>
+          <w:rPr/>
+          <w:delText>This</w:delText>
+        </w:r>
+      </w:del>
+      <w:ins w:id="34" w:author="J.T. Menchaca" w:date="2026-05-13T00:51:48Z" w16du:dateUtc="2026-05-13T00:51:48Z">
+        <w:r>
+          <w:rPr/>
+          <w:t>and</w:t>
+        </w:r>
+      </w:ins>
+      <w:r>
+        <w:t xml:space="preserve"> </w:t>
+      </w:r>
+      <w:del w:id="41" w:author="J.T. Menchaca" w:date="2026-05-13T00:51:48Z" w16du:dateUtc="2026-05-13T00:51:48Z">
+        <w:r>
+          <w:rPr/>
+          <w:delText>st</w:delText>
+        </w:r>
+      </w:del>
+      <w:ins w:id="35" w:author="J.T. Menchaca" w:date="2026-05-13T00:51:48Z" w16du:dateUtc="2026-05-13T00:51:48Z">
+        <w:r>
+          <w:rPr/>
+          <w:t>prod</w:t>
+        </w:r>
+      </w:ins>
+      <w:r>
+        <w:t>u</w:t>
+      </w:r>
+      <w:del w:id="42" w:author="J.T. Menchaca" w:date="2026-05-13T00:51:48Z" w16du:dateUtc="2026-05-13T00:51:48Z">
+        <w:r>
+          <w:rPr/>
+          <w:delText>dy evaluat</w:delText>
+        </w:r>
+      </w:del>
+      <w:ins w:id="36" w:author="J.T. Menchaca" w:date="2026-05-13T00:51:48Z" w16du:dateUtc="2026-05-13T00:51:48Z">
+        <w:r>
+          <w:rPr/>
+          <w:t>c</w:t>
+        </w:r>
+      </w:ins>
+      <w:r>
+        <w:t xml:space="preserve">es </w:t>
+      </w:r>
+      <w:del w:id="43" w:author="J.T. Menchaca" w:date="2026-05-13T00:51:48Z" w16du:dateUtc="2026-05-13T00:51:48Z">
+        <w:r>
+          <w:rPr/>
+          <w:delText>whether a data a</w:delText>
+        </w:r>
+      </w:del>
+      <w:ins w:id="37" w:author="J.T. Menchaca" w:date="2026-05-13T00:51:48Z" w16du:dateUtc="2026-05-13T00:51:48Z">
+        <w:r>
+          <w:rPr/>
+          <w:t>i</w:t>
+        </w:r>
+      </w:ins>
+      <w:r>
+        <w:t>n</w:t>
+      </w:r>
+      <w:del w:id="44" w:author="J.T. Menchaca" w:date="2026-05-13T00:51:48Z" w16du:dateUtc="2026-05-13T00:51:48Z">
+        <w:r>
+          <w:rPr/>
+          <w:delText>alysis framew</w:delText>
+        </w:r>
+      </w:del>
+      <w:ins w:id="38" w:author="J.T. Menchaca" w:date="2026-05-13T00:51:48Z" w16du:dateUtc="2026-05-13T00:51:48Z">
+        <w:r>
+          <w:rPr/>
+          <w:t>c</w:t>
+        </w:r>
+      </w:ins>
+      <w:r>
+        <w:t>or</w:t>
+      </w:r>
+      <w:del w:id="45" w:author="J.T. Menchaca" w:date="2026-05-13T00:51:48Z" w16du:dateUtc="2026-05-13T00:51:48Z">
+        <w:r>
+          <w:rPr/>
+          <w:delText>k built in TypeSc</w:delText>
+        </w:r>
+      </w:del>
+      <w:r>
+        <w:t>r</w:t>
+      </w:r>
+      <w:del w:id="46" w:author="J.T. Menchaca" w:date="2026-05-13T00:51:48Z" w16du:dateUtc="2026-05-13T00:51:48Z">
+        <w:r>
+          <w:rPr/>
+          <w:delText>ipt can det</w:delText>
+        </w:r>
+      </w:del>
+      <w:r>
+        <w:t xml:space="preserve">ect </w:t>
+      </w:r>
+      <w:del w:id="47" w:author="J.T. Menchaca" w:date="2026-05-13T00:51:48Z" w16du:dateUtc="2026-05-13T00:51:48Z">
+        <w:r>
+          <w:rPr/>
+          <w:delText>c</w:delText>
+        </w:r>
+      </w:del>
+      <w:r>
+        <w:t>o</w:t>
+      </w:r>
+      <w:del w:id="48" w:author="J.T. Menchaca" w:date="2026-05-13T00:51:48Z" w16du:dateUtc="2026-05-13T00:51:48Z">
+        <w:r>
+          <w:rPr/>
+          <w:delText>mmon clinical da</w:delText>
+        </w:r>
+      </w:del>
+      <w:ins w:id="39" w:author="J.T. Menchaca" w:date="2026-05-13T00:51:48Z" w16du:dateUtc="2026-05-13T00:51:48Z">
+        <w:r>
+          <w:rPr/>
+          <w:t>u</w:t>
+        </w:r>
+      </w:ins>
+      <w:r>
+        <w:t>t</w:t>
+      </w:r>
+      <w:del w:id="49" w:author="J.T. Menchaca" w:date="2026-05-13T00:51:48Z" w16du:dateUtc="2026-05-13T00:51:48Z">
+        <w:r>
+          <w:rPr/>
+          <w:delText xml:space="preserve">a </w:delText>
+        </w:r>
+      </w:del>
+      <w:ins w:id="40" w:author="J.T. Menchaca" w:date="2026-05-13T00:51:48Z" w16du:dateUtc="2026-05-13T00:51:48Z">
+        <w:r>
+          <w:rPr/>
+          <w:t>pu</w:t>
+        </w:r>
+      </w:ins>
+      <w:r>
+        <w:t>t</w:t>
+      </w:r>
+      <w:del w:id="50" w:author="J.T. Menchaca" w:date="2026-05-13T00:51:48Z" w16du:dateUtc="2026-05-13T00:51:48Z">
+        <w:r>
+          <w:rPr/>
+          <w:delText>ransformation errors before the code runs</w:delText>
+        </w:r>
+      </w:del>
+      <w:r>
+        <w:t>.</w:t>
       </w:r>
     </w:p>
     <w:p>
@@ -66,8 +386,302 @@
       <w:pPr>
         <w:pStyle w:val="FirstParagraph"/>
       </w:pPr>
-      <w:r>
-        <w:t>We developed Tidy-TS, a TypeScript framework for clinical data analysis that includes dataframe operations, statistical functions, and input validation. Tidy-TS tracks the available columns and their types as the dataframe changes, so that errors such as referencing a missing column, using a value that might be missing, or treating text as a number are caught before the code runs. We evaluated the framework with a comparison suite of 65 tests using sample clinical datasets representing patients, encounters, laboratory results, medications, and vital signs. Equivalent tests were implemented in Tidy-TS, Python (using pandas), and R (using tidyverse). Each outcome was classified as a compile-time error, runtime error, runtime warning, or silent continuation. Tests were also classified by severity.</w:t>
+      <w:del w:id="52" w:author="J.T. Menchaca" w:date="2026-05-13T00:52:53Z" w16du:dateUtc="2026-05-13T00:52:53Z">
+        <w:r>
+          <w:rPr/>
+          <w:delText>nclu</w:delText>
+        </w:r>
+      </w:del>
+      <w:del w:id="53" w:author="J.T. Menchaca" w:date="2026-05-13T00:52:53Z" w16du:dateUtc="2026-05-13T00:52:53Z">
+        <w:r>
+          <w:rPr/>
+          <w:delText>f</w:delText>
+        </w:r>
+      </w:del>
+      <w:del w:id="54" w:author="J.T. Menchaca" w:date="2026-05-13T00:52:53Z" w16du:dateUtc="2026-05-13T00:52:53Z">
+        <w:r>
+          <w:rPr/>
+          <w:delText>am</w:delText>
+        </w:r>
+      </w:del>
+      <w:del w:id="55" w:author="J.T. Menchaca" w:date="2026-05-13T00:52:53Z" w16du:dateUtc="2026-05-13T00:52:53Z">
+        <w:r>
+          <w:rPr/>
+          <w:delText>,</w:delText>
+        </w:r>
+      </w:del>
+      <w:del w:id="56" w:author="J.T. Menchaca" w:date="2026-05-13T00:52:53Z" w16du:dateUtc="2026-05-13T00:52:53Z">
+        <w:r>
+          <w:rPr/>
+          <w:delText>, and input validation</w:delText>
+        </w:r>
+      </w:del>
+      <w:del w:id="57" w:author="J.T. Menchaca" w:date="2026-05-13T00:52:53Z" w16du:dateUtc="2026-05-13T00:52:53Z">
+        <w:r>
+          <w:rPr/>
+          <w:delText xml:space="preserve">the </w:delText>
+        </w:r>
+      </w:del>
+      <w:del w:id="58" w:author="J.T. Menchaca" w:date="2026-05-13T00:52:53Z" w16du:dateUtc="2026-05-13T00:52:53Z">
+        <w:r>
+          <w:rPr/>
+          <w:delText>f</w:delText>
+        </w:r>
+      </w:del>
+      <w:del w:id="59" w:author="J.T. Menchaca" w:date="2026-05-13T00:52:53Z" w16du:dateUtc="2026-05-13T00:52:53Z">
+        <w:r>
+          <w:rPr/>
+          <w:delText xml:space="preserve">me </w:delText>
+        </w:r>
+      </w:del>
+      <w:del w:id="60" w:author="J.T. Menchaca" w:date="2026-05-13T00:52:53Z" w16du:dateUtc="2026-05-13T00:52:53Z">
+        <w:r>
+          <w:rPr/>
+          <w:delText>a</w:delText>
+        </w:r>
+      </w:del>
+      <w:del w:id="61" w:author="J.T. Menchaca" w:date="2026-05-13T00:52:53Z" w16du:dateUtc="2026-05-13T00:52:53Z">
+        <w:r>
+          <w:rPr/>
+          <w:delText>s</w:delText>
+        </w:r>
+      </w:del>
+      <w:del w:id="63" w:author="J.T. Menchaca" w:date="2026-05-13T00:53:32Z" w16du:dateUtc="2026-05-13T00:53:32Z">
+        <w:r>
+          <w:rPr/>
+          <w:delText>t</w:delText>
+        </w:r>
+      </w:del>
+      <w:r>
+        <w:t xml:space="preserve">We developed Tidy-TS, a TypeScript framework for clinical data analysis that </w:t>
+      </w:r>
+      <w:ins w:id="41" w:author="J.T. Menchaca" w:date="2026-05-13T00:52:53Z" w16du:dateUtc="2026-05-13T00:52:53Z">
+        <w:r>
+          <w:rPr/>
+          <w:t>prov</w:t>
+        </w:r>
+      </w:ins>
+      <w:r>
+        <w:t>i</w:t>
+      </w:r>
+      <w:r>
+        <w:t>des</w:t>
+      </w:r>
+      <w:ins w:id="42" w:author="J.T. Menchaca" w:date="2026-05-13T00:52:53Z" w16du:dateUtc="2026-05-13T00:52:53Z">
+        <w:r>
+          <w:rPr/>
+          <w:t xml:space="preserve"> structured</w:t>
+        </w:r>
+      </w:ins>
+      <w:r>
+        <w:t xml:space="preserve"> data</w:t>
+      </w:r>
+      <w:ins w:id="43" w:author="J.T. Menchaca" w:date="2026-05-13T00:52:53Z" w16du:dateUtc="2026-05-13T00:52:53Z">
+        <w:r>
+          <w:rPr/>
+          <w:t>sets with p</w:t>
+        </w:r>
+      </w:ins>
+      <w:r>
+        <w:t>r</w:t>
+      </w:r>
+      <w:ins w:id="44" w:author="J.T. Menchaca" w:date="2026-05-13T00:52:53Z" w16du:dateUtc="2026-05-13T00:52:53Z">
+        <w:r>
+          <w:rPr/>
+          <w:t>oc</w:t>
+        </w:r>
+      </w:ins>
+      <w:r>
+        <w:t>e</w:t>
+      </w:r>
+      <w:ins w:id="45" w:author="J.T. Menchaca" w:date="2026-05-13T00:52:53Z" w16du:dateUtc="2026-05-13T00:52:53Z">
+        <w:r>
+          <w:rPr/>
+          <w:t>ssing</w:t>
+        </w:r>
+      </w:ins>
+      <w:r>
+        <w:t xml:space="preserve"> operations</w:t>
+      </w:r>
+      <w:ins w:id="46" w:author="J.T. Menchaca" w:date="2026-05-13T00:52:53Z" w16du:dateUtc="2026-05-13T00:52:53Z">
+        <w:r>
+          <w:rPr/>
+          <w:t xml:space="preserve"> and</w:t>
+        </w:r>
+      </w:ins>
+      <w:r>
+        <w:t xml:space="preserve"> statistical functions</w:t>
+      </w:r>
+      <w:r>
+        <w:t xml:space="preserve">. Tidy-TS tracks the available columns and their types as </w:t>
+      </w:r>
+      <w:r>
+        <w:t>data</w:t>
+      </w:r>
+      <w:ins w:id="47" w:author="J.T. Menchaca" w:date="2026-05-13T00:52:53Z" w16du:dateUtc="2026-05-13T00:52:53Z">
+        <w:r>
+          <w:rPr/>
+          <w:t xml:space="preserve"> moves th</w:t>
+        </w:r>
+      </w:ins>
+      <w:r>
+        <w:t>r</w:t>
+      </w:r>
+      <w:ins w:id="48" w:author="J.T. Menchaca" w:date="2026-05-13T00:52:53Z" w16du:dateUtc="2026-05-13T00:52:53Z">
+        <w:r>
+          <w:rPr/>
+          <w:t>ough e</w:t>
+        </w:r>
+      </w:ins>
+      <w:r>
+        <w:t>a</w:t>
+      </w:r>
+      <w:r>
+        <w:t>ch</w:t>
+      </w:r>
+      <w:ins w:id="49" w:author="J.T. Menchaca" w:date="2026-05-13T00:52:53Z" w16du:dateUtc="2026-05-13T00:52:53Z">
+        <w:r>
+          <w:rPr/>
+          <w:t xml:space="preserve"> processi</w:t>
+        </w:r>
+      </w:ins>
+      <w:r>
+        <w:t>ng</w:t>
+      </w:r>
+      <w:ins w:id="50" w:author="J.T. Menchaca" w:date="2026-05-13T00:52:53Z" w16du:dateUtc="2026-05-13T00:52:53Z">
+        <w:r>
+          <w:rPr/>
+          <w:t xml:space="preserve"> st</w:t>
+        </w:r>
+      </w:ins>
+      <w:r>
+        <w:t>e</w:t>
+      </w:r>
+      <w:ins w:id="51" w:author="J.T. Menchaca" w:date="2026-05-13T00:52:53Z" w16du:dateUtc="2026-05-13T00:52:53Z">
+        <w:r>
+          <w:rPr/>
+          <w:t>p</w:t>
+        </w:r>
+      </w:ins>
+      <w:r>
+        <w:t xml:space="preserve">, so that errors such as referencing a missing column, using a value that might be missing, or treating text as a number are caught before the code runs. We evaluated the framework with a comparison suite of 65 </w:t>
+      </w:r>
+      <w:ins w:id="52" w:author="J.T. Menchaca" w:date="2026-05-13T00:53:32Z" w16du:dateUtc="2026-05-13T00:53:32Z">
+        <w:r>
+          <w:rPr/>
+          <w:t>in</w:t>
+        </w:r>
+      </w:ins>
+      <w:r>
+        <w:t>te</w:t>
+      </w:r>
+      <w:ins w:id="53" w:author="J.T. Menchaca" w:date="2026-05-13T00:53:32Z" w16du:dateUtc="2026-05-13T00:53:32Z">
+        <w:r>
+          <w:rPr/>
+          <w:t xml:space="preserve">ntional error </w:t>
+        </w:r>
+      </w:ins>
+      <w:r>
+        <w:t>s</w:t>
+      </w:r>
+      <w:ins w:id="54" w:author="J.T. Menchaca" w:date="2026-05-13T00:53:32Z" w16du:dateUtc="2026-05-13T00:53:32Z">
+        <w:r>
+          <w:rPr/>
+          <w:t>cenario</w:t>
+        </w:r>
+      </w:ins>
+      <w:r>
+        <w:t xml:space="preserve">s using sample clinical datasets representing patients, encounters, laboratory results, medications, and vital signs. Equivalent tests were implemented in Tidy-TS, Python (using pandas), and R (using tidyverse). Each outcome was classified as </w:t>
+      </w:r>
+      <w:ins w:id="55" w:author="J.T. Menchaca" w:date="2026-05-13T00:54:49Z" w16du:dateUtc="2026-05-13T00:54:49Z">
+        <w:r>
+          <w:rPr/>
+          <w:t>c</w:t>
+        </w:r>
+      </w:ins>
+      <w:r>
+        <w:t>a</w:t>
+      </w:r>
+      <w:ins w:id="56" w:author="J.T. Menchaca" w:date="2026-05-13T00:54:49Z" w16du:dateUtc="2026-05-13T00:54:49Z">
+        <w:r>
+          <w:rPr/>
+          <w:t>ught</w:t>
+        </w:r>
+      </w:ins>
+      <w:r>
+        <w:t xml:space="preserve"> </w:t>
+      </w:r>
+      <w:ins w:id="57" w:author="J.T. Menchaca" w:date="2026-05-13T00:54:49Z" w16du:dateUtc="2026-05-13T00:54:49Z">
+        <w:r>
+          <w:rPr/>
+          <w:t>before the code ran (</w:t>
+        </w:r>
+      </w:ins>
+      <w:r>
+        <w:t>compile-time error</w:t>
+      </w:r>
+      <w:ins w:id="58" w:author="J.T. Menchaca" w:date="2026-05-13T00:54:49Z" w16du:dateUtc="2026-05-13T00:54:49Z">
+        <w:r>
+          <w:rPr/>
+          <w:t>)</w:t>
+        </w:r>
+      </w:ins>
+      <w:r>
+        <w:t xml:space="preserve">, </w:t>
+      </w:r>
+      <w:ins w:id="59" w:author="J.T. Menchaca" w:date="2026-05-13T00:54:49Z" w16du:dateUtc="2026-05-13T00:54:49Z">
+        <w:r>
+          <w:rPr/>
+          <w:t>caught when the code ran (</w:t>
+        </w:r>
+      </w:ins>
+      <w:r>
+        <w:t>runtime error</w:t>
+      </w:r>
+      <w:ins w:id="60" w:author="J.T. Menchaca" w:date="2026-05-13T00:54:49Z" w16du:dateUtc="2026-05-13T00:54:49Z">
+        <w:r>
+          <w:rPr/>
+          <w:t>)</w:t>
+        </w:r>
+      </w:ins>
+      <w:r>
+        <w:t xml:space="preserve">, </w:t>
+      </w:r>
+      <w:ins w:id="61" w:author="J.T. Menchaca" w:date="2026-05-13T00:54:49Z" w16du:dateUtc="2026-05-13T00:54:49Z">
+        <w:r>
+          <w:rPr/>
+          <w:t>flagged as a warning (</w:t>
+        </w:r>
+      </w:ins>
+      <w:r>
+        <w:t>runtime warning</w:t>
+      </w:r>
+      <w:ins w:id="62" w:author="J.T. Menchaca" w:date="2026-05-13T00:54:49Z" w16du:dateUtc="2026-05-13T00:54:49Z">
+        <w:r>
+          <w:rPr/>
+          <w:t>)</w:t>
+        </w:r>
+      </w:ins>
+      <w:r>
+        <w:t xml:space="preserve">, or </w:t>
+      </w:r>
+      <w:ins w:id="63" w:author="J.T. Menchaca" w:date="2026-05-13T00:54:49Z" w16du:dateUtc="2026-05-13T00:54:49Z">
+        <w:r>
+          <w:rPr/>
+          <w:t>missed entirely (</w:t>
+        </w:r>
+      </w:ins>
+      <w:r>
+        <w:t>silent continuation</w:t>
+      </w:r>
+      <w:ins w:id="64" w:author="J.T. Menchaca" w:date="2026-05-13T00:54:49Z" w16du:dateUtc="2026-05-13T00:54:49Z">
+        <w:r>
+          <w:rPr/>
+          <w:t>)</w:t>
+        </w:r>
+      </w:ins>
+      <w:r>
+        <w:t>. Tests were also classified by severity.</w:t>
       </w:r>
     </w:p>
     <w:p>
@@ -89,8 +703,371 @@
       <w:pPr>
         <w:pStyle w:val="FirstParagraph"/>
       </w:pPr>
-      <w:r>
-        <w:t>The comparison suite included 65 tests across five error categories. Tidy-TS rejected 62 of 65 errors before the code ran and caught the remaining 3 through input validation. Pandas caught 24 at runtime and missed 41. Tidyverse caught 25 at runtime, warned on 4, and missed 36. The gap was largest for High-severity errors. All 30 continued silently in pandas, and 27 of 30 in tidyverse. None continued silently in Tidy-TS. The null and missing data category accounted for 12 of the 30 High-severity errors, and all 12 continued silently in both pandas and tidyverse.</w:t>
+      <w:del w:id="65" w:author="J.T. Menchaca" w:date="2026-05-13T00:55:23Z" w16du:dateUtc="2026-05-13T00:55:23Z">
+        <w:r>
+          <w:rPr/>
+          <w:delText>t</w:delText>
+        </w:r>
+      </w:del>
+      <w:del w:id="66" w:author="J.T. Menchaca" w:date="2026-05-13T00:55:23Z" w16du:dateUtc="2026-05-13T00:55:23Z">
+        <w:r>
+          <w:rPr/>
+          <w:delText>t</w:delText>
+        </w:r>
+      </w:del>
+      <w:del w:id="67" w:author="J.T. Menchaca" w:date="2026-05-13T00:55:23Z" w16du:dateUtc="2026-05-13T00:55:23Z">
+        <w:r>
+          <w:rPr/>
+          <w:delText>reje</w:delText>
+        </w:r>
+      </w:del>
+      <w:del w:id="68" w:author="J.T. Menchaca" w:date="2026-05-13T00:55:23Z" w16du:dateUtc="2026-05-13T00:55:23Z">
+        <w:r>
+          <w:rPr/>
+          <w:delText>ed</w:delText>
+        </w:r>
+      </w:del>
+      <w:del w:id="69" w:author="J.T. Menchaca" w:date="2026-05-13T00:55:23Z" w16du:dateUtc="2026-05-13T00:55:23Z">
+        <w:r>
+          <w:rPr/>
+          <w:delText>rough</w:delText>
+        </w:r>
+      </w:del>
+      <w:del w:id="70" w:author="J.T. Menchaca" w:date="2026-05-13T00:55:23Z" w16du:dateUtc="2026-05-13T00:55:23Z">
+        <w:r>
+          <w:rPr/>
+          <w:delText>input vali</w:delText>
+        </w:r>
+      </w:del>
+      <w:del w:id="71" w:author="J.T. Menchaca" w:date="2026-05-13T00:55:23Z" w16du:dateUtc="2026-05-13T00:55:23Z">
+        <w:r>
+          <w:rPr/>
+          <w:delText>n</w:delText>
+        </w:r>
+      </w:del>
+      <w:r>
+        <w:t xml:space="preserve">The comparison suite included 65 </w:t>
+      </w:r>
+      <w:r>
+        <w:t>e</w:t>
+      </w:r>
+      <w:ins w:id="65" w:author="J.T. Menchaca" w:date="2026-05-13T00:55:23Z" w16du:dateUtc="2026-05-13T00:55:23Z">
+        <w:r>
+          <w:rPr/>
+          <w:t xml:space="preserve">rror </w:t>
+        </w:r>
+      </w:ins>
+      <w:r>
+        <w:t>s</w:t>
+      </w:r>
+      <w:ins w:id="66" w:author="J.T. Menchaca" w:date="2026-05-13T00:55:23Z" w16du:dateUtc="2026-05-13T00:55:23Z">
+        <w:r>
+          <w:rPr/>
+          <w:t>cenario</w:t>
+        </w:r>
+      </w:ins>
+      <w:r>
+        <w:t xml:space="preserve">s across five error categories. Tidy-TS </w:t>
+      </w:r>
+      <w:r>
+        <w:t>c</w:t>
+      </w:r>
+      <w:ins w:id="67" w:author="J.T. Menchaca" w:date="2026-05-13T00:55:23Z" w16du:dateUtc="2026-05-13T00:55:23Z">
+        <w:r>
+          <w:rPr/>
+          <w:t>augh</w:t>
+        </w:r>
+      </w:ins>
+      <w:r>
+        <w:t>t</w:t>
+      </w:r>
+      <w:r>
+        <w:t xml:space="preserve"> 62 of 65 errors before the code ran and caught the remaining 3 </w:t>
+      </w:r>
+      <w:ins w:id="68" w:author="J.T. Menchaca" w:date="2026-05-13T00:55:23Z" w16du:dateUtc="2026-05-13T00:55:23Z">
+        <w:r>
+          <w:rPr/>
+          <w:t xml:space="preserve">when </w:t>
+        </w:r>
+      </w:ins>
+      <w:r>
+        <w:t>th</w:t>
+      </w:r>
+      <w:ins w:id="69" w:author="J.T. Menchaca" w:date="2026-05-13T00:55:23Z" w16du:dateUtc="2026-05-13T00:55:23Z">
+        <w:r>
+          <w:rPr/>
+          <w:t>e</w:t>
+        </w:r>
+      </w:ins>
+      <w:r>
+        <w:t xml:space="preserve"> </w:t>
+      </w:r>
+      <w:r>
+        <w:t>dat</w:t>
+      </w:r>
+      <w:ins w:id="70" w:author="J.T. Menchaca" w:date="2026-05-13T00:55:23Z" w16du:dateUtc="2026-05-13T00:55:23Z">
+        <w:r>
+          <w:rPr/>
+          <w:t>a was f</w:t>
+        </w:r>
+      </w:ins>
+      <w:r>
+        <w:t>i</w:t>
+      </w:r>
+      <w:ins w:id="71" w:author="J.T. Menchaca" w:date="2026-05-13T00:55:23Z" w16du:dateUtc="2026-05-13T00:55:23Z">
+        <w:r>
+          <w:rPr/>
+          <w:t>rst l</w:t>
+        </w:r>
+      </w:ins>
+      <w:r>
+        <w:t>o</w:t>
+      </w:r>
+      <w:ins w:id="72" w:author="J.T. Menchaca" w:date="2026-05-13T00:55:23Z" w16du:dateUtc="2026-05-13T00:55:23Z">
+        <w:r>
+          <w:rPr/>
+          <w:t>aded</w:t>
+        </w:r>
+      </w:ins>
+      <w:r>
+        <w:t xml:space="preserve">. Pandas caught 24 at runtime and missed 41. Tidyverse caught 25 at runtime, warned on 4, and missed 36. The gap was largest for </w:t>
+      </w:r>
+      <w:del w:id="73" w:author="J.T. Menchaca" w:date="2026-05-13T00:56:16Z" w16du:dateUtc="2026-05-13T00:56:16Z">
+        <w:r>
+          <w:rPr/>
+          <w:delText>Hig</w:delText>
+        </w:r>
+      </w:del>
+      <w:ins w:id="73" w:author="J.T. Menchaca" w:date="2026-05-13T00:56:16Z" w16du:dateUtc="2026-05-13T00:56:16Z">
+        <w:r>
+          <w:rPr/>
+          <w:t>t</w:t>
+        </w:r>
+      </w:ins>
+      <w:r>
+        <w:t>h</w:t>
+      </w:r>
+      <w:del w:id="74" w:author="J.T. Menchaca" w:date="2026-05-13T00:56:16Z" w16du:dateUtc="2026-05-13T00:56:16Z">
+        <w:r>
+          <w:rPr/>
+          <w:delText>-</w:delText>
+        </w:r>
+      </w:del>
+      <w:ins w:id="74" w:author="J.T. Menchaca" w:date="2026-05-13T00:56:16Z" w16du:dateUtc="2026-05-13T00:56:16Z">
+        <w:r>
+          <w:rPr/>
+          <w:t>e most con</w:t>
+        </w:r>
+      </w:ins>
+      <w:r>
+        <w:t>se</w:t>
+      </w:r>
+      <w:del w:id="75" w:author="J.T. Menchaca" w:date="2026-05-13T00:56:16Z" w16du:dateUtc="2026-05-13T00:56:16Z">
+        <w:r>
+          <w:rPr/>
+          <w:delText>v</w:delText>
+        </w:r>
+      </w:del>
+      <w:ins w:id="75" w:author="J.T. Menchaca" w:date="2026-05-13T00:56:16Z" w16du:dateUtc="2026-05-13T00:56:16Z">
+        <w:r>
+          <w:rPr/>
+          <w:t>qu</w:t>
+        </w:r>
+      </w:ins>
+      <w:r>
+        <w:t>e</w:t>
+      </w:r>
+      <w:del w:id="76" w:author="J.T. Menchaca" w:date="2026-05-13T00:56:16Z" w16du:dateUtc="2026-05-13T00:56:16Z">
+        <w:r>
+          <w:rPr/>
+          <w:delText>r</w:delText>
+        </w:r>
+      </w:del>
+      <w:ins w:id="76" w:author="J.T. Menchaca" w:date="2026-05-13T00:56:16Z" w16du:dateUtc="2026-05-13T00:56:16Z">
+        <w:r>
+          <w:rPr/>
+          <w:t>nt</w:t>
+        </w:r>
+      </w:ins>
+      <w:r>
+        <w:t>i</w:t>
+      </w:r>
+      <w:del w:id="77" w:author="J.T. Menchaca" w:date="2026-05-13T00:56:16Z" w16du:dateUtc="2026-05-13T00:56:16Z">
+        <w:r>
+          <w:rPr/>
+          <w:delText>ty</w:delText>
+        </w:r>
+      </w:del>
+      <w:ins w:id="77" w:author="J.T. Menchaca" w:date="2026-05-13T00:56:16Z" w16du:dateUtc="2026-05-13T00:56:16Z">
+        <w:r>
+          <w:rPr/>
+          <w:t>al</w:t>
+        </w:r>
+      </w:ins>
+      <w:r>
+        <w:t xml:space="preserve"> errors</w:t>
+      </w:r>
+      <w:ins w:id="78" w:author="J.T. Menchaca" w:date="2026-05-13T00:56:16Z" w16du:dateUtc="2026-05-13T00:56:16Z">
+        <w:r>
+          <w:rPr/>
+          <w:t>, those that produce plausible but incorrect output</w:t>
+        </w:r>
+      </w:ins>
+      <w:r>
+        <w:t>. All 30</w:t>
+      </w:r>
+      <w:ins w:id="79" w:author="J.T. Menchaca" w:date="2026-05-13T00:56:16Z" w16du:dateUtc="2026-05-13T00:56:16Z">
+        <w:r>
+          <w:rPr/>
+          <w:t xml:space="preserve"> of these</w:t>
+        </w:r>
+      </w:ins>
+      <w:r>
+        <w:t xml:space="preserve"> continued silently in pandas, and 27 of 30 in tidyverse. None continued silently in Tidy-TS. </w:t>
+      </w:r>
+      <w:del w:id="78" w:author="J.T. Menchaca" w:date="2026-05-13T00:56:16Z" w16du:dateUtc="2026-05-13T00:56:16Z">
+        <w:r>
+          <w:rPr/>
+          <w:delText>The null and m</w:delText>
+        </w:r>
+      </w:del>
+      <w:ins w:id="80" w:author="J.T. Menchaca" w:date="2026-05-13T00:56:16Z" w16du:dateUtc="2026-05-13T00:56:16Z">
+        <w:r>
+          <w:rPr/>
+          <w:t>M</w:t>
+        </w:r>
+      </w:ins>
+      <w:r>
+        <w:t xml:space="preserve">issing </w:t>
+      </w:r>
+      <w:del w:id="79" w:author="J.T. Menchaca" w:date="2026-05-13T00:56:16Z" w16du:dateUtc="2026-05-13T00:56:16Z">
+        <w:r>
+          <w:rPr/>
+          <w:delText>d</w:delText>
+        </w:r>
+      </w:del>
+      <w:ins w:id="81" w:author="J.T. Menchaca" w:date="2026-05-13T00:56:16Z" w16du:dateUtc="2026-05-13T00:56:16Z">
+        <w:r>
+          <w:rPr/>
+          <w:t>v</w:t>
+        </w:r>
+      </w:ins>
+      <w:r>
+        <w:t>a</w:t>
+      </w:r>
+      <w:del w:id="80" w:author="J.T. Menchaca" w:date="2026-05-13T00:56:16Z" w16du:dateUtc="2026-05-13T00:56:16Z">
+        <w:r>
+          <w:rPr/>
+          <w:delText>ta</w:delText>
+        </w:r>
+      </w:del>
+      <w:ins w:id="82" w:author="J.T. Menchaca" w:date="2026-05-13T00:56:16Z" w16du:dateUtc="2026-05-13T00:56:16Z">
+        <w:r>
+          <w:rPr/>
+          <w:t>lue</w:t>
+        </w:r>
+      </w:ins>
+      <w:r>
+        <w:t xml:space="preserve"> </w:t>
+      </w:r>
+      <w:del w:id="81" w:author="J.T. Menchaca" w:date="2026-05-13T00:56:16Z" w16du:dateUtc="2026-05-13T00:56:16Z">
+        <w:r>
+          <w:rPr/>
+          <w:delText>cat</w:delText>
+        </w:r>
+      </w:del>
+      <w:r>
+        <w:t>e</w:t>
+      </w:r>
+      <w:del w:id="82" w:author="J.T. Menchaca" w:date="2026-05-13T00:56:16Z" w16du:dateUtc="2026-05-13T00:56:16Z">
+        <w:r>
+          <w:rPr/>
+          <w:delText>g</w:delText>
+        </w:r>
+      </w:del>
+      <w:ins w:id="83" w:author="J.T. Menchaca" w:date="2026-05-13T00:56:16Z" w16du:dateUtc="2026-05-13T00:56:16Z">
+        <w:r>
+          <w:rPr/>
+          <w:t>rr</w:t>
+        </w:r>
+      </w:ins>
+      <w:r>
+        <w:t>or</w:t>
+      </w:r>
+      <w:del w:id="83" w:author="J.T. Menchaca" w:date="2026-05-13T00:56:16Z" w16du:dateUtc="2026-05-13T00:56:16Z">
+        <w:r>
+          <w:rPr/>
+          <w:delText>y</w:delText>
+        </w:r>
+      </w:del>
+      <w:ins w:id="84" w:author="J.T. Menchaca" w:date="2026-05-13T00:56:16Z" w16du:dateUtc="2026-05-13T00:56:16Z">
+        <w:r>
+          <w:rPr/>
+          <w:t>s</w:t>
+        </w:r>
+      </w:ins>
+      <w:r>
+        <w:t xml:space="preserve"> accounted for 12 of the 30 </w:t>
+      </w:r>
+      <w:del w:id="84" w:author="J.T. Menchaca" w:date="2026-05-13T00:56:16Z" w16du:dateUtc="2026-05-13T00:56:16Z">
+        <w:r>
+          <w:rPr/>
+          <w:delText>High-</w:delText>
+        </w:r>
+      </w:del>
+      <w:ins w:id="85" w:author="J.T. Menchaca" w:date="2026-05-13T00:56:16Z" w16du:dateUtc="2026-05-13T00:56:16Z">
+        <w:r>
+          <w:rPr/>
+          <w:t>most con</w:t>
+        </w:r>
+      </w:ins>
+      <w:r>
+        <w:t>se</w:t>
+      </w:r>
+      <w:del w:id="85" w:author="J.T. Menchaca" w:date="2026-05-13T00:56:16Z" w16du:dateUtc="2026-05-13T00:56:16Z">
+        <w:r>
+          <w:rPr/>
+          <w:delText>v</w:delText>
+        </w:r>
+      </w:del>
+      <w:ins w:id="86" w:author="J.T. Menchaca" w:date="2026-05-13T00:56:16Z" w16du:dateUtc="2026-05-13T00:56:16Z">
+        <w:r>
+          <w:rPr/>
+          <w:t>qu</w:t>
+        </w:r>
+      </w:ins>
+      <w:r>
+        <w:t>e</w:t>
+      </w:r>
+      <w:del w:id="86" w:author="J.T. Menchaca" w:date="2026-05-13T00:56:16Z" w16du:dateUtc="2026-05-13T00:56:16Z">
+        <w:r>
+          <w:rPr/>
+          <w:delText>r</w:delText>
+        </w:r>
+      </w:del>
+      <w:ins w:id="87" w:author="J.T. Menchaca" w:date="2026-05-13T00:56:16Z" w16du:dateUtc="2026-05-13T00:56:16Z">
+        <w:r>
+          <w:rPr/>
+          <w:t>nt</w:t>
+        </w:r>
+      </w:ins>
+      <w:r>
+        <w:t>i</w:t>
+      </w:r>
+      <w:del w:id="87" w:author="J.T. Menchaca" w:date="2026-05-13T00:56:16Z" w16du:dateUtc="2026-05-13T00:56:16Z">
+        <w:r>
+          <w:rPr/>
+          <w:delText>ty</w:delText>
+        </w:r>
+      </w:del>
+      <w:ins w:id="88" w:author="J.T. Menchaca" w:date="2026-05-13T00:56:16Z" w16du:dateUtc="2026-05-13T00:56:16Z">
+        <w:r>
+          <w:rPr/>
+          <w:t>al</w:t>
+        </w:r>
+      </w:ins>
+      <w:r>
+        <w:t xml:space="preserve"> errors, and all 12 continued silently in both pandas and tidyverse.</w:t>
       </w:r>
     </w:p>
     <w:p>
@@ -112,8 +1089,128 @@
       <w:pPr>
         <w:pStyle w:val="FirstParagraph"/>
       </w:pPr>
-      <w:r>
-        <w:t>Tidy-TS demonstrates that many common clinical data errors can be caught before the code runs by tracking column names, types, and missing values through each table operation. This approach does not replace Python, R, clinical review, or statistical validation, but it catches errors that continue silently in conventional tools, particularly in the most consequential categories.</w:t>
+      <w:del w:id="89" w:author="J.T. Menchaca" w:date="2026-05-13T00:56:53Z" w16du:dateUtc="2026-05-13T00:56:53Z">
+        <w:r>
+          <w:rPr/>
+          <w:delText>abl</w:delText>
+        </w:r>
+      </w:del>
+      <w:del w:id="90" w:author="J.T. Menchaca" w:date="2026-05-13T00:56:53Z" w16du:dateUtc="2026-05-13T00:56:53Z">
+        <w:r>
+          <w:rPr/>
+          <w:delText xml:space="preserve"> o</w:delText>
+        </w:r>
+      </w:del>
+      <w:del w:id="91" w:author="J.T. Menchaca" w:date="2026-05-13T00:56:53Z" w16du:dateUtc="2026-05-13T00:56:53Z">
+        <w:r>
+          <w:rPr/>
+          <w:delText>eration</w:delText>
+        </w:r>
+      </w:del>
+      <w:r>
+        <w:t xml:space="preserve">Tidy-TS demonstrates that many common clinical data errors can be caught before the code runs by tracking column names, types, and missing values through each </w:t>
+      </w:r>
+      <w:ins w:id="89" w:author="J.T. Menchaca" w:date="2026-05-13T00:56:53Z" w16du:dateUtc="2026-05-13T00:56:53Z">
+        <w:r>
+          <w:rPr/>
+          <w:t>processing s</w:t>
+        </w:r>
+      </w:ins>
+      <w:r>
+        <w:t>t</w:t>
+      </w:r>
+      <w:r>
+        <w:t>e</w:t>
+      </w:r>
+      <w:r>
+        <w:t>p</w:t>
+      </w:r>
+      <w:r>
+        <w:t>. T</w:t>
+      </w:r>
+      <w:del w:id="93" w:author="J.T. Menchaca" w:date="2026-05-13T00:57:49Z" w16du:dateUtc="2026-05-13T00:57:49Z">
+        <w:r>
+          <w:rPr/>
+          <w:delText>his approach does not replace Python, R, clinical review, or statistical val</w:delText>
+        </w:r>
+      </w:del>
+      <w:r>
+        <w:t>id</w:t>
+      </w:r>
+      <w:del w:id="94" w:author="J.T. Menchaca" w:date="2026-05-13T00:57:49Z" w16du:dateUtc="2026-05-13T00:57:49Z">
+        <w:r>
+          <w:rPr/>
+          <w:delText>ation, but it</w:delText>
+        </w:r>
+      </w:del>
+      <w:ins w:id="90" w:author="J.T. Menchaca" w:date="2026-05-13T00:57:49Z" w16du:dateUtc="2026-05-13T00:57:49Z">
+        <w:r>
+          <w:rPr/>
+          <w:t>y-TS</w:t>
+        </w:r>
+      </w:ins>
+      <w:r>
+        <w:t xml:space="preserve"> catches errors that continue silently in </w:t>
+      </w:r>
+      <w:del w:id="95" w:author="J.T. Menchaca" w:date="2026-05-13T00:57:49Z" w16du:dateUtc="2026-05-13T00:57:49Z">
+        <w:r>
+          <w:rPr/>
+          <w:delText>c</w:delText>
+        </w:r>
+      </w:del>
+      <w:ins w:id="91" w:author="J.T. Menchaca" w:date="2026-05-13T00:57:49Z" w16du:dateUtc="2026-05-13T00:57:49Z">
+        <w:r>
+          <w:rPr/>
+          <w:t>Pyth</w:t>
+        </w:r>
+      </w:ins>
+      <w:r>
+        <w:t>on</w:t>
+      </w:r>
+      <w:del w:id="96" w:author="J.T. Menchaca" w:date="2026-05-13T00:57:49Z" w16du:dateUtc="2026-05-13T00:57:49Z">
+        <w:r>
+          <w:rPr/>
+          <w:delText>ve</w:delText>
+        </w:r>
+      </w:del>
+      <w:ins w:id="92" w:author="J.T. Menchaca" w:date="2026-05-13T00:57:49Z" w16du:dateUtc="2026-05-13T00:57:49Z">
+        <w:r>
+          <w:rPr/>
+          <w:t xml:space="preserve"> a</w:t>
+        </w:r>
+      </w:ins>
+      <w:r>
+        <w:t>n</w:t>
+      </w:r>
+      <w:del w:id="97" w:author="J.T. Menchaca" w:date="2026-05-13T00:57:49Z" w16du:dateUtc="2026-05-13T00:57:49Z">
+        <w:r>
+          <w:rPr/>
+          <w:delText>tional</w:delText>
+        </w:r>
+      </w:del>
+      <w:ins w:id="93" w:author="J.T. Menchaca" w:date="2026-05-13T00:57:49Z" w16du:dateUtc="2026-05-13T00:57:49Z">
+        <w:r>
+          <w:rPr/>
+          <w:t>d</w:t>
+        </w:r>
+      </w:ins>
+      <w:r>
+        <w:t xml:space="preserve"> </w:t>
+      </w:r>
+      <w:del w:id="98" w:author="J.T. Menchaca" w:date="2026-05-13T00:57:49Z" w16du:dateUtc="2026-05-13T00:57:49Z">
+        <w:r>
+          <w:rPr/>
+          <w:delText>tools</w:delText>
+        </w:r>
+      </w:del>
+      <w:ins w:id="94" w:author="J.T. Menchaca" w:date="2026-05-13T00:57:49Z" w16du:dateUtc="2026-05-13T00:57:49Z">
+        <w:r>
+          <w:rPr/>
+          <w:t>R</w:t>
+        </w:r>
+      </w:ins>
+      <w:r>
+        <w:t>, particularly in the most consequential categories.</w:t>
       </w:r>
     </w:p>
     <w:p>
@@ -138,7 +1235,52 @@
         <w:pStyle w:val="Heading3"/>
       </w:pPr>
       <w:r>
-        <w:t>Clinical Data Transformation Errors Are Common, Consequential, and Often Invisible</w:t>
+        <w:t xml:space="preserve">Clinical Data </w:t>
+      </w:r>
+      <w:del w:id="100" w:author="J.T. Menchaca" w:date="2026-05-13T00:58:35Z" w16du:dateUtc="2026-05-13T00:58:35Z">
+        <w:r>
+          <w:rPr/>
+          <w:delText>T</w:delText>
+        </w:r>
+      </w:del>
+      <w:ins w:id="95" w:author="J.T. Menchaca" w:date="2026-05-13T00:58:35Z" w16du:dateUtc="2026-05-13T00:58:35Z">
+        <w:r>
+          <w:rPr/>
+          <w:t>P</w:t>
+        </w:r>
+      </w:ins>
+      <w:r>
+        <w:t>r</w:t>
+      </w:r>
+      <w:del w:id="101" w:author="J.T. Menchaca" w:date="2026-05-13T00:58:35Z" w16du:dateUtc="2026-05-13T00:58:35Z">
+        <w:r>
+          <w:rPr/>
+          <w:delText>a</w:delText>
+        </w:r>
+      </w:del>
+      <w:ins w:id="96" w:author="J.T. Menchaca" w:date="2026-05-13T00:58:35Z" w16du:dateUtc="2026-05-13T00:58:35Z">
+        <w:r>
+          <w:rPr/>
+          <w:t>ocessi</w:t>
+        </w:r>
+      </w:ins>
+      <w:r>
+        <w:t>n</w:t>
+      </w:r>
+      <w:del w:id="102" w:author="J.T. Menchaca" w:date="2026-05-13T00:58:35Z" w16du:dateUtc="2026-05-13T00:58:35Z">
+        <w:r>
+          <w:rPr/>
+          <w:delText>sformation</w:delText>
+        </w:r>
+      </w:del>
+      <w:ins w:id="97" w:author="J.T. Menchaca" w:date="2026-05-13T00:58:35Z" w16du:dateUtc="2026-05-13T00:58:35Z">
+        <w:r>
+          <w:rPr/>
+          <w:t>g</w:t>
+        </w:r>
+      </w:ins>
+      <w:r>
+        <w:t xml:space="preserve"> Errors Are Common, Consequential, and Often Invisible</w:t>
       </w:r>
     </w:p>
     <w:p>
@@ -146,7 +1288,400 @@
         <w:pStyle w:val="FirstParagraph"/>
       </w:pPr>
       <w:r>
-        <w:t>Clinical data work depends on tables. Patient demographics, encounters, diagnoses, medications, laboratory results, vital signs, claims, and device streams are usually transformed through a series of table operations before they are analyzed. A typical workflow may read data from files or databases, select a subset of columns, join several tables, convert strings into numbers or dates, reshape long data into wide form, group records by patient or encounter, summarize measurements, and then pass the result into a statistical model or dashboard.</w:t>
+        <w:t xml:space="preserve">Clinical data work </w:t>
+      </w:r>
+      <w:del w:id="112" w:author="J.T. Menchaca" w:date="2026-05-13T01:00:36Z" w16du:dateUtc="2026-05-13T01:00:36Z">
+        <w:r>
+          <w:rPr/>
+          <w:delText>d</w:delText>
+        </w:r>
+      </w:del>
+      <w:ins w:id="103" w:author="J.T. Menchaca" w:date="2026-05-13T01:00:36Z" w16du:dateUtc="2026-05-13T01:00:36Z">
+        <w:r>
+          <w:rPr/>
+          <w:t>involves many processing st</w:t>
+        </w:r>
+      </w:ins>
+      <w:r>
+        <w:t>ep</w:t>
+      </w:r>
+      <w:del w:id="113" w:author="J.T. Menchaca" w:date="2026-05-13T01:00:36Z" w16du:dateUtc="2026-05-13T01:00:36Z">
+        <w:r>
+          <w:rPr/>
+          <w:delText>ends on table</w:delText>
+        </w:r>
+      </w:del>
+      <w:del w:id="104" w:author="J.T. Menchaca" w:date="2026-05-13T00:59:37Z" w16du:dateUtc="2026-05-13T00:59:37Z">
+        <w:r>
+          <w:rPr/>
+          <w:delText>ms, and device strea</w:delText>
+        </w:r>
+      </w:del>
+      <w:r>
+        <w:t xml:space="preserve">s. Patient demographics, encounters, diagnoses, medications, laboratory results, vital signs, </w:t>
+      </w:r>
+      <w:ins w:id="98" w:author="J.T. Menchaca" w:date="2026-05-13T00:59:37Z" w16du:dateUtc="2026-05-13T00:59:37Z">
+        <w:r>
+          <w:rPr/>
+          <w:t xml:space="preserve">and </w:t>
+        </w:r>
+      </w:ins>
+      <w:r>
+        <w:t>clai</w:t>
+      </w:r>
+      <w:r>
+        <w:t xml:space="preserve">ms </w:t>
+      </w:r>
+      <w:del w:id="114" w:author="J.T. Menchaca" w:date="2026-05-13T01:00:36Z" w16du:dateUtc="2026-05-13T01:00:36Z">
+        <w:r>
+          <w:rPr/>
+          <w:delText>ar</w:delText>
+        </w:r>
+      </w:del>
+      <w:ins w:id="104" w:author="J.T. Menchaca" w:date="2026-05-13T01:00:36Z" w16du:dateUtc="2026-05-13T01:00:36Z">
+        <w:r>
+          <w:rPr/>
+          <w:t>must b</w:t>
+        </w:r>
+      </w:ins>
+      <w:r>
+        <w:t xml:space="preserve">e </w:t>
+      </w:r>
+      <w:del w:id="105" w:author="J.T. Menchaca" w:date="2026-05-13T00:59:37Z" w16du:dateUtc="2026-05-13T00:59:37Z">
+        <w:r>
+          <w:rPr/>
+          <w:delText>t</w:delText>
+        </w:r>
+      </w:del>
+      <w:del w:id="106" w:author="J.T. Menchaca" w:date="2026-05-13T00:59:37Z" w16du:dateUtc="2026-05-13T00:59:37Z">
+        <w:r>
+          <w:rPr/>
+          <w:delText>an</w:delText>
+        </w:r>
+      </w:del>
+      <w:del w:id="107" w:author="J.T. Menchaca" w:date="2026-05-13T00:59:37Z" w16du:dateUtc="2026-05-13T00:59:37Z">
+        <w:r>
+          <w:rPr/>
+          <w:delText>form</w:delText>
+        </w:r>
+      </w:del>
+      <w:del w:id="115" w:author="J.T. Menchaca" w:date="2026-05-13T01:00:36Z" w16du:dateUtc="2026-05-13T01:00:36Z">
+        <w:r>
+          <w:rPr/>
+          <w:delText xml:space="preserve">usually </w:delText>
+        </w:r>
+      </w:del>
+      <w:del w:id="116" w:author="J.T. Menchaca" w:date="2026-05-13T01:00:36Z" w16du:dateUtc="2026-05-13T01:00:36Z">
+        <w:r>
+          <w:rPr/>
+          <w:delText>p</w:delText>
+        </w:r>
+      </w:del>
+      <w:del w:id="117" w:author="J.T. Menchaca" w:date="2026-05-13T01:00:36Z" w16du:dateUtc="2026-05-13T01:00:36Z">
+        <w:r>
+          <w:rPr/>
+          <w:delText>r</w:delText>
+        </w:r>
+      </w:del>
+      <w:del w:id="118" w:author="J.T. Menchaca" w:date="2026-05-13T01:00:36Z" w16du:dateUtc="2026-05-13T01:00:36Z">
+        <w:r>
+          <w:rPr/>
+          <w:delText>oce</w:delText>
+        </w:r>
+      </w:del>
+      <w:del w:id="119" w:author="J.T. Menchaca" w:date="2026-05-13T01:00:36Z" w16du:dateUtc="2026-05-13T01:00:36Z">
+        <w:r>
+          <w:rPr/>
+          <w:delText>s</w:delText>
+        </w:r>
+      </w:del>
+      <w:ins w:id="101" w:author="J.T. Menchaca" w:date="2026-05-13T00:59:37Z" w16du:dateUtc="2026-05-13T00:59:37Z">
+        <w:r>
+          <w:rPr/>
+          <w:t>s</w:t>
+        </w:r>
+      </w:ins>
+      <w:r>
+        <w:t>e</w:t>
+      </w:r>
+      <w:ins w:id="105" w:author="J.T. Menchaca" w:date="2026-05-13T01:00:36Z" w16du:dateUtc="2026-05-13T01:00:36Z">
+        <w:r>
+          <w:rPr/>
+          <w:t>lecte</w:t>
+        </w:r>
+      </w:ins>
+      <w:r>
+        <w:t>d</w:t>
+      </w:r>
+      <w:ins w:id="106" w:author="J.T. Menchaca" w:date="2026-05-13T01:00:36Z" w16du:dateUtc="2026-05-13T01:00:36Z">
+        <w:r>
+          <w:rPr/>
+          <w:t>,</w:t>
+        </w:r>
+      </w:ins>
+      <w:r>
+        <w:t xml:space="preserve"> </w:t>
+      </w:r>
+      <w:ins w:id="107" w:author="J.T. Menchaca" w:date="2026-05-13T01:00:36Z" w16du:dateUtc="2026-05-13T01:00:36Z">
+        <w:r>
+          <w:rPr/>
+          <w:t>joined, conver</w:t>
+        </w:r>
+      </w:ins>
+      <w:r>
+        <w:t>t</w:t>
+      </w:r>
+      <w:del w:id="120" w:author="J.T. Menchaca" w:date="2026-05-13T01:00:36Z" w16du:dateUtc="2026-05-13T01:00:36Z">
+        <w:r>
+          <w:rPr/>
+          <w:delText>h</w:delText>
+        </w:r>
+      </w:del>
+      <w:ins w:id="108" w:author="J.T. Menchaca" w:date="2026-05-13T01:00:36Z" w16du:dateUtc="2026-05-13T01:00:36Z">
+        <w:r>
+          <w:rPr/>
+          <w:t>ed, g</w:t>
+        </w:r>
+      </w:ins>
+      <w:r>
+        <w:t>rou</w:t>
+      </w:r>
+      <w:del w:id="121" w:author="J.T. Menchaca" w:date="2026-05-13T01:00:36Z" w16du:dateUtc="2026-05-13T01:00:36Z">
+        <w:r>
+          <w:rPr/>
+          <w:delText>gh</w:delText>
+        </w:r>
+      </w:del>
+      <w:ins w:id="109" w:author="J.T. Menchaca" w:date="2026-05-13T01:00:36Z" w16du:dateUtc="2026-05-13T01:00:36Z">
+        <w:r>
+          <w:rPr/>
+          <w:t>ped,</w:t>
+        </w:r>
+      </w:ins>
+      <w:r>
+        <w:t xml:space="preserve"> a</w:t>
+      </w:r>
+      <w:ins w:id="110" w:author="J.T. Menchaca" w:date="2026-05-13T01:00:36Z" w16du:dateUtc="2026-05-13T01:00:36Z">
+        <w:r>
+          <w:rPr/>
+          <w:t>nd</w:t>
+        </w:r>
+      </w:ins>
+      <w:r>
+        <w:t xml:space="preserve"> s</w:t>
+      </w:r>
+      <w:del w:id="122" w:author="J.T. Menchaca" w:date="2026-05-13T01:00:36Z" w16du:dateUtc="2026-05-13T01:00:36Z">
+        <w:r>
+          <w:rPr/>
+          <w:delText>e</w:delText>
+        </w:r>
+      </w:del>
+      <w:ins w:id="111" w:author="J.T. Menchaca" w:date="2026-05-13T01:00:36Z" w16du:dateUtc="2026-05-13T01:00:36Z">
+        <w:r>
+          <w:rPr/>
+          <w:t>umma</w:t>
+        </w:r>
+      </w:ins>
+      <w:r>
+        <w:t>ri</w:t>
+      </w:r>
+      <w:ins w:id="112" w:author="J.T. Menchaca" w:date="2026-05-13T01:00:36Z" w16du:dateUtc="2026-05-13T01:00:36Z">
+        <w:r>
+          <w:rPr/>
+          <w:t>z</w:t>
+        </w:r>
+      </w:ins>
+      <w:r>
+        <w:t>e</w:t>
+      </w:r>
+      <w:del w:id="108" w:author="J.T. Menchaca" w:date="2026-05-13T00:59:37Z" w16du:dateUtc="2026-05-13T00:59:37Z">
+        <w:r>
+          <w:rPr/>
+          <w:delText>abl</w:delText>
+        </w:r>
+      </w:del>
+      <w:del w:id="109" w:author="J.T. Menchaca" w:date="2026-05-13T00:59:37Z" w16du:dateUtc="2026-05-13T00:59:37Z">
+        <w:r>
+          <w:rPr/>
+          <w:delText xml:space="preserve"> o</w:delText>
+        </w:r>
+      </w:del>
+      <w:del w:id="110" w:author="J.T. Menchaca" w:date="2026-05-13T00:59:37Z" w16du:dateUtc="2026-05-13T00:59:37Z">
+        <w:r>
+          <w:rPr/>
+          <w:delText>eration</w:delText>
+        </w:r>
+      </w:del>
+      <w:del w:id="123" w:author="J.T. Menchaca" w:date="2026-05-13T01:00:36Z" w16du:dateUtc="2026-05-13T01:00:36Z">
+        <w:r>
+          <w:rPr/>
+          <w:delText xml:space="preserve">s of </w:delText>
+        </w:r>
+      </w:del>
+      <w:del w:id="124" w:author="J.T. Menchaca" w:date="2026-05-13T01:00:36Z" w16du:dateUtc="2026-05-13T01:00:36Z">
+        <w:r>
+          <w:rPr/>
+          <w:delText>s</w:delText>
+        </w:r>
+      </w:del>
+      <w:del w:id="125" w:author="J.T. Menchaca" w:date="2026-05-13T01:00:36Z" w16du:dateUtc="2026-05-13T01:00:36Z">
+        <w:r>
+          <w:rPr/>
+          <w:delText>t</w:delText>
+        </w:r>
+      </w:del>
+      <w:del w:id="126" w:author="J.T. Menchaca" w:date="2026-05-13T01:00:36Z" w16du:dateUtc="2026-05-13T01:00:36Z">
+        <w:r>
+          <w:rPr/>
+          <w:delText>e</w:delText>
+        </w:r>
+      </w:del>
+      <w:del w:id="127" w:author="J.T. Menchaca" w:date="2026-05-13T01:00:36Z" w16du:dateUtc="2026-05-13T01:00:36Z">
+        <w:r>
+          <w:rPr/>
+          <w:delText>p</w:delText>
+        </w:r>
+      </w:del>
+      <w:del w:id="128" w:author="J.T. Menchaca" w:date="2026-05-13T01:00:36Z" w16du:dateUtc="2026-05-13T01:00:36Z">
+        <w:r>
+          <w:rPr/>
+          <w:delText>s</w:delText>
+        </w:r>
+      </w:del>
+      <w:ins w:id="113" w:author="J.T. Menchaca" w:date="2026-05-13T01:00:36Z" w16du:dateUtc="2026-05-13T01:00:36Z">
+        <w:r>
+          <w:rPr/>
+          <w:t>d</w:t>
+        </w:r>
+      </w:ins>
+      <w:r>
+        <w:t xml:space="preserve"> before they </w:t>
+      </w:r>
+      <w:ins w:id="114" w:author="J.T. Menchaca" w:date="2026-05-13T01:00:36Z" w16du:dateUtc="2026-05-13T01:00:36Z">
+        <w:r>
+          <w:rPr/>
+          <w:t>c</w:t>
+        </w:r>
+      </w:ins>
+      <w:r>
+        <w:t>a</w:t>
+      </w:r>
+      <w:del w:id="129" w:author="J.T. Menchaca" w:date="2026-05-13T01:00:36Z" w16du:dateUtc="2026-05-13T01:00:36Z">
+        <w:r>
+          <w:rPr/>
+          <w:delText>r</w:delText>
+        </w:r>
+      </w:del>
+      <w:ins w:id="115" w:author="J.T. Menchaca" w:date="2026-05-13T01:00:36Z" w16du:dateUtc="2026-05-13T01:00:36Z">
+        <w:r>
+          <w:rPr/>
+          <w:t>n b</w:t>
+        </w:r>
+      </w:ins>
+      <w:r>
+        <w:t xml:space="preserve">e analyzed. A typical workflow may read data from files or databases, select a subset of columns, join </w:t>
+      </w:r>
+      <w:ins w:id="116" w:author="J.T. Menchaca" w:date="2026-05-13T01:00:36Z" w16du:dateUtc="2026-05-13T01:00:36Z">
+        <w:r>
+          <w:rPr/>
+          <w:t>record</w:t>
+        </w:r>
+      </w:ins>
+      <w:r>
+        <w:t>s</w:t>
+      </w:r>
+      <w:del w:id="130" w:author="J.T. Menchaca" w:date="2026-05-13T01:00:36Z" w16du:dateUtc="2026-05-13T01:00:36Z">
+        <w:r>
+          <w:rPr/>
+          <w:delText>ev</w:delText>
+        </w:r>
+      </w:del>
+      <w:ins w:id="117" w:author="J.T. Menchaca" w:date="2026-05-13T01:00:36Z" w16du:dateUtc="2026-05-13T01:00:36Z">
+        <w:r>
+          <w:rPr/>
+          <w:t xml:space="preserve"> from diff</w:t>
+        </w:r>
+      </w:ins>
+      <w:r>
+        <w:t>er</w:t>
+      </w:r>
+      <w:del w:id="131" w:author="J.T. Menchaca" w:date="2026-05-13T01:00:36Z" w16du:dateUtc="2026-05-13T01:00:36Z">
+        <w:r>
+          <w:rPr/>
+          <w:delText>al</w:delText>
+        </w:r>
+      </w:del>
+      <w:ins w:id="118" w:author="J.T. Menchaca" w:date="2026-05-13T01:00:36Z" w16du:dateUtc="2026-05-13T01:00:36Z">
+        <w:r>
+          <w:rPr/>
+          <w:t>ent</w:t>
+        </w:r>
+      </w:ins>
+      <w:r>
+        <w:t xml:space="preserve"> </w:t>
+      </w:r>
+      <w:del w:id="132" w:author="J.T. Menchaca" w:date="2026-05-13T01:00:36Z" w16du:dateUtc="2026-05-13T01:00:36Z">
+        <w:r>
+          <w:rPr/>
+          <w:delText>tabl</w:delText>
+        </w:r>
+      </w:del>
+      <w:ins w:id="119" w:author="J.T. Menchaca" w:date="2026-05-13T01:00:36Z" w16du:dateUtc="2026-05-13T01:00:36Z">
+        <w:r>
+          <w:rPr/>
+          <w:t>sourc</w:t>
+        </w:r>
+      </w:ins>
+      <w:r>
+        <w:t>es, convert strings into numbers or dates, re</w:t>
+      </w:r>
+      <w:del w:id="133" w:author="J.T. Menchaca" w:date="2026-05-13T01:00:36Z" w16du:dateUtc="2026-05-13T01:00:36Z">
+        <w:r>
+          <w:rPr/>
+          <w:delText>sh</w:delText>
+        </w:r>
+      </w:del>
+      <w:ins w:id="120" w:author="J.T. Menchaca" w:date="2026-05-13T01:00:36Z" w16du:dateUtc="2026-05-13T01:00:36Z">
+        <w:r>
+          <w:rPr/>
+          <w:t>org</w:t>
+        </w:r>
+      </w:ins>
+      <w:r>
+        <w:t>a</w:t>
+      </w:r>
+      <w:del w:id="134" w:author="J.T. Menchaca" w:date="2026-05-13T01:00:36Z" w16du:dateUtc="2026-05-13T01:00:36Z">
+        <w:r>
+          <w:rPr/>
+          <w:delText>p</w:delText>
+        </w:r>
+      </w:del>
+      <w:ins w:id="121" w:author="J.T. Menchaca" w:date="2026-05-13T01:00:36Z" w16du:dateUtc="2026-05-13T01:00:36Z">
+        <w:r>
+          <w:rPr/>
+          <w:t>niz</w:t>
+        </w:r>
+      </w:ins>
+      <w:r>
+        <w:t>e</w:t>
+      </w:r>
+      <w:ins w:id="122" w:author="J.T. Menchaca" w:date="2026-05-13T01:00:36Z" w16du:dateUtc="2026-05-13T01:00:36Z">
+        <w:r>
+          <w:rPr/>
+          <w:t xml:space="preserve"> data from</w:t>
+        </w:r>
+      </w:ins>
+      <w:r>
+        <w:t xml:space="preserve"> long </w:t>
+      </w:r>
+      <w:del w:id="135" w:author="J.T. Menchaca" w:date="2026-05-13T01:00:36Z" w16du:dateUtc="2026-05-13T01:00:36Z">
+        <w:r>
+          <w:rPr/>
+          <w:delText>data in</w:delText>
+        </w:r>
+      </w:del>
+      <w:r>
+        <w:t>to wide form, group records by patient or encounter, summarize measurements, and then pass the result into a statistical model or dashboard.</w:t>
       </w:r>
     </w:p>
     <w:p>
@@ -154,19 +1689,363 @@
         <w:pStyle w:val="BodyText"/>
       </w:pPr>
       <w:r>
-        <w:t>These steps are routine, but they are also a well-documented source of error. And the consequences of such errors can be large enough to change study conclusions.[4][6][7] A column may be misspelled. A column that existed early in a workflow may no longer exist. Missing values can be introduced after joining two data tables with incomplete data. Numeric laboratory results might have a string of text where a number was expected. A missing dose quantity might lead a medication prescription to be misinterpreted, converted, or silently excluded depending on the programming language being used.</w:t>
+        <w:t>These steps are routine, but they are also a well-documented source of error. And the consequences of such errors can be large enough to change study conclusions.[4][6][7] A column may be misspelled. A column that existed early in a workflow may no longer exist. Missing values can be introduced after joining two data</w:t>
+      </w:r>
+      <w:del w:id="137" w:author="J.T. Menchaca" w:date="2026-05-13T01:01:40Z" w16du:dateUtc="2026-05-13T01:01:40Z">
+        <w:r>
+          <w:rPr/>
+          <w:delText xml:space="preserve"> </w:delText>
+        </w:r>
+      </w:del>
+      <w:ins w:id="123" w:author="J.T. Menchaca" w:date="2026-05-13T01:01:40Z" w16du:dateUtc="2026-05-13T01:01:40Z">
+        <w:r>
+          <w:rPr/>
+          <w:t>se</w:t>
+        </w:r>
+      </w:ins>
+      <w:r>
+        <w:t>t</w:t>
+      </w:r>
+      <w:del w:id="138" w:author="J.T. Menchaca" w:date="2026-05-13T01:01:40Z" w16du:dateUtc="2026-05-13T01:01:40Z">
+        <w:r>
+          <w:rPr/>
+          <w:delText>able</w:delText>
+        </w:r>
+      </w:del>
+      <w:r>
+        <w:t>s with incomplete data. Numeric laboratory results might have a string of text where a number was expected. A missing dose quantity might lead a medication prescription to be misinterpreted, converted, or silently excluded depending on the programming language being used.</w:t>
       </w:r>
     </w:p>
     <w:p>
       <w:pPr>
         <w:pStyle w:val="BodyText"/>
       </w:pPr>
-      <w:r>
-        <w:t xml:space="preserve">Most clinical data analysis is performed in Python or R, both powerful and widely used programming languages but designed so that many errors can only be discovered after the code runs. Some errors are clear because the program stops immediately after the error occurs. Others are harder to detect because the program </w:t>
-      </w:r>
-      <w:r>
-        <w:lastRenderedPageBreak/>
-        <w:t>continues and may produce a plausible result. Silent continuation is particularly risky in clinical data workflows because an apparently valid result may be used downstream for cohort definition, quality measurement, modeling, or clinical decision support.</w:t>
+      <w:del w:id="140" w:author="J.T. Menchaca" w:date="2026-05-13T01:02:28Z" w16du:dateUtc="2026-05-13T01:02:28Z">
+        <w:r>
+          <w:rPr/>
+          <w:delText xml:space="preserve">both powerful and widely used </w:delText>
+        </w:r>
+      </w:del>
+      <w:del w:id="141" w:author="J.T. Menchaca" w:date="2026-05-13T01:02:28Z" w16du:dateUtc="2026-05-13T01:02:28Z">
+        <w:r>
+          <w:rPr/>
+          <w:delText xml:space="preserve">but designed so </w:delText>
+        </w:r>
+      </w:del>
+      <w:del w:id="142" w:author="J.T. Menchaca" w:date="2026-05-13T01:02:28Z" w16du:dateUtc="2026-05-13T01:02:28Z">
+        <w:r>
+          <w:rPr/>
+          <w:delText>many</w:delText>
+        </w:r>
+      </w:del>
+      <w:del w:id="143" w:author="J.T. Menchaca" w:date="2026-05-13T01:02:28Z" w16du:dateUtc="2026-05-13T01:02:28Z">
+        <w:r>
+          <w:rPr/>
+          <w:delText xml:space="preserve">can </w:delText>
+        </w:r>
+      </w:del>
+      <w:del w:id="144" w:author="J.T. Menchaca" w:date="2026-05-13T01:02:28Z" w16du:dateUtc="2026-05-13T01:02:28Z">
+        <w:r>
+          <w:rPr/>
+          <w:delText>b</w:delText>
+        </w:r>
+      </w:del>
+      <w:del w:id="145" w:author="J.T. Menchaca" w:date="2026-05-13T01:02:28Z" w16du:dateUtc="2026-05-13T01:02:28Z">
+        <w:r>
+          <w:rPr/>
+          <w:delText xml:space="preserve"> discovered after</w:delText>
+        </w:r>
+      </w:del>
+      <w:r>
+        <w:t xml:space="preserve">Most clinical data analysis is performed in Python or R, </w:t>
+      </w:r>
+      <w:r>
+        <w:t xml:space="preserve">programming languages </w:t>
+      </w:r>
+      <w:r>
+        <w:t xml:space="preserve">that </w:t>
+      </w:r>
+      <w:ins w:id="124" w:author="J.T. Menchaca" w:date="2026-05-13T01:02:28Z" w16du:dateUtc="2026-05-13T01:02:28Z">
+        <w:r>
+          <w:rPr/>
+          <w:t>check for</w:t>
+        </w:r>
+      </w:ins>
+      <w:r>
+        <w:t xml:space="preserve"> errors </w:t>
+      </w:r>
+      <w:r>
+        <w:t xml:space="preserve">only </w:t>
+      </w:r>
+      <w:ins w:id="125" w:author="J.T. Menchaca" w:date="2026-05-13T01:02:28Z" w16du:dateUtc="2026-05-13T01:02:28Z">
+        <w:r>
+          <w:rPr/>
+          <w:t>wh</w:t>
+        </w:r>
+      </w:ins>
+      <w:r>
+        <w:t>e</w:t>
+      </w:r>
+      <w:ins w:id="126" w:author="J.T. Menchaca" w:date="2026-05-13T01:02:28Z" w16du:dateUtc="2026-05-13T01:02:28Z">
+        <w:r>
+          <w:rPr/>
+          <w:t>n</w:t>
+        </w:r>
+      </w:ins>
+      <w:r>
+        <w:t xml:space="preserve"> the code runs</w:t>
+      </w:r>
+      <w:ins w:id="212" w:author="J.T. Menchaca" w:date="2026-05-13T01:14:53Z" w16du:dateUtc="2026-05-13T01:14:53Z">
+        <w:r>
+          <w:rPr/>
+          <w:t xml:space="preserve"> (called runtime checking)</w:t>
+        </w:r>
+      </w:ins>
+      <w:del w:id="147" w:author="J.T. Menchaca" w:date="2026-05-13T01:03:10Z" w16du:dateUtc="2026-05-13T01:03:10Z">
+        <w:r>
+          <w:rPr/>
+          <w:delText>d ma</w:delText>
+        </w:r>
+      </w:del>
+      <w:del w:id="148" w:author="J.T. Menchaca" w:date="2026-05-13T01:03:10Z" w16du:dateUtc="2026-05-13T01:03:10Z">
+        <w:r>
+          <w:rPr/>
+          <w:delText>produce a plau</w:delText>
+        </w:r>
+      </w:del>
+      <w:del w:id="149" w:author="J.T. Menchaca" w:date="2026-05-13T01:03:10Z" w16du:dateUtc="2026-05-13T01:03:10Z">
+        <w:r>
+          <w:rPr/>
+          <w:delText>b</w:delText>
+        </w:r>
+      </w:del>
+      <w:del w:id="150" w:author="J.T. Menchaca" w:date="2026-05-13T01:03:10Z" w16du:dateUtc="2026-05-13T01:03:10Z">
+        <w:r>
+          <w:rPr/>
+          <w:delText>result. Sil</w:delText>
+        </w:r>
+      </w:del>
+      <w:del w:id="151" w:author="J.T. Menchaca" w:date="2026-05-13T01:03:10Z" w16du:dateUtc="2026-05-13T01:03:10Z">
+        <w:r>
+          <w:rPr/>
+          <w:delText>c</w:delText>
+        </w:r>
+      </w:del>
+      <w:del w:id="152" w:author="J.T. Menchaca" w:date="2026-05-13T01:03:10Z" w16du:dateUtc="2026-05-13T01:03:10Z">
+        <w:r>
+          <w:rPr/>
+          <w:delText>tinuatio</w:delText>
+        </w:r>
+      </w:del>
+      <w:del w:id="153" w:author="J.T. Menchaca" w:date="2026-05-13T01:03:10Z" w16du:dateUtc="2026-05-13T01:03:10Z">
+        <w:r>
+          <w:rPr/>
+          <w:delText>articularly ri</w:delText>
+        </w:r>
+      </w:del>
+      <w:del w:id="154" w:author="J.T. Menchaca" w:date="2026-05-13T01:03:10Z" w16du:dateUtc="2026-05-13T01:03:10Z">
+        <w:r>
+          <w:rPr/>
+          <w:delText>ky in clinical data workflows because</w:delText>
+        </w:r>
+      </w:del>
+      <w:del w:id="155" w:author="J.T. Menchaca" w:date="2026-05-13T01:03:10Z" w16du:dateUtc="2026-05-13T01:03:10Z">
+        <w:r>
+          <w:rPr/>
+          <w:delText>appa</w:delText>
+        </w:r>
+      </w:del>
+      <w:del w:id="156" w:author="J.T. Menchaca" w:date="2026-05-13T01:03:10Z" w16du:dateUtc="2026-05-13T01:03:10Z">
+        <w:r>
+          <w:rPr/>
+          <w:delText>n</w:delText>
+        </w:r>
+      </w:del>
+      <w:del w:id="157" w:author="J.T. Menchaca" w:date="2026-05-13T01:03:10Z" w16du:dateUtc="2026-05-13T01:03:10Z">
+        <w:r>
+          <w:rPr/>
+          <w:delText>ly valid</w:delText>
+        </w:r>
+      </w:del>
+      <w:del w:id="158" w:author="J.T. Menchaca" w:date="2026-05-13T01:03:10Z" w16du:dateUtc="2026-05-13T01:03:10Z">
+        <w:r>
+          <w:rPr/>
+          <w:delText>dow</w:delText>
+        </w:r>
+      </w:del>
+      <w:del w:id="159" w:author="J.T. Menchaca" w:date="2026-05-13T01:03:10Z" w16du:dateUtc="2026-05-13T01:03:10Z">
+        <w:r>
+          <w:rPr/>
+          <w:delText>r</w:delText>
+        </w:r>
+      </w:del>
+      <w:del w:id="160" w:author="J.T. Menchaca" w:date="2026-05-13T01:03:10Z" w16du:dateUtc="2026-05-13T01:03:10Z">
+        <w:r>
+          <w:rPr/>
+          <w:delText>am</w:delText>
+        </w:r>
+      </w:del>
+      <w:r>
+        <w:t xml:space="preserve">. Some errors are clear because the program stops immediately after the error occurs. Others are harder to detect because the program </w:t>
+      </w:r>
+      <w:r>
+        <w:t xml:space="preserve">continues </w:t>
+      </w:r>
+      <w:ins w:id="127" w:author="J.T. Menchaca" w:date="2026-05-13T01:03:10Z" w16du:dateUtc="2026-05-13T01:03:10Z">
+        <w:r>
+          <w:rPr/>
+          <w:t xml:space="preserve">without </w:t>
+        </w:r>
+      </w:ins>
+      <w:r>
+        <w:t>an</w:t>
+      </w:r>
+      <w:r>
+        <w:t xml:space="preserve">y </w:t>
+      </w:r>
+      <w:r>
+        <w:t>si</w:t>
+      </w:r>
+      <w:ins w:id="128" w:author="J.T. Menchaca" w:date="2026-05-13T01:03:10Z" w16du:dateUtc="2026-05-13T01:03:10Z">
+        <w:r>
+          <w:rPr/>
+          <w:t>gna</w:t>
+        </w:r>
+      </w:ins>
+      <w:r>
+        <w:t>l</w:t>
+      </w:r>
+      <w:ins w:id="129" w:author="J.T. Menchaca" w:date="2026-05-13T01:03:10Z" w16du:dateUtc="2026-05-13T01:03:10Z">
+        <w:r>
+          <w:rPr/>
+          <w:t xml:space="preserve"> that som</w:t>
+        </w:r>
+      </w:ins>
+      <w:r>
+        <w:t>e</w:t>
+      </w:r>
+      <w:ins w:id="130" w:author="J.T. Menchaca" w:date="2026-05-13T01:03:10Z" w16du:dateUtc="2026-05-13T01:03:10Z">
+        <w:r>
+          <w:rPr/>
+          <w:t>thing</w:t>
+        </w:r>
+      </w:ins>
+      <w:r>
+        <w:t xml:space="preserve"> </w:t>
+      </w:r>
+      <w:ins w:id="131" w:author="J.T. Menchaca" w:date="2026-05-13T01:03:10Z" w16du:dateUtc="2026-05-13T01:03:10Z">
+        <w:r>
+          <w:rPr/>
+          <w:t>w</w:t>
+        </w:r>
+      </w:ins>
+      <w:r>
+        <w:t xml:space="preserve">ent </w:t>
+      </w:r>
+      <w:ins w:id="132" w:author="J.T. Menchaca" w:date="2026-05-13T01:03:10Z" w16du:dateUtc="2026-05-13T01:03:10Z">
+        <w:r>
+          <w:rPr/>
+          <w:t>wr</w:t>
+        </w:r>
+      </w:ins>
+      <w:r>
+        <w:t>on</w:t>
+      </w:r>
+      <w:ins w:id="133" w:author="J.T. Menchaca" w:date="2026-05-13T01:03:10Z" w16du:dateUtc="2026-05-13T01:03:10Z">
+        <w:r>
+          <w:rPr/>
+          <w:t>g. Whe</w:t>
+        </w:r>
+      </w:ins>
+      <w:r>
+        <w:t xml:space="preserve">n </w:t>
+      </w:r>
+      <w:ins w:id="134" w:author="J.T. Menchaca" w:date="2026-05-13T01:03:10Z" w16du:dateUtc="2026-05-13T01:03:10Z">
+        <w:r>
+          <w:rPr/>
+          <w:t>th</w:t>
+        </w:r>
+      </w:ins>
+      <w:r>
+        <w:t xml:space="preserve">is </w:t>
+      </w:r>
+      <w:ins w:id="135" w:author="J.T. Menchaca" w:date="2026-05-13T01:03:10Z" w16du:dateUtc="2026-05-13T01:03:10Z">
+        <w:r>
+          <w:rPr/>
+          <w:t>ha</w:t>
+        </w:r>
+      </w:ins>
+      <w:r>
+        <w:t>p</w:t>
+      </w:r>
+      <w:ins w:id="136" w:author="J.T. Menchaca" w:date="2026-05-13T01:03:10Z" w16du:dateUtc="2026-05-13T01:03:10Z">
+        <w:r>
+          <w:rPr/>
+          <w:t>pen</w:t>
+        </w:r>
+      </w:ins>
+      <w:r>
+        <w:t>s</w:t>
+      </w:r>
+      <w:ins w:id="137" w:author="J.T. Menchaca" w:date="2026-05-13T01:03:10Z" w16du:dateUtc="2026-05-13T01:03:10Z">
+        <w:r>
+          <w:rPr/>
+          <w:t>,</w:t>
+        </w:r>
+      </w:ins>
+      <w:r>
+        <w:t xml:space="preserve"> an </w:t>
+      </w:r>
+      <w:ins w:id="138" w:author="J.T. Menchaca" w:date="2026-05-13T01:03:10Z" w16du:dateUtc="2026-05-13T01:03:10Z">
+        <w:r>
+          <w:rPr/>
+          <w:t>incor</w:t>
+        </w:r>
+      </w:ins>
+      <w:r>
+        <w:t>re</w:t>
+      </w:r>
+      <w:ins w:id="139" w:author="J.T. Menchaca" w:date="2026-05-13T01:03:10Z" w16du:dateUtc="2026-05-13T01:03:10Z">
+        <w:r>
+          <w:rPr/>
+          <w:t>c</w:t>
+        </w:r>
+      </w:ins>
+      <w:r>
+        <w:t>t</w:t>
+      </w:r>
+      <w:r>
+        <w:t xml:space="preserve"> result may be used </w:t>
+      </w:r>
+      <w:ins w:id="140" w:author="J.T. Menchaca" w:date="2026-05-13T01:03:10Z" w16du:dateUtc="2026-05-13T01:03:10Z">
+        <w:r>
+          <w:rPr/>
+          <w:t>i</w:t>
+        </w:r>
+      </w:ins>
+      <w:r>
+        <w:t>n</w:t>
+      </w:r>
+      <w:ins w:id="141" w:author="J.T. Menchaca" w:date="2026-05-13T01:03:10Z" w16du:dateUtc="2026-05-13T01:03:10Z">
+        <w:r>
+          <w:rPr/>
+          <w:t xml:space="preserve"> later </w:t>
+        </w:r>
+      </w:ins>
+      <w:r>
+        <w:t>st</w:t>
+      </w:r>
+      <w:r>
+        <w:t>e</w:t>
+      </w:r>
+      <w:ins w:id="142" w:author="J.T. Menchaca" w:date="2026-05-13T01:03:10Z" w16du:dateUtc="2026-05-13T01:03:10Z">
+        <w:r>
+          <w:rPr/>
+          <w:t>ps</w:t>
+        </w:r>
+      </w:ins>
+      <w:r>
+        <w:t xml:space="preserve"> for cohort definition, quality measurement, modeling, or clinical decision support.</w:t>
       </w:r>
     </w:p>
     <w:p>
@@ -174,15 +2053,255 @@
         <w:pStyle w:val="BodyText"/>
       </w:pPr>
       <w:r>
-        <w:t>One analysis found that 25 to 58% of eligible patients were silently dropped from a breast cancer cohort before any researcher touched the data.[11] In a survey across 14 US sites, nearly all Chief Medical Information Officers reported at least one alert malfunction caused by data changes that silently broke decision logic.[10]</w:t>
+        <w:t xml:space="preserve">One analysis found that 25 to 58% of eligible patients were silently dropped from a breast cancer cohort before any researcher touched the data.[11] In a survey across 14 US sites, nearly all Chief Medical Information Officers reported at least one alert malfunction caused by data changes that silently broke </w:t>
+      </w:r>
+      <w:ins w:id="143" w:author="J.T. Menchaca" w:date="2026-05-13T01:03:42Z" w16du:dateUtc="2026-05-13T01:03:42Z">
+        <w:r>
+          <w:rPr/>
+          <w:t xml:space="preserve">clinical </w:t>
+        </w:r>
+      </w:ins>
+      <w:r>
+        <w:t xml:space="preserve">decision </w:t>
+      </w:r>
+      <w:ins w:id="144" w:author="J.T. Menchaca" w:date="2026-05-13T01:03:42Z" w16du:dateUtc="2026-05-13T01:03:42Z">
+        <w:r>
+          <w:rPr/>
+          <w:t>support ru</w:t>
+        </w:r>
+      </w:ins>
+      <w:r>
+        <w:t>l</w:t>
+      </w:r>
+      <w:del w:id="162" w:author="J.T. Menchaca" w:date="2026-05-13T01:03:42Z" w16du:dateUtc="2026-05-13T01:03:42Z">
+        <w:r>
+          <w:rPr/>
+          <w:delText>ogic</w:delText>
+        </w:r>
+      </w:del>
+      <w:ins w:id="145" w:author="J.T. Menchaca" w:date="2026-05-13T01:03:42Z" w16du:dateUtc="2026-05-13T01:03:42Z">
+        <w:r>
+          <w:rPr/>
+          <w:t>es</w:t>
+        </w:r>
+      </w:ins>
+      <w:r>
+        <w:t>.[10]</w:t>
       </w:r>
     </w:p>
     <w:p>
       <w:pPr>
         <w:pStyle w:val="BodyText"/>
       </w:pPr>
-      <w:r>
-        <w:t>In contrast to tools like Python and R, programming languages with static type systems are designed specifically to prevent errors before code is run. These languages are widely used in other fields of software engineering, mathematics, and computer science. The theoretical foundation is well established, and these type systems are designed so that certain categories of errors are caught before the code runs.[18][19]</w:t>
+      <w:del w:id="164" w:author="J.T. Menchaca" w:date="2026-05-13T01:06:58Z" w16du:dateUtc="2026-05-13T01:06:58Z">
+        <w:r>
+          <w:rPr/>
+          <w:delText xml:space="preserve">tools like </w:delText>
+        </w:r>
+      </w:del>
+      <w:del w:id="165" w:author="J.T. Menchaca" w:date="2026-05-13T01:06:58Z" w16du:dateUtc="2026-05-13T01:06:58Z">
+        <w:r>
+          <w:rPr/>
+          <w:delText xml:space="preserve">with static type systems </w:delText>
+        </w:r>
+      </w:del>
+      <w:del w:id="166" w:author="J.T. Menchaca" w:date="2026-05-13T01:06:58Z" w16du:dateUtc="2026-05-13T01:06:58Z">
+        <w:r>
+          <w:rPr/>
+          <w:delText xml:space="preserve">specifically </w:delText>
+        </w:r>
+      </w:del>
+      <w:del w:id="167" w:author="J.T. Menchaca" w:date="2026-05-13T01:06:58Z" w16du:dateUtc="2026-05-13T01:06:58Z">
+        <w:r>
+          <w:rPr/>
+          <w:delText>pr</w:delText>
+        </w:r>
+      </w:del>
+      <w:del w:id="168" w:author="J.T. Menchaca" w:date="2026-05-13T01:06:58Z" w16du:dateUtc="2026-05-13T01:06:58Z">
+        <w:r>
+          <w:rPr/>
+          <w:delText>vent</w:delText>
+        </w:r>
+      </w:del>
+      <w:del w:id="169" w:author="J.T. Menchaca" w:date="2026-05-13T01:06:58Z" w16du:dateUtc="2026-05-13T01:06:58Z">
+        <w:r>
+          <w:rPr/>
+          <w:delText>errors be</w:delText>
+        </w:r>
+      </w:del>
+      <w:del w:id="170" w:author="J.T. Menchaca" w:date="2026-05-13T01:06:58Z" w16du:dateUtc="2026-05-13T01:06:58Z">
+        <w:r>
+          <w:rPr/>
+          <w:delText>e code is run. These languages are widely used in other fields of software engineering, mathematics, and computer science. The theoretical foundation is well established, and these type systems are designed so that</w:delText>
+        </w:r>
+      </w:del>
+      <w:del w:id="171" w:author="J.T. Menchaca" w:date="2026-05-13T01:06:58Z" w16du:dateUtc="2026-05-13T01:06:58Z">
+        <w:r>
+          <w:rPr/>
+          <w:delText xml:space="preserve">are caught </w:delText>
+        </w:r>
+      </w:del>
+      <w:r>
+        <w:t xml:space="preserve">In contrast to </w:t>
+      </w:r>
+      <w:r>
+        <w:t>Python and R,</w:t>
+      </w:r>
+      <w:ins w:id="146" w:author="J.T. Menchaca" w:date="2026-05-13T01:06:58Z" w16du:dateUtc="2026-05-13T01:06:58Z">
+        <w:r>
+          <w:rPr/>
+          <w:t xml:space="preserve"> some</w:t>
+        </w:r>
+      </w:ins>
+      <w:r>
+        <w:t xml:space="preserve"> programming languages </w:t>
+      </w:r>
+      <w:del w:id="293" w:author="J.T. Menchaca" w:date="2026-05-13T01:18:44Z" w16du:dateUtc="2026-05-13T01:18:44Z">
+        <w:r>
+          <w:rPr/>
+          <w:delText>ar</w:delText>
+        </w:r>
+      </w:del>
+      <w:ins w:id="247" w:author="J.T. Menchaca" w:date="2026-05-13T01:18:44Z" w16du:dateUtc="2026-05-13T01:18:44Z">
+        <w:r>
+          <w:rPr/>
+          <w:t>includ</w:t>
+        </w:r>
+      </w:ins>
+      <w:r>
+        <w:t xml:space="preserve">e </w:t>
+      </w:r>
+      <w:del w:id="294" w:author="J.T. Menchaca" w:date="2026-05-13T01:18:44Z" w16du:dateUtc="2026-05-13T01:18:44Z">
+        <w:r>
+          <w:rPr/>
+          <w:delText>desi</w:delText>
+        </w:r>
+      </w:del>
+      <w:ins w:id="248" w:author="J.T. Menchaca" w:date="2026-05-13T01:18:44Z" w16du:dateUtc="2026-05-13T01:18:44Z">
+        <w:r>
+          <w:rPr/>
+          <w:t>a pro</w:t>
+        </w:r>
+      </w:ins>
+      <w:r>
+        <w:t>g</w:t>
+      </w:r>
+      <w:del w:id="295" w:author="J.T. Menchaca" w:date="2026-05-13T01:18:44Z" w16du:dateUtc="2026-05-13T01:18:44Z">
+        <w:r>
+          <w:rPr/>
+          <w:delText>n</w:delText>
+        </w:r>
+      </w:del>
+      <w:ins w:id="249" w:author="J.T. Menchaca" w:date="2026-05-13T01:18:44Z" w16du:dateUtc="2026-05-13T01:18:44Z">
+        <w:r>
+          <w:rPr/>
+          <w:t>ram call</w:t>
+        </w:r>
+      </w:ins>
+      <w:r>
+        <w:t xml:space="preserve">ed </w:t>
+      </w:r>
+      <w:ins w:id="250" w:author="J.T. Menchaca" w:date="2026-05-13T01:18:44Z" w16du:dateUtc="2026-05-13T01:18:44Z">
+        <w:r>
+          <w:rPr/>
+          <w:t xml:space="preserve">a compiler </w:t>
+        </w:r>
+      </w:ins>
+      <w:r>
+        <w:t>t</w:t>
+      </w:r>
+      <w:del w:id="296" w:author="J.T. Menchaca" w:date="2026-05-13T01:18:44Z" w16du:dateUtc="2026-05-13T01:18:44Z">
+        <w:r>
+          <w:rPr/>
+          <w:delText>o</w:delText>
+        </w:r>
+      </w:del>
+      <w:ins w:id="251" w:author="J.T. Menchaca" w:date="2026-05-13T01:18:44Z" w16du:dateUtc="2026-05-13T01:18:44Z">
+        <w:r>
+          <w:rPr/>
+          <w:t>hat</w:t>
+        </w:r>
+      </w:ins>
+      <w:r>
+        <w:t xml:space="preserve"> </w:t>
+      </w:r>
+      <w:ins w:id="147" w:author="J.T. Menchaca" w:date="2026-05-13T01:06:58Z" w16du:dateUtc="2026-05-13T01:06:58Z">
+        <w:r>
+          <w:rPr/>
+          <w:t>ch</w:t>
+        </w:r>
+      </w:ins>
+      <w:r>
+        <w:t>e</w:t>
+      </w:r>
+      <w:ins w:id="148" w:author="J.T. Menchaca" w:date="2026-05-13T01:06:58Z" w16du:dateUtc="2026-05-13T01:06:58Z">
+        <w:r>
+          <w:rPr/>
+          <w:t>ck</w:t>
+        </w:r>
+      </w:ins>
+      <w:ins w:id="252" w:author="J.T. Menchaca" w:date="2026-05-13T01:18:44Z" w16du:dateUtc="2026-05-13T01:18:44Z">
+        <w:r>
+          <w:rPr/>
+          <w:t>s</w:t>
+        </w:r>
+      </w:ins>
+      <w:del w:id="235" w:author="J.T. Menchaca" w:date="2026-05-13T01:14:53Z" w16du:dateUtc="2026-05-13T01:14:53Z">
+        <w:r>
+          <w:rPr/>
+          <w:delText xml:space="preserve"> for this approach</w:delText>
+        </w:r>
+      </w:del>
+      <w:r>
+        <w:t xml:space="preserve"> </w:t>
+      </w:r>
+      <w:r>
+        <w:t>for</w:t>
+      </w:r>
+      <w:r>
+        <w:t xml:space="preserve"> certain categories of errors </w:t>
+      </w:r>
+      <w:r>
+        <w:t>before the code runs</w:t>
+      </w:r>
+      <w:ins w:id="149" w:author="J.T. Menchaca" w:date="2026-05-13T01:06:58Z" w16du:dateUtc="2026-05-13T01:06:58Z">
+        <w:r>
+          <w:rPr/>
+          <w:t>, using what is called a static type system. Th</w:t>
+        </w:r>
+      </w:ins>
+      <w:ins w:id="213" w:author="J.T. Menchaca" w:date="2026-05-13T01:14:53Z" w16du:dateUtc="2026-05-13T01:14:53Z">
+        <w:r>
+          <w:rPr/>
+          <w:t>is is call</w:t>
+        </w:r>
+      </w:ins>
+      <w:ins w:id="149" w:author="J.T. Menchaca" w:date="2026-05-13T01:06:58Z" w16du:dateUtc="2026-05-13T01:06:58Z">
+        <w:r>
+          <w:rPr/>
+          <w:t>e</w:t>
+        </w:r>
+      </w:ins>
+      <w:ins w:id="214" w:author="J.T. Menchaca" w:date="2026-05-13T01:14:53Z" w16du:dateUtc="2026-05-13T01:14:53Z">
+        <w:r>
+          <w:rPr/>
+          <w:t>d compile-time checking, and its</w:t>
+        </w:r>
+      </w:ins>
+      <w:ins w:id="149" w:author="J.T. Menchaca" w:date="2026-05-13T01:06:58Z" w16du:dateUtc="2026-05-13T01:06:58Z">
+        <w:r>
+          <w:rPr/>
+          <w:t xml:space="preserve"> theoretical foundation</w:t>
+        </w:r>
+      </w:ins>
+      <w:ins w:id="149" w:author="J.T. Menchaca" w:date="2026-05-13T01:06:58Z" w16du:dateUtc="2026-05-13T01:06:58Z">
+        <w:r>
+          <w:rPr/>
+          <w:t xml:space="preserve"> is well established</w:t>
+        </w:r>
+      </w:ins>
+      <w:r>
+        <w:t>.[18][19]</w:t>
       </w:r>
     </w:p>
     <w:p>
@@ -190,7 +2309,193 @@
         <w:pStyle w:val="BodyText"/>
       </w:pPr>
       <w:r>
-        <w:t>Two independent studies found that static type checking could detect approximately 15% of real-world bugs in JavaScript and Python projects, with missing-value errors, references to things that no longer exist, and mismatched data types among the most common preventable categories.[20][21] These are the same kinds of errors that arise in clinical data transformation work.</w:t>
+        <w:t xml:space="preserve">Two independent studies found that static type checking could detect approximately 15% of real-world bugs in </w:t>
+      </w:r>
+      <w:del w:id="184" w:author="J.T. Menchaca" w:date="2026-05-13T01:10:30Z" w16du:dateUtc="2026-05-13T01:10:30Z">
+        <w:r>
+          <w:rPr/>
+          <w:delText xml:space="preserve">JavaScript and Python </w:delText>
+        </w:r>
+      </w:del>
+      <w:r>
+        <w:t>pro</w:t>
+      </w:r>
+      <w:del w:id="185" w:author="J.T. Menchaca" w:date="2026-05-13T01:10:30Z" w16du:dateUtc="2026-05-13T01:10:30Z">
+        <w:r>
+          <w:rPr/>
+          <w:delText>j</w:delText>
+        </w:r>
+      </w:del>
+      <w:ins w:id="159" w:author="J.T. Menchaca" w:date="2026-05-13T01:10:30Z" w16du:dateUtc="2026-05-13T01:10:30Z">
+        <w:r>
+          <w:rPr/>
+          <w:t>gramming languages that ch</w:t>
+        </w:r>
+      </w:ins>
+      <w:r>
+        <w:t>ec</w:t>
+      </w:r>
+      <w:ins w:id="160" w:author="J.T. Menchaca" w:date="2026-05-13T01:10:30Z" w16du:dateUtc="2026-05-13T01:10:30Z">
+        <w:r>
+          <w:rPr/>
+          <w:t xml:space="preserve">k for errors only when </w:t>
+        </w:r>
+      </w:ins>
+      <w:r>
+        <w:t>t</w:t>
+      </w:r>
+      <w:ins w:id="161" w:author="J.T. Menchaca" w:date="2026-05-13T01:10:30Z" w16du:dateUtc="2026-05-13T01:10:30Z">
+        <w:r>
+          <w:rPr/>
+          <w:t>he code run</w:t>
+        </w:r>
+      </w:ins>
+      <w:del w:id="173" w:author="J.T. Menchaca" w:date="2026-05-13T01:07:34Z" w16du:dateUtc="2026-05-13T01:07:34Z">
+        <w:r>
+          <w:rPr/>
+          <w:delText>mism</w:delText>
+        </w:r>
+      </w:del>
+      <w:del w:id="174" w:author="J.T. Menchaca" w:date="2026-05-13T01:07:34Z" w16du:dateUtc="2026-05-13T01:07:34Z">
+        <w:r>
+          <w:rPr/>
+          <w:delText>ch</w:delText>
+        </w:r>
+      </w:del>
+      <w:del w:id="175" w:author="J.T. Menchaca" w:date="2026-05-13T01:07:34Z" w16du:dateUtc="2026-05-13T01:07:34Z">
+        <w:r>
+          <w:rPr/>
+          <w:delText>d</w:delText>
+        </w:r>
+      </w:del>
+      <w:del w:id="176" w:author="J.T. Menchaca" w:date="2026-05-13T01:07:34Z" w16du:dateUtc="2026-05-13T01:07:34Z">
+        <w:r>
+          <w:rPr/>
+          <w:delText>d</w:delText>
+        </w:r>
+      </w:del>
+      <w:del w:id="177" w:author="J.T. Menchaca" w:date="2026-05-13T01:07:34Z" w16du:dateUtc="2026-05-13T01:07:34Z">
+        <w:r>
+          <w:rPr/>
+          <w:delText>t</w:delText>
+        </w:r>
+      </w:del>
+      <w:del w:id="178" w:author="J.T. Menchaca" w:date="2026-05-13T01:07:34Z" w16du:dateUtc="2026-05-13T01:07:34Z">
+        <w:r>
+          <w:rPr/>
+          <w:delText>typ</w:delText>
+        </w:r>
+      </w:del>
+      <w:del w:id="179" w:author="J.T. Menchaca" w:date="2026-05-13T01:07:34Z" w16du:dateUtc="2026-05-13T01:07:34Z">
+        <w:r>
+          <w:rPr/>
+          <w:delText>s</w:delText>
+        </w:r>
+      </w:del>
+      <w:del w:id="180" w:author="J.T. Menchaca" w:date="2026-05-13T01:07:34Z" w16du:dateUtc="2026-05-13T01:07:34Z">
+        <w:r>
+          <w:rPr/>
+          <w:delText>t</w:delText>
+        </w:r>
+      </w:del>
+      <w:del w:id="181" w:author="J.T. Menchaca" w:date="2026-05-13T01:07:34Z" w16du:dateUtc="2026-05-13T01:07:34Z">
+        <w:r>
+          <w:rPr/>
+          <w:delText>a</w:delText>
+        </w:r>
+      </w:del>
+      <w:del w:id="182" w:author="J.T. Menchaca" w:date="2026-05-13T01:07:34Z" w16du:dateUtc="2026-05-13T01:07:34Z">
+        <w:r>
+          <w:rPr/>
+          <w:delText>sformation work</w:delText>
+        </w:r>
+      </w:del>
+      <w:r>
+        <w:t xml:space="preserve">s, with missing-value errors, references to things that no longer exist, and </w:t>
+      </w:r>
+      <w:ins w:id="150" w:author="J.T. Menchaca" w:date="2026-05-13T01:07:34Z" w16du:dateUtc="2026-05-13T01:07:34Z">
+        <w:r>
+          <w:rPr/>
+          <w:t>tre</w:t>
+        </w:r>
+      </w:ins>
+      <w:r>
+        <w:t>at</w:t>
+      </w:r>
+      <w:ins w:id="151" w:author="J.T. Menchaca" w:date="2026-05-13T01:07:34Z" w16du:dateUtc="2026-05-13T01:07:34Z">
+        <w:r>
+          <w:rPr/>
+          <w:t>ing t</w:t>
+        </w:r>
+      </w:ins>
+      <w:r>
+        <w:t>e</w:t>
+      </w:r>
+      <w:ins w:id="152" w:author="J.T. Menchaca" w:date="2026-05-13T01:07:34Z" w16du:dateUtc="2026-05-13T01:07:34Z">
+        <w:r>
+          <w:rPr/>
+          <w:t>xt</w:t>
+        </w:r>
+      </w:ins>
+      <w:r>
+        <w:t xml:space="preserve"> </w:t>
+      </w:r>
+      <w:r>
+        <w:t>a</w:t>
+      </w:r>
+      <w:ins w:id="153" w:author="J.T. Menchaca" w:date="2026-05-13T01:07:34Z" w16du:dateUtc="2026-05-13T01:07:34Z">
+        <w:r>
+          <w:rPr/>
+          <w:t xml:space="preserve">s </w:t>
+        </w:r>
+      </w:ins>
+      <w:r>
+        <w:t xml:space="preserve">a </w:t>
+      </w:r>
+      <w:ins w:id="154" w:author="J.T. Menchaca" w:date="2026-05-13T01:07:34Z" w16du:dateUtc="2026-05-13T01:07:34Z">
+        <w:r>
+          <w:rPr/>
+          <w:t>numb</w:t>
+        </w:r>
+      </w:ins>
+      <w:r>
+        <w:t>e</w:t>
+      </w:r>
+      <w:ins w:id="155" w:author="J.T. Menchaca" w:date="2026-05-13T01:07:34Z" w16du:dateUtc="2026-05-13T01:07:34Z">
+        <w:r>
+          <w:rPr/>
+          <w:t>r</w:t>
+        </w:r>
+      </w:ins>
+      <w:r>
+        <w:t xml:space="preserve"> among the most common preventable categories.[20][21] These are the same kinds of errors that arise in clinical data </w:t>
+      </w:r>
+      <w:ins w:id="156" w:author="J.T. Menchaca" w:date="2026-05-13T01:07:34Z" w16du:dateUtc="2026-05-13T01:07:34Z">
+        <w:r>
+          <w:rPr/>
+          <w:t>p</w:t>
+        </w:r>
+      </w:ins>
+      <w:r>
+        <w:t>r</w:t>
+      </w:r>
+      <w:ins w:id="157" w:author="J.T. Menchaca" w:date="2026-05-13T01:07:34Z" w16du:dateUtc="2026-05-13T01:07:34Z">
+        <w:r>
+          <w:rPr/>
+          <w:t>ocessi</w:t>
+        </w:r>
+      </w:ins>
+      <w:r>
+        <w:t>n</w:t>
+      </w:r>
+      <w:ins w:id="158" w:author="J.T. Menchaca" w:date="2026-05-13T01:07:34Z" w16du:dateUtc="2026-05-13T01:07:34Z">
+        <w:r>
+          <w:rPr/>
+          <w:t>g</w:t>
+        </w:r>
+      </w:ins>
+      <w:r>
+        <w:t>.</w:t>
       </w:r>
     </w:p>
     <w:p>
@@ -198,15 +2503,348 @@
         <w:pStyle w:val="BodyText"/>
       </w:pPr>
       <w:r>
-        <w:t>TypeScript is increasingly used in clinical informatics for FHIR-based interoperability tools, web dashboards, and application programming interfaces.[26][27][28] The language recently surpassed Python as the most used programming language on GitHub, in part because typed languages make AI-assisted coding more reliable in production.[25]</w:t>
-      </w:r>
+        <w:t>TypeScrip</w:t>
+      </w:r>
+      <w:ins w:id="162" w:author="J.T. Menchaca" w:date="2026-05-13T01:10:30Z" w16du:dateUtc="2026-05-13T01:10:30Z">
+        <w:r>
+          <w:rPr/>
+          <w:t>t is a programming language with a static type system tha</w:t>
+        </w:r>
+      </w:ins>
+      <w:r>
+        <w:t xml:space="preserve">t is increasingly used in clinical informatics for </w:t>
+      </w:r>
+      <w:del w:id="186" w:author="J.T. Menchaca" w:date="2026-05-13T01:10:30Z" w16du:dateUtc="2026-05-13T01:10:30Z">
+        <w:r>
+          <w:rPr/>
+          <w:delText>FHIR-b</w:delText>
+        </w:r>
+      </w:del>
+      <w:ins w:id="163" w:author="J.T. Menchaca" w:date="2026-05-13T01:10:30Z" w16du:dateUtc="2026-05-13T01:10:30Z">
+        <w:r>
+          <w:rPr/>
+          <w:t>he</w:t>
+        </w:r>
+      </w:ins>
+      <w:r>
+        <w:t>a</w:t>
+      </w:r>
+      <w:ins w:id="164" w:author="J.T. Menchaca" w:date="2026-05-13T01:10:30Z" w16du:dateUtc="2026-05-13T01:10:30Z">
+        <w:r>
+          <w:rPr/>
+          <w:t xml:space="preserve">lth data </w:t>
+        </w:r>
+      </w:ins>
+      <w:r>
+        <w:t>s</w:t>
+      </w:r>
+      <w:del w:id="187" w:author="J.T. Menchaca" w:date="2026-05-13T01:10:30Z" w16du:dateUtc="2026-05-13T01:10:30Z">
+        <w:r>
+          <w:rPr/>
+          <w:delText>e</w:delText>
+        </w:r>
+      </w:del>
+      <w:ins w:id="165" w:author="J.T. Menchaca" w:date="2026-05-13T01:10:30Z" w16du:dateUtc="2026-05-13T01:10:30Z">
+        <w:r>
+          <w:rPr/>
+          <w:t>tan</w:t>
+        </w:r>
+      </w:ins>
+      <w:r>
+        <w:t>d</w:t>
+      </w:r>
+      <w:del w:id="188" w:author="J.T. Menchaca" w:date="2026-05-13T01:10:30Z" w16du:dateUtc="2026-05-13T01:10:30Z">
+        <w:r>
+          <w:rPr/>
+          <w:delText xml:space="preserve"> inte</w:delText>
+        </w:r>
+      </w:del>
+      <w:ins w:id="166" w:author="J.T. Menchaca" w:date="2026-05-13T01:10:30Z" w16du:dateUtc="2026-05-13T01:10:30Z">
+        <w:r>
+          <w:rPr/>
+          <w:t>a</w:t>
+        </w:r>
+      </w:ins>
+      <w:r>
+        <w:t>r</w:t>
+      </w:r>
+      <w:del w:id="189" w:author="J.T. Menchaca" w:date="2026-05-13T01:10:30Z" w16du:dateUtc="2026-05-13T01:10:30Z">
+        <w:r>
+          <w:rPr/>
+          <w:delText>operability tool</w:delText>
+        </w:r>
+      </w:del>
+      <w:ins w:id="167" w:author="J.T. Menchaca" w:date="2026-05-13T01:10:30Z" w16du:dateUtc="2026-05-13T01:10:30Z">
+        <w:r>
+          <w:rPr/>
+          <w:t>d</w:t>
+        </w:r>
+      </w:ins>
+      <w:r>
+        <w:t xml:space="preserve">s, web dashboards, and </w:t>
+      </w:r>
+      <w:del w:id="190" w:author="J.T. Menchaca" w:date="2026-05-13T01:10:30Z" w16du:dateUtc="2026-05-13T01:10:30Z">
+        <w:r>
+          <w:rPr/>
+          <w:delText>applic</w:delText>
+        </w:r>
+      </w:del>
+      <w:ins w:id="168" w:author="J.T. Menchaca" w:date="2026-05-13T01:10:30Z" w16du:dateUtc="2026-05-13T01:10:30Z">
+        <w:r>
+          <w:rPr/>
+          <w:t>d</w:t>
+        </w:r>
+      </w:ins>
+      <w:r>
+        <w:t>at</w:t>
+      </w:r>
+      <w:del w:id="191" w:author="J.T. Menchaca" w:date="2026-05-13T01:10:30Z" w16du:dateUtc="2026-05-13T01:10:30Z">
+        <w:r>
+          <w:rPr/>
+          <w:delText>ion</w:delText>
+        </w:r>
+      </w:del>
+      <w:ins w:id="169" w:author="J.T. Menchaca" w:date="2026-05-13T01:10:30Z" w16du:dateUtc="2026-05-13T01:10:30Z">
+        <w:r>
+          <w:rPr/>
+          <w:t>a</w:t>
+        </w:r>
+      </w:ins>
+      <w:r>
+        <w:t xml:space="preserve"> </w:t>
+      </w:r>
+      <w:del w:id="192" w:author="J.T. Menchaca" w:date="2026-05-13T01:10:30Z" w16du:dateUtc="2026-05-13T01:10:30Z">
+        <w:r>
+          <w:rPr/>
+          <w:delText>programming int</w:delText>
+        </w:r>
+      </w:del>
+      <w:ins w:id="170" w:author="J.T. Menchaca" w:date="2026-05-13T01:10:30Z" w16du:dateUtc="2026-05-13T01:10:30Z">
+        <w:r>
+          <w:rPr/>
+          <w:t>s</w:t>
+        </w:r>
+      </w:ins>
+      <w:r>
+        <w:t>er</w:t>
+      </w:r>
+      <w:del w:id="193" w:author="J.T. Menchaca" w:date="2026-05-13T01:10:30Z" w16du:dateUtc="2026-05-13T01:10:30Z">
+        <w:r>
+          <w:rPr/>
+          <w:delText>fa</w:delText>
+        </w:r>
+      </w:del>
+      <w:ins w:id="171" w:author="J.T. Menchaca" w:date="2026-05-13T01:10:30Z" w16du:dateUtc="2026-05-13T01:10:30Z">
+        <w:r>
+          <w:rPr/>
+          <w:t>vi</w:t>
+        </w:r>
+      </w:ins>
+      <w:r>
+        <w:t>ces.[26][27][28]</w:t>
+      </w:r>
+      <w:del w:id="194" w:author="J.T. Menchaca" w:date="2026-05-13T01:10:30Z" w16du:dateUtc="2026-05-13T01:10:30Z">
+        <w:r>
+          <w:rPr/>
+          <w:delText xml:space="preserve"> The language recently surpassed Python as the most used programming language on GitHub, in part because typed languages make AI-assisted coding more reliable in production.[25]</w:delText>
+        </w:r>
+      </w:del>
     </w:p>
     <w:p>
       <w:pPr>
         <w:pStyle w:val="BodyText"/>
       </w:pPr>
       <w:r>
-        <w:t>Despite this prevalence, TypeScript has not traditionally been used as a primary language for data analysis. Clinical applications that receive, transform, and display patient data in TypeScript typically export that data to Python or R for analysis, then re-import results. This boundary crossing introduces its own opportunities for error. As data quality evaluation moves from best practice toward regulatory expectation for clinical AI products,[29][30] the cost of undetected transformation errors increases.</w:t>
+        <w:t xml:space="preserve">Despite this </w:t>
+      </w:r>
+      <w:ins w:id="172" w:author="J.T. Menchaca" w:date="2026-05-13T01:11:29Z" w16du:dateUtc="2026-05-13T01:11:29Z">
+        <w:r>
+          <w:rPr/>
+          <w:t>wides</w:t>
+        </w:r>
+      </w:ins>
+      <w:r>
+        <w:t>pre</w:t>
+      </w:r>
+      <w:del w:id="196" w:author="J.T. Menchaca" w:date="2026-05-13T01:11:29Z" w16du:dateUtc="2026-05-13T01:11:29Z">
+        <w:r>
+          <w:rPr/>
+          <w:delText>v</w:delText>
+        </w:r>
+      </w:del>
+      <w:r>
+        <w:t>a</w:t>
+      </w:r>
+      <w:del w:id="197" w:author="J.T. Menchaca" w:date="2026-05-13T01:11:29Z" w16du:dateUtc="2026-05-13T01:11:29Z">
+        <w:r>
+          <w:rPr/>
+          <w:delText>lenc</w:delText>
+        </w:r>
+      </w:del>
+      <w:ins w:id="173" w:author="J.T. Menchaca" w:date="2026-05-13T01:11:29Z" w16du:dateUtc="2026-05-13T01:11:29Z">
+        <w:r>
+          <w:rPr/>
+          <w:t>d us</w:t>
+        </w:r>
+      </w:ins>
+      <w:r>
+        <w:t xml:space="preserve">e, TypeScript has not traditionally been used as a primary language for data analysis. Clinical applications that receive, </w:t>
+      </w:r>
+      <w:del w:id="198" w:author="J.T. Menchaca" w:date="2026-05-13T01:11:29Z" w16du:dateUtc="2026-05-13T01:11:29Z">
+        <w:r>
+          <w:rPr/>
+          <w:delText>t</w:delText>
+        </w:r>
+      </w:del>
+      <w:ins w:id="174" w:author="J.T. Menchaca" w:date="2026-05-13T01:11:29Z" w16du:dateUtc="2026-05-13T01:11:29Z">
+        <w:r>
+          <w:rPr/>
+          <w:t>p</w:t>
+        </w:r>
+      </w:ins>
+      <w:r>
+        <w:t>r</w:t>
+      </w:r>
+      <w:del w:id="199" w:author="J.T. Menchaca" w:date="2026-05-13T01:11:29Z" w16du:dateUtc="2026-05-13T01:11:29Z">
+        <w:r>
+          <w:rPr/>
+          <w:delText>an</w:delText>
+        </w:r>
+      </w:del>
+      <w:ins w:id="175" w:author="J.T. Menchaca" w:date="2026-05-13T01:11:29Z" w16du:dateUtc="2026-05-13T01:11:29Z">
+        <w:r>
+          <w:rPr/>
+          <w:t>oce</w:t>
+        </w:r>
+      </w:ins>
+      <w:r>
+        <w:t>s</w:t>
+      </w:r>
+      <w:del w:id="200" w:author="J.T. Menchaca" w:date="2026-05-13T01:11:29Z" w16du:dateUtc="2026-05-13T01:11:29Z">
+        <w:r>
+          <w:rPr/>
+          <w:delText>form</w:delText>
+        </w:r>
+      </w:del>
+      <w:ins w:id="176" w:author="J.T. Menchaca" w:date="2026-05-13T01:11:29Z" w16du:dateUtc="2026-05-13T01:11:29Z">
+        <w:r>
+          <w:rPr/>
+          <w:t>s</w:t>
+        </w:r>
+      </w:ins>
+      <w:r>
+        <w:t xml:space="preserve">, and display patient data </w:t>
+      </w:r>
+      <w:ins w:id="177" w:author="J.T. Menchaca" w:date="2026-05-13T01:11:29Z" w16du:dateUtc="2026-05-13T01:11:29Z">
+        <w:r>
+          <w:rPr/>
+          <w:t>us</w:t>
+        </w:r>
+      </w:ins>
+      <w:r>
+        <w:t>in</w:t>
+      </w:r>
+      <w:ins w:id="178" w:author="J.T. Menchaca" w:date="2026-05-13T01:11:29Z" w16du:dateUtc="2026-05-13T01:11:29Z">
+        <w:r>
+          <w:rPr/>
+          <w:t>g</w:t>
+        </w:r>
+      </w:ins>
+      <w:r>
+        <w:t xml:space="preserve"> TypeScript typically export that data to Python or R for analysis, then re-import results. This boundary crossing introduces its own opportunities for error. As </w:t>
+      </w:r>
+      <w:ins w:id="179" w:author="J.T. Menchaca" w:date="2026-05-13T01:11:29Z" w16du:dateUtc="2026-05-13T01:11:29Z">
+        <w:r>
+          <w:rPr/>
+          <w:t xml:space="preserve">regulators begin to require </w:t>
+        </w:r>
+      </w:ins>
+      <w:r>
+        <w:t xml:space="preserve">data quality evaluation </w:t>
+      </w:r>
+      <w:del w:id="201" w:author="J.T. Menchaca" w:date="2026-05-13T01:11:29Z" w16du:dateUtc="2026-05-13T01:11:29Z">
+        <w:r>
+          <w:rPr/>
+          <w:delText xml:space="preserve">moves from best practice toward regulatory expectation </w:delText>
+        </w:r>
+      </w:del>
+      <w:r>
+        <w:t xml:space="preserve">for clinical </w:t>
+      </w:r>
+      <w:del w:id="202" w:author="J.T. Menchaca" w:date="2026-05-13T01:11:29Z" w16du:dateUtc="2026-05-13T01:11:29Z">
+        <w:r>
+          <w:rPr/>
+          <w:delText>AI p</w:delText>
+        </w:r>
+      </w:del>
+      <w:ins w:id="180" w:author="J.T. Menchaca" w:date="2026-05-13T01:11:29Z" w16du:dateUtc="2026-05-13T01:11:29Z">
+        <w:r>
+          <w:rPr/>
+          <w:t>softwa</w:t>
+        </w:r>
+      </w:ins>
+      <w:r>
+        <w:t>r</w:t>
+      </w:r>
+      <w:del w:id="203" w:author="J.T. Menchaca" w:date="2026-05-13T01:11:29Z" w16du:dateUtc="2026-05-13T01:11:29Z">
+        <w:r>
+          <w:rPr/>
+          <w:delText>oducts</w:delText>
+        </w:r>
+      </w:del>
+      <w:ins w:id="181" w:author="J.T. Menchaca" w:date="2026-05-13T01:11:29Z" w16du:dateUtc="2026-05-13T01:11:29Z">
+        <w:r>
+          <w:rPr/>
+          <w:t>e</w:t>
+        </w:r>
+      </w:ins>
+      <w:r>
+        <w:t xml:space="preserve">,[29][30] the cost of undetected </w:t>
+      </w:r>
+      <w:del w:id="204" w:author="J.T. Menchaca" w:date="2026-05-13T01:11:29Z" w16du:dateUtc="2026-05-13T01:11:29Z">
+        <w:r>
+          <w:rPr/>
+          <w:delText>t</w:delText>
+        </w:r>
+      </w:del>
+      <w:ins w:id="182" w:author="J.T. Menchaca" w:date="2026-05-13T01:11:29Z" w16du:dateUtc="2026-05-13T01:11:29Z">
+        <w:r>
+          <w:rPr/>
+          <w:t>p</w:t>
+        </w:r>
+      </w:ins>
+      <w:r>
+        <w:t>r</w:t>
+      </w:r>
+      <w:del w:id="205" w:author="J.T. Menchaca" w:date="2026-05-13T01:11:29Z" w16du:dateUtc="2026-05-13T01:11:29Z">
+        <w:r>
+          <w:rPr/>
+          <w:delText>a</w:delText>
+        </w:r>
+      </w:del>
+      <w:ins w:id="183" w:author="J.T. Menchaca" w:date="2026-05-13T01:11:29Z" w16du:dateUtc="2026-05-13T01:11:29Z">
+        <w:r>
+          <w:rPr/>
+          <w:t>ocessi</w:t>
+        </w:r>
+      </w:ins>
+      <w:r>
+        <w:t>n</w:t>
+      </w:r>
+      <w:del w:id="206" w:author="J.T. Menchaca" w:date="2026-05-13T01:11:29Z" w16du:dateUtc="2026-05-13T01:11:29Z">
+        <w:r>
+          <w:rPr/>
+          <w:delText>sformation</w:delText>
+        </w:r>
+      </w:del>
+      <w:ins w:id="184" w:author="J.T. Menchaca" w:date="2026-05-13T01:11:29Z" w16du:dateUtc="2026-05-13T01:11:29Z">
+        <w:r>
+          <w:rPr/>
+          <w:t>g</w:t>
+        </w:r>
+      </w:ins>
+      <w:r>
+        <w:t xml:space="preserve"> errors increases.</w:t>
       </w:r>
     </w:p>
     <w:p>
@@ -214,7 +2852,91 @@
         <w:pStyle w:val="BodyText"/>
       </w:pPr>
       <w:r>
-        <w:t>This study evaluates whether a data analysis framework built in TypeScript can detect a meaningful class of clinical data transformation errors compared to conventional Python and R workflows, and characterizes the practical limits of this approach.</w:t>
+        <w:t xml:space="preserve">This study evaluates whether a data analysis framework built in TypeScript can detect </w:t>
+      </w:r>
+      <w:del w:id="208" w:author="J.T. Menchaca" w:date="2026-05-13T01:11:52Z" w16du:dateUtc="2026-05-13T01:11:52Z">
+        <w:r>
+          <w:rPr/>
+          <w:delText xml:space="preserve">a </w:delText>
+        </w:r>
+      </w:del>
+      <w:ins w:id="185" w:author="J.T. Menchaca" w:date="2026-05-13T01:11:52Z" w16du:dateUtc="2026-05-13T01:11:52Z">
+        <w:r>
+          <w:rPr/>
+          <w:t>co</w:t>
+        </w:r>
+      </w:ins>
+      <w:r>
+        <w:t>m</w:t>
+      </w:r>
+      <w:del w:id="209" w:author="J.T. Menchaca" w:date="2026-05-13T01:11:52Z" w16du:dateUtc="2026-05-13T01:11:52Z">
+        <w:r>
+          <w:rPr/>
+          <w:delText>ea</w:delText>
+        </w:r>
+      </w:del>
+      <w:ins w:id="186" w:author="J.T. Menchaca" w:date="2026-05-13T01:11:52Z" w16du:dateUtc="2026-05-13T01:11:52Z">
+        <w:r>
+          <w:rPr/>
+          <w:t>mo</w:t>
+        </w:r>
+      </w:ins>
+      <w:r>
+        <w:t>n</w:t>
+      </w:r>
+      <w:del w:id="210" w:author="J.T. Menchaca" w:date="2026-05-13T01:11:52Z" w16du:dateUtc="2026-05-13T01:11:52Z">
+        <w:r>
+          <w:rPr/>
+          <w:delText>ingful class of</w:delText>
+        </w:r>
+      </w:del>
+      <w:r>
+        <w:t xml:space="preserve"> clinical data </w:t>
+      </w:r>
+      <w:del w:id="211" w:author="J.T. Menchaca" w:date="2026-05-13T01:11:52Z" w16du:dateUtc="2026-05-13T01:11:52Z">
+        <w:r>
+          <w:rPr/>
+          <w:delText>t</w:delText>
+        </w:r>
+      </w:del>
+      <w:ins w:id="187" w:author="J.T. Menchaca" w:date="2026-05-13T01:11:52Z" w16du:dateUtc="2026-05-13T01:11:52Z">
+        <w:r>
+          <w:rPr/>
+          <w:t>p</w:t>
+        </w:r>
+      </w:ins>
+      <w:r>
+        <w:t>r</w:t>
+      </w:r>
+      <w:del w:id="212" w:author="J.T. Menchaca" w:date="2026-05-13T01:11:52Z" w16du:dateUtc="2026-05-13T01:11:52Z">
+        <w:r>
+          <w:rPr/>
+          <w:delText>a</w:delText>
+        </w:r>
+      </w:del>
+      <w:ins w:id="188" w:author="J.T. Menchaca" w:date="2026-05-13T01:11:52Z" w16du:dateUtc="2026-05-13T01:11:52Z">
+        <w:r>
+          <w:rPr/>
+          <w:t>ocessi</w:t>
+        </w:r>
+      </w:ins>
+      <w:r>
+        <w:t>n</w:t>
+      </w:r>
+      <w:del w:id="213" w:author="J.T. Menchaca" w:date="2026-05-13T01:11:52Z" w16du:dateUtc="2026-05-13T01:11:52Z">
+        <w:r>
+          <w:rPr/>
+          <w:delText>sformation</w:delText>
+        </w:r>
+      </w:del>
+      <w:ins w:id="189" w:author="J.T. Menchaca" w:date="2026-05-13T01:11:52Z" w16du:dateUtc="2026-05-13T01:11:52Z">
+        <w:r>
+          <w:rPr/>
+          <w:t>g</w:t>
+        </w:r>
+      </w:ins>
+      <w:r>
+        <w:t xml:space="preserve"> errors compared to conventional Python and R workflows, and characterizes the practical limits of this approach.</w:t>
       </w:r>
     </w:p>
     <w:p>
@@ -233,7 +2955,25 @@
         <w:pStyle w:val="FirstParagraph"/>
       </w:pPr>
       <w:r>
-        <w:t>We developed Tidy-TS, a dataframe framework for clinical data analysis in TypeScript. The evaluation addressed three questions.</w:t>
+        <w:t>We developed Tidy-TS, a</w:t>
+      </w:r>
+      <w:del w:id="215" w:author="J.T. Menchaca" w:date="2026-05-13T01:12:48Z" w16du:dateUtc="2026-05-13T01:12:48Z">
+        <w:r>
+          <w:rPr/>
+          <w:delText xml:space="preserve"> dataframe</w:delText>
+        </w:r>
+      </w:del>
+      <w:r>
+        <w:t xml:space="preserve"> framework for clinical data analysis in TypeScript</w:t>
+      </w:r>
+      <w:ins w:id="190" w:author="J.T. Menchaca" w:date="2026-05-13T01:12:48Z" w16du:dateUtc="2026-05-13T01:12:48Z">
+        <w:r>
+          <w:rPr/>
+          <w:t xml:space="preserve"> that represents data as structured datasets called dataframes</w:t>
+        </w:r>
+      </w:ins>
+      <w:r>
+        <w:t>. The evaluation addressed three questions.</w:t>
       </w:r>
     </w:p>
     <w:p>
@@ -245,7 +2985,130 @@
         </w:numPr>
       </w:pPr>
       <w:r>
-        <w:t>Can TypeScript’s type system track data column names, types, and whether values may be missing through clinical data transformations, and reject invalid operations before code runs?</w:t>
+        <w:t>Can TypeScript</w:t>
+      </w:r>
+      <w:del w:id="217" w:author="J.T. Menchaca" w:date="2026-05-13T01:13:10Z" w16du:dateUtc="2026-05-13T01:13:10Z">
+        <w:r>
+          <w:rPr/>
+          <w:delText>’</w:delText>
+        </w:r>
+      </w:del>
+      <w:ins w:id="191" w:author="J.T. Menchaca" w:date="2026-05-13T01:13:10Z" w16du:dateUtc="2026-05-13T01:13:10Z">
+        <w:r>
+          <w:rPr/>
+          <w:t>'</w:t>
+        </w:r>
+      </w:ins>
+      <w:r>
+        <w:t>s type system track</w:t>
+      </w:r>
+      <w:del w:id="218" w:author="J.T. Menchaca" w:date="2026-05-13T01:13:10Z" w16du:dateUtc="2026-05-13T01:13:10Z">
+        <w:r>
+          <w:rPr/>
+          <w:delText xml:space="preserve"> data</w:delText>
+        </w:r>
+      </w:del>
+      <w:r>
+        <w:t xml:space="preserve"> column names, types, and whether values may be missing through clinical data </w:t>
+      </w:r>
+      <w:ins w:id="192" w:author="J.T. Menchaca" w:date="2026-05-13T01:13:10Z" w16du:dateUtc="2026-05-13T01:13:10Z">
+        <w:r>
+          <w:rPr/>
+          <w:t>processing s</w:t>
+        </w:r>
+      </w:ins>
+      <w:r>
+        <w:t>t</w:t>
+      </w:r>
+      <w:del w:id="219" w:author="J.T. Menchaca" w:date="2026-05-13T01:13:10Z" w16du:dateUtc="2026-05-13T01:13:10Z">
+        <w:r>
+          <w:rPr/>
+          <w:delText>ransformation</w:delText>
+        </w:r>
+      </w:del>
+      <w:ins w:id="193" w:author="J.T. Menchaca" w:date="2026-05-13T01:13:10Z" w16du:dateUtc="2026-05-13T01:13:10Z">
+        <w:r>
+          <w:rPr/>
+          <w:t>ep</w:t>
+        </w:r>
+      </w:ins>
+      <w:r>
+        <w:t xml:space="preserve">s, and </w:t>
+      </w:r>
+      <w:del w:id="220" w:author="J.T. Menchaca" w:date="2026-05-13T01:13:10Z" w16du:dateUtc="2026-05-13T01:13:10Z">
+        <w:r>
+          <w:rPr/>
+          <w:delText>reje</w:delText>
+        </w:r>
+      </w:del>
+      <w:r>
+        <w:t>c</w:t>
+      </w:r>
+      <w:ins w:id="194" w:author="J.T. Menchaca" w:date="2026-05-13T01:13:10Z" w16du:dateUtc="2026-05-13T01:13:10Z">
+        <w:r>
+          <w:rPr/>
+          <w:t>a</w:t>
+        </w:r>
+      </w:ins>
+      <w:r>
+        <w:t>t</w:t>
+      </w:r>
+      <w:ins w:id="195" w:author="J.T. Menchaca" w:date="2026-05-13T01:13:10Z" w16du:dateUtc="2026-05-13T01:13:10Z">
+        <w:r>
+          <w:rPr/>
+          <w:t>ch</w:t>
+        </w:r>
+      </w:ins>
+      <w:r>
+        <w:t xml:space="preserve"> </w:t>
+      </w:r>
+      <w:del w:id="221" w:author="J.T. Menchaca" w:date="2026-05-13T01:13:10Z" w16du:dateUtc="2026-05-13T01:13:10Z">
+        <w:r>
+          <w:rPr/>
+          <w:delText>invalid op</w:delText>
+        </w:r>
+      </w:del>
+      <w:r>
+        <w:t>er</w:t>
+      </w:r>
+      <w:del w:id="222" w:author="J.T. Menchaca" w:date="2026-05-13T01:13:10Z" w16du:dateUtc="2026-05-13T01:13:10Z">
+        <w:r>
+          <w:rPr/>
+          <w:delText>ati</w:delText>
+        </w:r>
+      </w:del>
+      <w:ins w:id="196" w:author="J.T. Menchaca" w:date="2026-05-13T01:13:10Z" w16du:dateUtc="2026-05-13T01:13:10Z">
+        <w:r>
+          <w:rPr/>
+          <w:t>r</w:t>
+        </w:r>
+      </w:ins>
+      <w:r>
+        <w:t>o</w:t>
+      </w:r>
+      <w:del w:id="223" w:author="J.T. Menchaca" w:date="2026-05-13T01:13:10Z" w16du:dateUtc="2026-05-13T01:13:10Z">
+        <w:r>
+          <w:rPr/>
+          <w:delText>n</w:delText>
+        </w:r>
+      </w:del>
+      <w:ins w:id="197" w:author="J.T. Menchaca" w:date="2026-05-13T01:13:10Z" w16du:dateUtc="2026-05-13T01:13:10Z">
+        <w:r>
+          <w:rPr/>
+          <w:t>r</w:t>
+        </w:r>
+      </w:ins>
+      <w:r>
+        <w:t>s befor</w:t>
+      </w:r>
+      <w:ins w:id="198" w:author="J.T. Menchaca" w:date="2026-05-13T01:13:10Z" w16du:dateUtc="2026-05-13T01:13:10Z">
+        <w:r>
+          <w:rPr/>
+          <w:t>e th</w:t>
+        </w:r>
+      </w:ins>
+      <w:r>
+        <w:t>e code runs?</w:t>
       </w:r>
     </w:p>
     <w:p>
@@ -257,7 +3120,61 @@
         </w:numPr>
       </w:pPr>
       <w:r>
-        <w:t>How do equivalent clinical data errors behave in Tidy-TS compared to Python (using pandas) and R (using tidyverse)?</w:t>
+        <w:t xml:space="preserve">How </w:t>
+      </w:r>
+      <w:del w:id="224" w:author="J.T. Menchaca" w:date="2026-05-13T01:13:10Z" w16du:dateUtc="2026-05-13T01:13:10Z">
+        <w:r>
+          <w:rPr/>
+          <w:delText>do</w:delText>
+        </w:r>
+      </w:del>
+      <w:ins w:id="199" w:author="J.T. Menchaca" w:date="2026-05-13T01:13:10Z" w16du:dateUtc="2026-05-13T01:13:10Z">
+        <w:r>
+          <w:rPr/>
+          <w:t>are</w:t>
+        </w:r>
+      </w:ins>
+      <w:r>
+        <w:t xml:space="preserve"> equivalent clinical data errors </w:t>
+      </w:r>
+      <w:del w:id="225" w:author="J.T. Menchaca" w:date="2026-05-13T01:13:10Z" w16du:dateUtc="2026-05-13T01:13:10Z">
+        <w:r>
+          <w:rPr/>
+          <w:delText>b</w:delText>
+        </w:r>
+      </w:del>
+      <w:ins w:id="200" w:author="J.T. Menchaca" w:date="2026-05-13T01:13:10Z" w16du:dateUtc="2026-05-13T01:13:10Z">
+        <w:r>
+          <w:rPr/>
+          <w:t>d</w:t>
+        </w:r>
+      </w:ins>
+      <w:r>
+        <w:t>e</w:t>
+      </w:r>
+      <w:del w:id="226" w:author="J.T. Menchaca" w:date="2026-05-13T01:13:10Z" w16du:dateUtc="2026-05-13T01:13:10Z">
+        <w:r>
+          <w:rPr/>
+          <w:delText>hav</w:delText>
+        </w:r>
+      </w:del>
+      <w:ins w:id="201" w:author="J.T. Menchaca" w:date="2026-05-13T01:13:10Z" w16du:dateUtc="2026-05-13T01:13:10Z">
+        <w:r>
+          <w:rPr/>
+          <w:t>t</w:t>
+        </w:r>
+      </w:ins>
+      <w:r>
+        <w:t>e</w:t>
+      </w:r>
+      <w:ins w:id="202" w:author="J.T. Menchaca" w:date="2026-05-13T01:13:10Z" w16du:dateUtc="2026-05-13T01:13:10Z">
+        <w:r>
+          <w:rPr/>
+          <w:t>cted</w:t>
+        </w:r>
+      </w:ins>
+      <w:r>
+        <w:t xml:space="preserve"> in Tidy-TS compared to Python (using pandas) and R (using tidyverse)?</w:t>
       </w:r>
     </w:p>
     <w:p>
@@ -269,7 +3186,235 @@
         </w:numPr>
       </w:pPr>
       <w:r>
-        <w:t>Where does compile-time checking end and runtime validation remain necessary?</w:t>
+        <w:t>Where does c</w:t>
+      </w:r>
+      <w:del w:id="236" w:author="J.T. Menchaca" w:date="2026-05-13T01:14:53Z" w16du:dateUtc="2026-05-13T01:14:53Z">
+        <w:r>
+          <w:rPr/>
+          <w:delText>h</w:delText>
+        </w:r>
+      </w:del>
+      <w:ins w:id="215" w:author="J.T. Menchaca" w:date="2026-05-13T01:14:53Z" w16du:dateUtc="2026-05-13T01:14:53Z">
+        <w:r>
+          <w:rPr/>
+          <w:t>ompil</w:t>
+        </w:r>
+      </w:ins>
+      <w:ins w:id="203" w:author="J.T. Menchaca" w:date="2026-05-13T01:13:34Z" w16du:dateUtc="2026-05-13T01:13:34Z">
+        <w:r>
+          <w:rPr/>
+          <w:t>e</w:t>
+        </w:r>
+      </w:ins>
+      <w:del w:id="237" w:author="J.T. Menchaca" w:date="2026-05-13T01:14:53Z" w16du:dateUtc="2026-05-13T01:14:53Z">
+        <w:r>
+          <w:rPr/>
+          <w:delText>ck</w:delText>
+        </w:r>
+      </w:del>
+      <w:ins w:id="216" w:author="J.T. Menchaca" w:date="2026-05-13T01:14:53Z" w16du:dateUtc="2026-05-13T01:14:53Z">
+        <w:r>
+          <w:rPr/>
+          <w:t>-t</w:t>
+        </w:r>
+      </w:ins>
+      <w:ins w:id="203" w:author="J.T. Menchaca" w:date="2026-05-13T01:13:34Z" w16du:dateUtc="2026-05-13T01:13:34Z">
+        <w:r>
+          <w:rPr/>
+          <w:t>i</w:t>
+        </w:r>
+      </w:ins>
+      <w:del w:id="238" w:author="J.T. Menchaca" w:date="2026-05-13T01:14:53Z" w16du:dateUtc="2026-05-13T01:14:53Z">
+        <w:r>
+          <w:rPr/>
+          <w:delText>ng b</w:delText>
+        </w:r>
+      </w:del>
+      <w:ins w:id="217" w:author="J.T. Menchaca" w:date="2026-05-13T01:14:53Z" w16du:dateUtc="2026-05-13T01:14:53Z">
+        <w:r>
+          <w:rPr/>
+          <w:t>m</w:t>
+        </w:r>
+      </w:ins>
+      <w:ins w:id="203" w:author="J.T. Menchaca" w:date="2026-05-13T01:13:34Z" w16du:dateUtc="2026-05-13T01:13:34Z">
+        <w:r>
+          <w:rPr/>
+          <w:t>e</w:t>
+        </w:r>
+      </w:ins>
+      <w:del w:id="228" w:author="J.T. Menchaca" w:date="2026-05-13T01:13:34Z" w16du:dateUtc="2026-05-13T01:13:34Z">
+        <w:r>
+          <w:rPr/>
+          <w:delText>mpil</w:delText>
+        </w:r>
+      </w:del>
+      <w:del w:id="229" w:author="J.T. Menchaca" w:date="2026-05-13T01:13:34Z" w16du:dateUtc="2026-05-13T01:13:34Z">
+        <w:r>
+          <w:rPr/>
+          <w:delText>-</w:delText>
+        </w:r>
+      </w:del>
+      <w:del w:id="230" w:author="J.T. Menchaca" w:date="2026-05-13T01:13:34Z" w16du:dateUtc="2026-05-13T01:13:34Z">
+        <w:r>
+          <w:rPr/>
+          <w:delText>im</w:delText>
+        </w:r>
+      </w:del>
+      <w:del w:id="239" w:author="J.T. Menchaca" w:date="2026-05-13T01:14:53Z" w16du:dateUtc="2026-05-13T01:14:53Z">
+        <w:r>
+          <w:rPr/>
+          <w:delText>f</w:delText>
+        </w:r>
+      </w:del>
+      <w:del w:id="240" w:author="J.T. Menchaca" w:date="2026-05-13T01:14:53Z" w16du:dateUtc="2026-05-13T01:14:53Z">
+        <w:r>
+          <w:rPr/>
+          <w:delText>o</w:delText>
+        </w:r>
+      </w:del>
+      <w:del w:id="241" w:author="J.T. Menchaca" w:date="2026-05-13T01:14:53Z" w16du:dateUtc="2026-05-13T01:14:53Z">
+        <w:r>
+          <w:rPr/>
+          <w:delText>r</w:delText>
+        </w:r>
+      </w:del>
+      <w:del w:id="242" w:author="J.T. Menchaca" w:date="2026-05-13T01:14:53Z" w16du:dateUtc="2026-05-13T01:14:53Z">
+        <w:r>
+          <w:rPr/>
+          <w:delText>e</w:delText>
+        </w:r>
+      </w:del>
+      <w:del w:id="243" w:author="J.T. Menchaca" w:date="2026-05-13T01:14:53Z" w16du:dateUtc="2026-05-13T01:14:53Z">
+        <w:r>
+          <w:rPr/>
+          <w:delText xml:space="preserve"> </w:delText>
+        </w:r>
+      </w:del>
+      <w:del w:id="244" w:author="J.T. Menchaca" w:date="2026-05-13T01:14:53Z" w16du:dateUtc="2026-05-13T01:14:53Z">
+        <w:r>
+          <w:rPr/>
+          <w:delText>t</w:delText>
+        </w:r>
+      </w:del>
+      <w:del w:id="245" w:author="J.T. Menchaca" w:date="2026-05-13T01:14:53Z" w16du:dateUtc="2026-05-13T01:14:53Z">
+        <w:r>
+          <w:rPr/>
+          <w:delText>h</w:delText>
+        </w:r>
+      </w:del>
+      <w:del w:id="246" w:author="J.T. Menchaca" w:date="2026-05-13T01:14:53Z" w16du:dateUtc="2026-05-13T01:14:53Z">
+        <w:r>
+          <w:rPr/>
+          <w:delText>e</w:delText>
+        </w:r>
+      </w:del>
+      <w:del w:id="247" w:author="J.T. Menchaca" w:date="2026-05-13T01:14:53Z" w16du:dateUtc="2026-05-13T01:14:53Z">
+        <w:r>
+          <w:rPr/>
+          <w:delText xml:space="preserve"> code runs end and</w:delText>
+        </w:r>
+      </w:del>
+      <w:r>
+        <w:t xml:space="preserve"> checking </w:t>
+      </w:r>
+      <w:del w:id="248" w:author="J.T. Menchaca" w:date="2026-05-13T01:14:53Z" w16du:dateUtc="2026-05-13T01:14:53Z">
+        <w:r>
+          <w:rPr/>
+          <w:delText>w</w:delText>
+        </w:r>
+      </w:del>
+      <w:ins w:id="218" w:author="J.T. Menchaca" w:date="2026-05-13T01:14:53Z" w16du:dateUtc="2026-05-13T01:14:53Z">
+        <w:r>
+          <w:rPr/>
+          <w:t>end and runtime c</w:t>
+        </w:r>
+      </w:ins>
+      <w:ins w:id="208" w:author="J.T. Menchaca" w:date="2026-05-13T01:13:34Z" w16du:dateUtc="2026-05-13T01:13:34Z">
+        <w:r>
+          <w:rPr/>
+          <w:t>h</w:t>
+        </w:r>
+      </w:ins>
+      <w:r>
+        <w:t>e</w:t>
+      </w:r>
+      <w:ins w:id="219" w:author="J.T. Menchaca" w:date="2026-05-13T01:14:53Z" w16du:dateUtc="2026-05-13T01:14:53Z">
+        <w:r>
+          <w:rPr/>
+          <w:t>cki</w:t>
+        </w:r>
+      </w:ins>
+      <w:del w:id="231" w:author="J.T. Menchaca" w:date="2026-05-13T01:13:34Z" w16du:dateUtc="2026-05-13T01:13:34Z">
+        <w:r>
+          <w:rPr/>
+          <w:delText>d</w:delText>
+        </w:r>
+      </w:del>
+      <w:r>
+        <w:t>n</w:t>
+      </w:r>
+      <w:del w:id="232" w:author="J.T. Menchaca" w:date="2026-05-13T01:13:34Z" w16du:dateUtc="2026-05-13T01:13:34Z">
+        <w:r>
+          <w:rPr/>
+          <w:delText>and runtime vali</w:delText>
+        </w:r>
+      </w:del>
+      <w:del w:id="233" w:author="J.T. Menchaca" w:date="2026-05-13T01:13:34Z" w16du:dateUtc="2026-05-13T01:13:34Z">
+        <w:r>
+          <w:rPr/>
+          <w:delText>n</w:delText>
+        </w:r>
+      </w:del>
+      <w:del w:id="249" w:author="J.T. Menchaca" w:date="2026-05-13T01:14:53Z" w16du:dateUtc="2026-05-13T01:14:53Z">
+        <w:r>
+          <w:rPr/>
+          <w:delText xml:space="preserve"> </w:delText>
+        </w:r>
+      </w:del>
+      <w:del w:id="250" w:author="J.T. Menchaca" w:date="2026-05-13T01:14:53Z" w16du:dateUtc="2026-05-13T01:14:53Z">
+        <w:r>
+          <w:rPr/>
+          <w:delText>dat</w:delText>
+        </w:r>
+      </w:del>
+      <w:del w:id="251" w:author="J.T. Menchaca" w:date="2026-05-13T01:14:53Z" w16du:dateUtc="2026-05-13T01:14:53Z">
+        <w:r>
+          <w:rPr/>
+          <w:delText xml:space="preserve">a </w:delText>
+        </w:r>
+      </w:del>
+      <w:del w:id="252" w:author="J.T. Menchaca" w:date="2026-05-13T01:14:53Z" w16du:dateUtc="2026-05-13T01:14:53Z">
+        <w:r>
+          <w:rPr/>
+          <w:delText>i</w:delText>
+        </w:r>
+      </w:del>
+      <w:del w:id="253" w:author="J.T. Menchaca" w:date="2026-05-13T01:14:53Z" w16du:dateUtc="2026-05-13T01:14:53Z">
+        <w:r>
+          <w:rPr/>
+          <w:delText>s first l</w:delText>
+        </w:r>
+      </w:del>
+      <w:del w:id="254" w:author="J.T. Menchaca" w:date="2026-05-13T01:14:53Z" w16du:dateUtc="2026-05-13T01:14:53Z">
+        <w:r>
+          <w:rPr/>
+          <w:delText>o</w:delText>
+        </w:r>
+      </w:del>
+      <w:del w:id="255" w:author="J.T. Menchaca" w:date="2026-05-13T01:14:53Z" w16du:dateUtc="2026-05-13T01:14:53Z">
+        <w:r>
+          <w:rPr/>
+          <w:delText>aded</w:delText>
+        </w:r>
+      </w:del>
+      <w:ins w:id="220" w:author="J.T. Menchaca" w:date="2026-05-13T01:14:53Z" w16du:dateUtc="2026-05-13T01:14:53Z">
+        <w:r>
+          <w:rPr/>
+          <w:t>g</w:t>
+        </w:r>
+      </w:ins>
+      <w:r>
+        <w:t xml:space="preserve"> remain necessary?</w:t>
       </w:r>
     </w:p>
     <w:p>
@@ -319,35 +3464,347 @@
         <w:pStyle w:val="FirstParagraph"/>
       </w:pPr>
       <w:r>
-        <w:t>Tidy-TS is a TypeScript framework for working with tabular data. It represents data as a collection of rows, where each row has named columns with specific value types. Each dataframe tracks which columns are available and what type of value each column contains.</w:t>
+        <w:t xml:space="preserve">Tidy-TS is a TypeScript framework for working with </w:t>
+      </w:r>
+      <w:del w:id="257" w:author="J.T. Menchaca" w:date="2026-05-13T01:15:37Z" w16du:dateUtc="2026-05-13T01:15:37Z">
+        <w:r>
+          <w:rPr/>
+          <w:delText xml:space="preserve">tabular </w:delText>
+        </w:r>
+      </w:del>
+      <w:r>
+        <w:t>data</w:t>
+      </w:r>
+      <w:ins w:id="221" w:author="J.T. Menchaca" w:date="2026-05-13T01:15:37Z" w16du:dateUtc="2026-05-13T01:15:37Z">
+        <w:r>
+          <w:rPr/>
+          <w:t>frames</w:t>
+        </w:r>
+      </w:ins>
+      <w:r>
+        <w:t>. It represents data as a collection of rows, where each row has named columns with specific value types. Each dataframe tracks which columns are available and what type of value each column contains.</w:t>
       </w:r>
     </w:p>
     <w:p>
       <w:pPr>
         <w:pStyle w:val="BodyText"/>
       </w:pPr>
-      <w:r>
-        <w:t xml:space="preserve">For example, a dataframe with patient identifiers, names, and ages tracks those three columns and their types. When an operation changes the dataframe, the tracked columns change as well. Selecting specific columns removes the other columns from the tracked set, while adding or editing an existing column updates the tracked columns. Joining two </w:t>
-      </w:r>
-      <w:proofErr w:type="spellStart"/>
+      <w:del w:id="259" w:author="J.T. Menchaca" w:date="2026-05-13T01:16:05Z" w16du:dateUtc="2026-05-13T01:16:05Z">
+        <w:r>
+          <w:rPr/>
+          <w:delText>o</w:delText>
+        </w:r>
+      </w:del>
+      <w:del w:id="260" w:author="J.T. Menchaca" w:date="2026-05-13T01:16:05Z" w16du:dateUtc="2026-05-13T01:16:05Z">
+        <w:r>
+          <w:rPr/>
+          <w:delText>eration</w:delText>
+        </w:r>
+      </w:del>
+      <w:del w:id="261" w:author="J.T. Menchaca" w:date="2026-05-13T01:16:05Z" w16du:dateUtc="2026-05-13T01:16:05Z">
+        <w:r>
+          <w:rPr/>
+          <w:delText xml:space="preserve">tables </w:delText>
+        </w:r>
+      </w:del>
+      <w:r>
+        <w:t>For example, a dataframe with patient identifier</w:t>
+      </w:r>
+      <w:del w:id="266" w:author="J.T. Menchaca" w:date="2026-05-13T01:17:05Z" w16du:dateUtc="2026-05-13T01:17:05Z">
+        <w:r>
+          <w:rPr/>
+          <w:delText>s</w:delText>
+        </w:r>
+      </w:del>
+      <w:r>
+        <w:t>, name</w:t>
+      </w:r>
+      <w:del w:id="267" w:author="J.T. Menchaca" w:date="2026-05-13T01:17:05Z" w16du:dateUtc="2026-05-13T01:17:05Z">
+        <w:r>
+          <w:rPr/>
+          <w:delText>s</w:delText>
+        </w:r>
+      </w:del>
+      <w:r>
+        <w:t>, and age</w:t>
+      </w:r>
+      <w:del w:id="268" w:author="J.T. Menchaca" w:date="2026-05-13T01:17:05Z" w16du:dateUtc="2026-05-13T01:17:05Z">
+        <w:r>
+          <w:rPr/>
+          <w:delText>s</w:delText>
+        </w:r>
+      </w:del>
+      <w:del w:id="263" w:author="J.T. Menchaca" w:date="2026-05-13T01:16:26Z" w16du:dateUtc="2026-05-13T01:16:26Z">
+        <w:r>
+          <w:rPr/>
+          <w:delText>f</w:delText>
+        </w:r>
+      </w:del>
+      <w:del w:id="264" w:author="J.T. Menchaca" w:date="2026-05-13T01:16:26Z" w16du:dateUtc="2026-05-13T01:16:26Z">
+        <w:r>
+          <w:rPr/>
+          <w:delText>d</w:delText>
+        </w:r>
+      </w:del>
+      <w:r>
+        <w:t xml:space="preserve"> tracks those three columns and their types. When a</w:t>
+      </w:r>
+      <w:ins w:id="222" w:author="J.T. Menchaca" w:date="2026-05-13T01:16:05Z" w16du:dateUtc="2026-05-13T01:16:05Z">
+        <w:r>
+          <w:rPr/>
+          <w:t xml:space="preserve"> processi</w:t>
+        </w:r>
+      </w:ins>
+      <w:r>
+        <w:t>n</w:t>
+      </w:r>
+      <w:ins w:id="223" w:author="J.T. Menchaca" w:date="2026-05-13T01:16:05Z" w16du:dateUtc="2026-05-13T01:16:05Z">
+        <w:r>
+          <w:rPr/>
+          <w:t>g</w:t>
+        </w:r>
+      </w:ins>
+      <w:r>
+        <w:t xml:space="preserve"> </w:t>
+      </w:r>
+      <w:ins w:id="224" w:author="J.T. Menchaca" w:date="2026-05-13T01:16:05Z" w16du:dateUtc="2026-05-13T01:16:05Z">
+        <w:r>
+          <w:rPr/>
+          <w:t>ste</w:t>
+        </w:r>
+      </w:ins>
+      <w:r>
+        <w:t>p</w:t>
+      </w:r>
+      <w:r>
+        <w:t xml:space="preserve"> changes the dataframe, the tracked columns change as well. Selecting specific columns removes the other columns from the tracked set, while adding or editing an existing column updates the tracked columns. Joining two </w:t>
+      </w:r>
       <w:r>
         <w:t>dataframes</w:t>
       </w:r>
-      <w:proofErr w:type="spellEnd"/>
-      <w:r>
-        <w:t xml:space="preserve"> combines the columns from both tables and marks fields as possibly missing when the join can introduce missing values.</w:t>
+      <w:r>
+        <w:t xml:space="preserve"> combines the columns from both </w:t>
+      </w:r>
+      <w:r>
+        <w:t xml:space="preserve">and marks </w:t>
+      </w:r>
+      <w:ins w:id="225" w:author="J.T. Menchaca" w:date="2026-05-13T01:16:26Z" w16du:dateUtc="2026-05-13T01:16:26Z">
+        <w:r>
+          <w:rPr/>
+          <w:t xml:space="preserve">values </w:t>
+        </w:r>
+      </w:ins>
+      <w:r>
+        <w:t>i</w:t>
+      </w:r>
+      <w:ins w:id="226" w:author="J.T. Menchaca" w:date="2026-05-13T01:16:26Z" w16du:dateUtc="2026-05-13T01:16:26Z">
+        <w:r>
+          <w:rPr/>
+          <w:t>n thos</w:t>
+        </w:r>
+      </w:ins>
+      <w:r>
+        <w:t>e</w:t>
+      </w:r>
+      <w:ins w:id="227" w:author="J.T. Menchaca" w:date="2026-05-13T01:16:26Z" w16du:dateUtc="2026-05-13T01:16:26Z">
+        <w:r>
+          <w:rPr/>
+          <w:t xml:space="preserve"> co</w:t>
+        </w:r>
+      </w:ins>
+      <w:r>
+        <w:t>l</w:t>
+      </w:r>
+      <w:ins w:id="228" w:author="J.T. Menchaca" w:date="2026-05-13T01:16:26Z" w16du:dateUtc="2026-05-13T01:16:26Z">
+        <w:r>
+          <w:rPr/>
+          <w:t>umn</w:t>
+        </w:r>
+      </w:ins>
+      <w:r>
+        <w:t>s as possibly missing when the join can introduce missing values.</w:t>
       </w:r>
     </w:p>
     <w:p>
       <w:pPr>
         <w:pStyle w:val="BodyText"/>
       </w:pPr>
-      <w:r>
-        <w:t xml:space="preserve">The framework includes common dataframe operations such as filtering, sorting, selecting, dropping, renaming, mutating, grouping, summarizing, joining, pivoting, binding rows, filling missing values, and extracting columns. It also includes statistical functions, hypothesis tests, and support for browser, server, and notebook environments. Statistical functions are validated against R, with test statistics and p-values required </w:t>
-      </w:r>
-      <w:r>
-        <w:lastRenderedPageBreak/>
-        <w:t>to agree within 1e-6. The validation suite covers hypothesis tests, distributions, and regression models, and includes tests ported from R’s own test suite.</w:t>
+      <w:del w:id="269" w:author="J.T. Menchaca" w:date="2026-05-13T01:17:05Z" w16du:dateUtc="2026-05-13T01:17:05Z">
+        <w:r>
+          <w:rPr/>
+          <w:delText>orting, s</w:delText>
+        </w:r>
+      </w:del>
+      <w:del w:id="270" w:author="J.T. Menchaca" w:date="2026-05-13T01:17:05Z" w16du:dateUtc="2026-05-13T01:17:05Z">
+        <w:r>
+          <w:rPr/>
+          <w:delText>dr</w:delText>
+        </w:r>
+      </w:del>
+      <w:del w:id="271" w:author="J.T. Menchaca" w:date="2026-05-13T01:17:05Z" w16du:dateUtc="2026-05-13T01:17:05Z">
+        <w:r>
+          <w:rPr/>
+          <w:delText>pp</w:delText>
+        </w:r>
+      </w:del>
+      <w:del w:id="272" w:author="J.T. Menchaca" w:date="2026-05-13T01:17:05Z" w16du:dateUtc="2026-05-13T01:17:05Z">
+        <w:r>
+          <w:rPr/>
+          <w:delText>g, renaming, mutat</w:delText>
+        </w:r>
+      </w:del>
+      <w:del w:id="273" w:author="J.T. Menchaca" w:date="2026-05-13T01:17:05Z" w16du:dateUtc="2026-05-13T01:17:05Z">
+        <w:r>
+          <w:rPr/>
+          <w:delText>joining, pivoting, bin</w:delText>
+        </w:r>
+      </w:del>
+      <w:del w:id="274" w:author="J.T. Menchaca" w:date="2026-05-13T01:17:05Z" w16du:dateUtc="2026-05-13T01:17:05Z">
+        <w:r>
+          <w:rPr/>
+          <w:delText>w</w:delText>
+        </w:r>
+      </w:del>
+      <w:del w:id="275" w:author="J.T. Menchaca" w:date="2026-05-13T01:17:05Z" w16du:dateUtc="2026-05-13T01:17:05Z">
+        <w:r>
+          <w:rPr/>
+          <w:delText>s, and extracting column</w:delText>
+        </w:r>
+      </w:del>
+      <w:del w:id="276" w:author="J.T. Menchaca" w:date="2026-05-13T01:17:05Z" w16du:dateUtc="2026-05-13T01:17:05Z">
+        <w:r>
+          <w:rPr/>
+          <w:delText>,</w:delText>
+        </w:r>
+      </w:del>
+      <w:del w:id="277" w:author="J.T. Menchaca" w:date="2026-05-13T01:17:05Z" w16du:dateUtc="2026-05-13T01:17:05Z">
+        <w:r>
+          <w:rPr/>
+          <w:delText>ts, and support for browser, server, and notebook environmen</w:delText>
+        </w:r>
+      </w:del>
+      <w:r>
+        <w:t>The framework includes common dataframe operations such as filtering, s</w:t>
+      </w:r>
+      <w:r>
+        <w:t xml:space="preserve">electing, </w:t>
+      </w:r>
+      <w:ins w:id="229" w:author="J.T. Menchaca" w:date="2026-05-13T01:17:05Z" w16du:dateUtc="2026-05-13T01:17:05Z">
+        <w:r>
+          <w:rPr/>
+          <w:t>j</w:t>
+        </w:r>
+      </w:ins>
+      <w:r>
+        <w:t>o</w:t>
+      </w:r>
+      <w:r>
+        <w:t>in</w:t>
+      </w:r>
+      <w:r>
+        <w:t xml:space="preserve">ing, grouping, summarizing, </w:t>
+      </w:r>
+      <w:ins w:id="230" w:author="J.T. Menchaca" w:date="2026-05-13T01:17:05Z" w16du:dateUtc="2026-05-13T01:17:05Z">
+        <w:r>
+          <w:rPr/>
+          <w:t>ad</w:t>
+        </w:r>
+      </w:ins>
+      <w:r>
+        <w:t xml:space="preserve">ding </w:t>
+      </w:r>
+      <w:ins w:id="231" w:author="J.T. Menchaca" w:date="2026-05-13T01:17:05Z" w16du:dateUtc="2026-05-13T01:17:05Z">
+        <w:r>
+          <w:rPr/>
+          <w:t>o</w:t>
+        </w:r>
+      </w:ins>
+      <w:r>
+        <w:t>r</w:t>
+      </w:r>
+      <w:ins w:id="232" w:author="J.T. Menchaca" w:date="2026-05-13T01:17:05Z" w16du:dateUtc="2026-05-13T01:17:05Z">
+        <w:r>
+          <w:rPr/>
+          <w:t xml:space="preserve"> m</w:t>
+        </w:r>
+      </w:ins>
+      <w:r>
+        <w:t>o</w:t>
+      </w:r>
+      <w:ins w:id="233" w:author="J.T. Menchaca" w:date="2026-05-13T01:17:05Z" w16du:dateUtc="2026-05-13T01:17:05Z">
+        <w:r>
+          <w:rPr/>
+          <w:t>difying column</w:t>
+        </w:r>
+      </w:ins>
+      <w:r>
+        <w:t>s,</w:t>
+      </w:r>
+      <w:ins w:id="234" w:author="J.T. Menchaca" w:date="2026-05-13T01:17:05Z" w16du:dateUtc="2026-05-13T01:17:05Z">
+        <w:r>
+          <w:rPr/>
+          <w:t xml:space="preserve"> and</w:t>
+        </w:r>
+      </w:ins>
+      <w:r>
+        <w:t xml:space="preserve"> filling missing value</w:t>
+      </w:r>
+      <w:r>
+        <w:t>s. It also includes statistical functions</w:t>
+      </w:r>
+      <w:ins w:id="235" w:author="J.T. Menchaca" w:date="2026-05-13T01:17:05Z" w16du:dateUtc="2026-05-13T01:17:05Z">
+        <w:r>
+          <w:rPr/>
+          <w:t xml:space="preserve"> and</w:t>
+        </w:r>
+      </w:ins>
+      <w:r>
+        <w:t xml:space="preserve"> hypothesis tes</w:t>
+      </w:r>
+      <w:r>
+        <w:t xml:space="preserve">ts. Statistical functions are validated against R, with test statistics and p-values required </w:t>
+      </w:r>
+      <w:r>
+        <w:t xml:space="preserve">to agree within 1e-6. The validation suite covers hypothesis tests, distributions, and regression models, and includes tests </w:t>
+      </w:r>
+      <w:ins w:id="237" w:author="J.T. Menchaca" w:date="2026-05-13T01:17:40Z" w16du:dateUtc="2026-05-13T01:17:40Z">
+        <w:r>
+          <w:rPr/>
+          <w:t>ada</w:t>
+        </w:r>
+      </w:ins>
+      <w:r>
+        <w:t>p</w:t>
+      </w:r>
+      <w:del w:id="280" w:author="J.T. Menchaca" w:date="2026-05-13T01:17:40Z" w16du:dateUtc="2026-05-13T01:17:40Z">
+        <w:r>
+          <w:rPr/>
+          <w:delText>or</w:delText>
+        </w:r>
+      </w:del>
+      <w:del w:id="278" w:author="J.T. Menchaca" w:date="2026-05-13T01:17:05Z" w16du:dateUtc="2026-05-13T01:17:05Z">
+        <w:r>
+          <w:rPr/>
+          <w:delText>’</w:delText>
+        </w:r>
+      </w:del>
+      <w:r>
+        <w:t>ted from R</w:t>
+      </w:r>
+      <w:del w:id="281" w:author="J.T. Menchaca" w:date="2026-05-13T01:17:40Z" w16du:dateUtc="2026-05-13T01:17:40Z">
+        <w:r>
+          <w:rPr/>
+          <w:delText>&amp;apos;</w:delText>
+        </w:r>
+      </w:del>
+      <w:ins w:id="238" w:author="J.T. Menchaca" w:date="2026-05-13T01:17:40Z" w16du:dateUtc="2026-05-13T01:17:40Z">
+        <w:r>
+          <w:rPr/>
+          <w:t>'</w:t>
+        </w:r>
+      </w:ins>
+      <w:r>
+        <w:t>s own test suite.</w:t>
       </w:r>
     </w:p>
     <w:p>
@@ -374,24 +3831,489 @@
           <w:i/>
           <w:iCs/>
         </w:rPr>
-        <w:t>Compile-Time Verification</w:t>
-      </w:r>
+        <w:t xml:space="preserve">Compile-Time </w:t>
+      </w:r>
+      <w:del w:id="283" w:author="J.T. Menchaca" w:date="2026-05-13T01:18:10Z" w16du:dateUtc="2026-05-13T01:18:10Z">
+        <w:r>
+          <w:rPr>
+            <w:b w:val="0"/>
+            <w:bCs w:val="0"/>
+            <w:i/>
+            <w:iCs/>
+          </w:rPr>
+          <w:delText>V</w:delText>
+        </w:r>
+      </w:del>
+      <w:ins w:id="239" w:author="J.T. Menchaca" w:date="2026-05-13T01:18:10Z" w16du:dateUtc="2026-05-13T01:18:10Z">
+        <w:r>
+          <w:rPr>
+            <w:b w:val="0"/>
+            <w:bCs w:val="0"/>
+            <w:i/>
+            <w:iCs/>
+          </w:rPr>
+          <w:t>Ch</w:t>
+        </w:r>
+      </w:ins>
+      <w:r>
+        <w:rPr>
+          <w:b w:val="0"/>
+          <w:bCs w:val="0"/>
+          <w:i/>
+          <w:iCs/>
+        </w:rPr>
+        <w:t>e</w:t>
+      </w:r>
+      <w:del w:id="284" w:author="J.T. Menchaca" w:date="2026-05-13T01:18:10Z" w16du:dateUtc="2026-05-13T01:18:10Z">
+        <w:r>
+          <w:rPr>
+            <w:b w:val="0"/>
+            <w:bCs w:val="0"/>
+            <w:i/>
+            <w:iCs/>
+          </w:rPr>
+          <w:delText>r</w:delText>
+        </w:r>
+      </w:del>
+      <w:ins w:id="240" w:author="J.T. Menchaca" w:date="2026-05-13T01:18:10Z" w16du:dateUtc="2026-05-13T01:18:10Z">
+        <w:r>
+          <w:rPr>
+            <w:b w:val="0"/>
+            <w:bCs w:val="0"/>
+            <w:i/>
+            <w:iCs/>
+          </w:rPr>
+          <w:t>ck</w:t>
+        </w:r>
+      </w:ins>
+      <w:r>
+        <w:rPr>
+          <w:b w:val="0"/>
+          <w:bCs w:val="0"/>
+          <w:i/>
+          <w:iCs/>
+        </w:rPr>
+        <w:t>i</w:t>
+      </w:r>
+      <w:del w:id="285" w:author="J.T. Menchaca" w:date="2026-05-13T01:18:10Z" w16du:dateUtc="2026-05-13T01:18:10Z">
+        <w:r>
+          <w:rPr>
+            <w:b w:val="0"/>
+            <w:bCs w:val="0"/>
+            <w:i/>
+            <w:iCs/>
+          </w:rPr>
+          <w:delText>ficatio</w:delText>
+        </w:r>
+      </w:del>
+      <w:r>
+        <w:rPr>
+          <w:b w:val="0"/>
+          <w:bCs w:val="0"/>
+          <w:i/>
+          <w:iCs/>
+        </w:rPr>
+        <w:t>n</w:t>
+      </w:r>
+      <w:ins w:id="241" w:author="J.T. Menchaca" w:date="2026-05-13T01:18:10Z" w16du:dateUtc="2026-05-13T01:18:10Z">
+        <w:r>
+          <w:rPr>
+            <w:b w:val="0"/>
+            <w:bCs w:val="0"/>
+            <w:i/>
+            <w:iCs/>
+          </w:rPr>
+          <w:t>g</w:t>
+        </w:r>
+      </w:ins>
     </w:p>
     <w:p>
       <w:pPr>
         <w:pStyle w:val="FirstParagraph"/>
       </w:pPr>
       <w:r>
-        <w:t>The core mechanism of Tidy-TS is that the compiler checks each table operation before the code runs. If a program refers to a column that does not exist, uses a value that might be missing without handling it first, or treats text as a number, the compiler rejects the code and shows exactly where the problem is.</w:t>
+        <w:t xml:space="preserve">The core mechanism of Tidy-TS is that </w:t>
+      </w:r>
+      <w:ins w:id="242" w:author="J.T. Menchaca" w:date="2026-05-13T01:18:10Z" w16du:dateUtc="2026-05-13T01:18:10Z">
+        <w:r>
+          <w:rPr/>
+          <w:t>TypeScrip</w:t>
+        </w:r>
+      </w:ins>
+      <w:r>
+        <w:t>t</w:t>
+      </w:r>
+      <w:del w:id="286" w:author="J.T. Menchaca" w:date="2026-05-13T01:18:10Z" w16du:dateUtc="2026-05-13T01:18:10Z">
+        <w:r>
+          <w:rPr/>
+          <w:delText>he</w:delText>
+        </w:r>
+      </w:del>
+      <w:ins w:id="243" w:author="J.T. Menchaca" w:date="2026-05-13T01:18:10Z" w16du:dateUtc="2026-05-13T01:18:10Z">
+        <w:r>
+          <w:rPr/>
+          <w:t>'s</w:t>
+        </w:r>
+      </w:ins>
+      <w:r>
+        <w:t xml:space="preserve"> compiler </w:t>
+      </w:r>
+      <w:del w:id="287" w:author="J.T. Menchaca" w:date="2026-05-13T01:18:10Z" w16du:dateUtc="2026-05-13T01:18:10Z">
+        <w:r>
+          <w:rPr/>
+          <w:delText>ch</w:delText>
+        </w:r>
+      </w:del>
+      <w:ins w:id="244" w:author="J.T. Menchaca" w:date="2026-05-13T01:18:10Z" w16du:dateUtc="2026-05-13T01:18:10Z">
+        <w:r>
+          <w:rPr/>
+          <w:t>r</w:t>
+        </w:r>
+      </w:ins>
+      <w:r>
+        <w:t>e</w:t>
+      </w:r>
+      <w:del w:id="288" w:author="J.T. Menchaca" w:date="2026-05-13T01:18:10Z" w16du:dateUtc="2026-05-13T01:18:10Z">
+        <w:r>
+          <w:rPr/>
+          <w:delText>ck</w:delText>
+        </w:r>
+      </w:del>
+      <w:ins w:id="245" w:author="J.T. Menchaca" w:date="2026-05-13T01:18:10Z" w16du:dateUtc="2026-05-13T01:18:10Z">
+        <w:r>
+          <w:rPr/>
+          <w:t>view</w:t>
+        </w:r>
+      </w:ins>
+      <w:r>
+        <w:t xml:space="preserve">s each </w:t>
+      </w:r>
+      <w:ins w:id="246" w:author="J.T. Menchaca" w:date="2026-05-13T01:18:10Z" w16du:dateUtc="2026-05-13T01:18:10Z">
+        <w:r>
+          <w:rPr/>
+          <w:t>processing s</w:t>
+        </w:r>
+      </w:ins>
+      <w:r>
+        <w:t>t</w:t>
+      </w:r>
+      <w:del w:id="289" w:author="J.T. Menchaca" w:date="2026-05-13T01:18:10Z" w16du:dateUtc="2026-05-13T01:18:10Z">
+        <w:r>
+          <w:rPr/>
+          <w:delText>abl</w:delText>
+        </w:r>
+      </w:del>
+      <w:r>
+        <w:t>e</w:t>
+      </w:r>
+      <w:del w:id="290" w:author="J.T. Menchaca" w:date="2026-05-13T01:18:10Z" w16du:dateUtc="2026-05-13T01:18:10Z">
+        <w:r>
+          <w:rPr/>
+          <w:delText xml:space="preserve"> o</w:delText>
+        </w:r>
+      </w:del>
+      <w:r>
+        <w:t>p</w:t>
+      </w:r>
+      <w:del w:id="291" w:author="J.T. Menchaca" w:date="2026-05-13T01:18:10Z" w16du:dateUtc="2026-05-13T01:18:10Z">
+        <w:r>
+          <w:rPr/>
+          <w:delText>eration</w:delText>
+        </w:r>
+      </w:del>
+      <w:r>
+        <w:t xml:space="preserve"> before the code runs. If a program refers to a column that does not exist, uses a value that might be missing without handling it first, or treats text as a number, the compiler rejects the code and shows exactly where the problem is.</w:t>
       </w:r>
     </w:p>
     <w:p>
       <w:pPr>
         <w:pStyle w:val="BodyText"/>
       </w:pPr>
-      <w:r>
-        <w:t>The framework’s test suite includes approximately 1,700 tests, many of which verify that column tracking works correctly as part of normal operation. For this evaluation, we also created a focused audit file containing a series of intentional errors alongside valid operations (Supplementary A). The compiler checks this file without running it, confirming that valid operations produce the expected column types and that invalid operations are rejected. For example, it verifies that selecting columns returns only the selected columns, that joining two tables marks unmatched fields as possibly missing, and that removing missing values from a column allows arithmetic on that column afterward. It also covers chained operations, grouping, and missing-value introduction and removal.</w:t>
-      </w:r>
+      <w:del w:id="298" w:author="J.T. Menchaca" w:date="2026-05-13T01:20:04Z" w16du:dateUtc="2026-05-13T01:20:04Z">
+        <w:r>
+          <w:rPr/>
+          <w:delText>’</w:delText>
+        </w:r>
+      </w:del>
+      <w:del w:id="309" w:author="J.T. Menchaca" w:date="2026-05-13T01:20:28Z" w16du:dateUtc="2026-05-13T01:20:28Z">
+        <w:r>
+          <w:rPr/>
+          <w:delText>&amp;apos;</w:delText>
+        </w:r>
+      </w:del>
+      <w:r>
+        <w:t>The framework</w:t>
+      </w:r>
+      <w:del w:id="299" w:author="J.T. Menchaca" w:date="2026-05-13T01:20:04Z" w16du:dateUtc="2026-05-13T01:20:04Z">
+        <w:r>
+          <w:rPr/>
+          <w:delText>m</w:delText>
+        </w:r>
+      </w:del>
+      <w:del w:id="300" w:author="J.T. Menchaca" w:date="2026-05-13T01:20:04Z" w16du:dateUtc="2026-05-13T01:20:04Z">
+        <w:r>
+          <w:rPr/>
+          <w:delText>y</w:delText>
+        </w:r>
+      </w:del>
+      <w:del w:id="301" w:author="J.T. Menchaca" w:date="2026-05-13T01:20:04Z" w16du:dateUtc="2026-05-13T01:20:04Z">
+        <w:r>
+          <w:rPr/>
+          <w:delText>of</w:delText>
+        </w:r>
+      </w:del>
+      <w:del w:id="302" w:author="J.T. Menchaca" w:date="2026-05-13T01:20:04Z" w16du:dateUtc="2026-05-13T01:20:04Z">
+        <w:r>
+          <w:rPr/>
+          <w:delText>w</w:delText>
+        </w:r>
+      </w:del>
+      <w:del w:id="303" w:author="J.T. Menchaca" w:date="2026-05-13T01:20:04Z" w16du:dateUtc="2026-05-13T01:20:04Z">
+        <w:r>
+          <w:rPr/>
+          <w:delText xml:space="preserve"> that</w:delText>
+        </w:r>
+      </w:del>
+      <w:del w:id="304" w:author="J.T. Menchaca" w:date="2026-05-13T01:20:04Z" w16du:dateUtc="2026-05-13T01:20:04Z">
+        <w:r>
+          <w:rPr/>
+          <w:delText>s</w:delText>
+        </w:r>
+      </w:del>
+      <w:del w:id="305" w:author="J.T. Menchaca" w:date="2026-05-13T01:20:04Z" w16du:dateUtc="2026-05-13T01:20:04Z">
+        <w:r>
+          <w:rPr/>
+          <w:delText>a</w:delText>
+        </w:r>
+      </w:del>
+      <w:del w:id="306" w:author="J.T. Menchaca" w:date="2026-05-13T01:20:04Z" w16du:dateUtc="2026-05-13T01:20:04Z">
+        <w:r>
+          <w:rPr/>
+          <w:delText xml:space="preserve"> of normal o</w:delText>
+        </w:r>
+      </w:del>
+      <w:del w:id="307" w:author="J.T. Menchaca" w:date="2026-05-13T01:20:04Z" w16du:dateUtc="2026-05-13T01:20:04Z">
+        <w:r>
+          <w:rPr/>
+          <w:delText>eration</w:delText>
+        </w:r>
+      </w:del>
+      <w:del w:id="312" w:author="J.T. Menchaca" w:date="2026-05-13T01:21:20Z" w16du:dateUtc="2026-05-13T01:21:20Z">
+        <w:r>
+          <w:rPr/>
+          <w:delText>&amp;apos;</w:delText>
+        </w:r>
+      </w:del>
+      <w:ins w:id="268" w:author="J.T. Menchaca" w:date="2026-05-13T01:21:20Z" w16du:dateUtc="2026-05-13T01:21:20Z">
+        <w:r>
+          <w:rPr/>
+          <w:t>'</w:t>
+        </w:r>
+      </w:ins>
+      <w:del w:id="310" w:author="J.T. Menchaca" w:date="2026-05-13T01:20:28Z" w16du:dateUtc="2026-05-13T01:20:28Z">
+        <w:r>
+          <w:rPr/>
+          <w:delText>audi</w:delText>
+        </w:r>
+      </w:del>
+      <w:r>
+        <w:t>s test suite includes approximately 1,700 tests</w:t>
+      </w:r>
+      <w:ins w:id="254" w:author="J.T. Menchaca" w:date="2026-05-13T01:20:04Z" w16du:dateUtc="2026-05-13T01:20:04Z">
+        <w:r>
+          <w:rPr/>
+          <w:t xml:space="preserve"> covering dataframe operations</w:t>
+        </w:r>
+      </w:ins>
+      <w:r>
+        <w:t xml:space="preserve">, </w:t>
+      </w:r>
+      <w:ins w:id="255" w:author="J.T. Menchaca" w:date="2026-05-13T01:20:04Z" w16du:dateUtc="2026-05-13T01:20:04Z">
+        <w:r>
+          <w:rPr/>
+          <w:t xml:space="preserve">statistical functions, </w:t>
+        </w:r>
+      </w:ins>
+      <w:r>
+        <w:t>an</w:t>
+      </w:r>
+      <w:ins w:id="256" w:author="J.T. Menchaca" w:date="2026-05-13T01:20:04Z" w16du:dateUtc="2026-05-13T01:20:04Z">
+        <w:r>
+          <w:rPr/>
+          <w:t>d</w:t>
+        </w:r>
+      </w:ins>
+      <w:r>
+        <w:t xml:space="preserve"> </w:t>
+      </w:r>
+      <w:ins w:id="257" w:author="J.T. Menchaca" w:date="2026-05-13T01:20:04Z" w16du:dateUtc="2026-05-13T01:20:04Z">
+        <w:r>
+          <w:rPr/>
+          <w:t>input</w:t>
+        </w:r>
+      </w:ins>
+      <w:r>
+        <w:t xml:space="preserve"> </w:t>
+      </w:r>
+      <w:r>
+        <w:t>h</w:t>
+      </w:r>
+      <w:ins w:id="258" w:author="J.T. Menchaca" w:date="2026-05-13T01:20:04Z" w16du:dateUtc="2026-05-13T01:20:04Z">
+        <w:r>
+          <w:rPr/>
+          <w:t>andl</w:t>
+        </w:r>
+      </w:ins>
+      <w:r>
+        <w:t>i</w:t>
+      </w:r>
+      <w:ins w:id="259" w:author="J.T. Menchaca" w:date="2026-05-13T01:20:04Z" w16du:dateUtc="2026-05-13T01:20:04Z">
+        <w:r>
+          <w:rPr/>
+          <w:t>ng, in</w:t>
+        </w:r>
+      </w:ins>
+      <w:r>
+        <w:t>c</w:t>
+      </w:r>
+      <w:ins w:id="260" w:author="J.T. Menchaca" w:date="2026-05-13T01:20:04Z" w16du:dateUtc="2026-05-13T01:20:04Z">
+        <w:r>
+          <w:rPr/>
+          <w:t>luding tests t</w:t>
+        </w:r>
+      </w:ins>
+      <w:r>
+        <w:t>h</w:t>
+      </w:r>
+      <w:ins w:id="261" w:author="J.T. Menchaca" w:date="2026-05-13T01:20:04Z" w16du:dateUtc="2026-05-13T01:20:04Z">
+        <w:r>
+          <w:rPr/>
+          <w:t>at</w:t>
+        </w:r>
+      </w:ins>
+      <w:r>
+        <w:t xml:space="preserve"> verify</w:t>
+      </w:r>
+      <w:r>
+        <w:t xml:space="preserve"> column tracking works correctly </w:t>
+      </w:r>
+      <w:ins w:id="262" w:author="J.T. Menchaca" w:date="2026-05-13T01:20:04Z" w16du:dateUtc="2026-05-13T01:20:04Z">
+        <w:r>
+          <w:rPr/>
+          <w:t>through e</w:t>
+        </w:r>
+      </w:ins>
+      <w:r>
+        <w:t>a</w:t>
+      </w:r>
+      <w:ins w:id="263" w:author="J.T. Menchaca" w:date="2026-05-13T01:20:04Z" w16du:dateUtc="2026-05-13T01:20:04Z">
+        <w:r>
+          <w:rPr/>
+          <w:t>ch</w:t>
+        </w:r>
+      </w:ins>
+      <w:r>
+        <w:t xml:space="preserve"> p</w:t>
+      </w:r>
+      <w:r>
+        <w:t>r</w:t>
+      </w:r>
+      <w:ins w:id="264" w:author="J.T. Menchaca" w:date="2026-05-13T01:20:04Z" w16du:dateUtc="2026-05-13T01:20:04Z">
+        <w:r>
+          <w:rPr/>
+          <w:t>ocessing s</w:t>
+        </w:r>
+      </w:ins>
+      <w:r>
+        <w:t>t</w:t>
+      </w:r>
+      <w:ins w:id="265" w:author="J.T. Menchaca" w:date="2026-05-13T01:20:04Z" w16du:dateUtc="2026-05-13T01:20:04Z">
+        <w:r>
+          <w:rPr/>
+          <w:t>e</w:t>
+        </w:r>
+      </w:ins>
+      <w:r>
+        <w:t>p</w:t>
+      </w:r>
+      <w:r>
+        <w:t xml:space="preserve">. For this evaluation, we also created a focused </w:t>
+      </w:r>
+      <w:ins w:id="267" w:author="J.T. Menchaca" w:date="2026-05-13T01:20:28Z" w16du:dateUtc="2026-05-13T01:20:28Z">
+        <w:r>
+          <w:rPr/>
+          <w:t>tes</w:t>
+        </w:r>
+      </w:ins>
+      <w:r>
+        <w:t xml:space="preserve">t file containing a series of intentional errors alongside valid operations (Supplementary A). The compiler checks this file without running it, confirming that valid operations produce the expected column types and that invalid operations are rejected. For example, it verifies that selecting columns returns only the selected columns, that joining two </w:t>
+      </w:r>
+      <w:ins w:id="269" w:author="J.T. Menchaca" w:date="2026-05-13T01:21:20Z" w16du:dateUtc="2026-05-13T01:21:20Z">
+        <w:r>
+          <w:rPr/>
+          <w:t>da</w:t>
+        </w:r>
+      </w:ins>
+      <w:r>
+        <w:t>ta</w:t>
+      </w:r>
+      <w:del w:id="313" w:author="J.T. Menchaca" w:date="2026-05-13T01:21:20Z" w16du:dateUtc="2026-05-13T01:21:20Z">
+        <w:r>
+          <w:rPr/>
+          <w:delText>bl</w:delText>
+        </w:r>
+      </w:del>
+      <w:ins w:id="270" w:author="J.T. Menchaca" w:date="2026-05-13T01:21:20Z" w16du:dateUtc="2026-05-13T01:21:20Z">
+        <w:r>
+          <w:rPr/>
+          <w:t>fram</w:t>
+        </w:r>
+      </w:ins>
+      <w:r>
+        <w:t xml:space="preserve">es marks </w:t>
+      </w:r>
+      <w:ins w:id="271" w:author="J.T. Menchaca" w:date="2026-05-13T01:21:20Z" w16du:dateUtc="2026-05-13T01:21:20Z">
+        <w:r>
+          <w:rPr/>
+          <w:t>val</w:t>
+        </w:r>
+      </w:ins>
+      <w:r>
+        <w:t>u</w:t>
+      </w:r>
+      <w:del w:id="314" w:author="J.T. Menchaca" w:date="2026-05-13T01:21:20Z" w16du:dateUtc="2026-05-13T01:21:20Z">
+        <w:r>
+          <w:rPr/>
+          <w:delText>nmatch</w:delText>
+        </w:r>
+      </w:del>
+      <w:r>
+        <w:t>e</w:t>
+      </w:r>
+      <w:del w:id="315" w:author="J.T. Menchaca" w:date="2026-05-13T01:21:20Z" w16du:dateUtc="2026-05-13T01:21:20Z">
+        <w:r>
+          <w:rPr/>
+          <w:delText>d field</w:delText>
+        </w:r>
+      </w:del>
+      <w:r>
+        <w:t>s as possibly missing</w:t>
+      </w:r>
+      <w:ins w:id="272" w:author="J.T. Menchaca" w:date="2026-05-13T01:21:20Z" w16du:dateUtc="2026-05-13T01:21:20Z">
+        <w:r>
+          <w:rPr/>
+          <w:t xml:space="preserve"> when the join can introduce missing values</w:t>
+        </w:r>
+      </w:ins>
+      <w:r>
+        <w:t>, and that removing missing values from a column allows arithmetic on that column afterward.</w:t>
+      </w:r>
+      <w:del w:id="316" w:author="J.T. Menchaca" w:date="2026-05-13T01:21:20Z" w16du:dateUtc="2026-05-13T01:21:20Z">
+        <w:r>
+          <w:rPr/>
+          <w:delText xml:space="preserve"> It also covers chained operations, grouping, and missing-value introduction and removal.</w:delText>
+        </w:r>
+      </w:del>
     </w:p>
     <w:p>
       <w:pPr>
@@ -417,24 +4339,351 @@
           <w:i/>
           <w:iCs/>
         </w:rPr>
-        <w:t>Runtime Data Validation</w:t>
+        <w:t xml:space="preserve">Runtime </w:t>
+      </w:r>
+      <w:del w:id="318" w:author="J.T. Menchaca" w:date="2026-05-13T01:22:21Z" w16du:dateUtc="2026-05-13T01:22:21Z">
+        <w:r>
+          <w:rPr>
+            <w:b w:val="0"/>
+            <w:bCs w:val="0"/>
+            <w:i/>
+            <w:iCs/>
+          </w:rPr>
+          <w:delText>D</w:delText>
+        </w:r>
+      </w:del>
+      <w:ins w:id="273" w:author="J.T. Menchaca" w:date="2026-05-13T01:22:21Z" w16du:dateUtc="2026-05-13T01:22:21Z">
+        <w:r>
+          <w:rPr>
+            <w:b w:val="0"/>
+            <w:bCs w:val="0"/>
+            <w:i/>
+            <w:iCs/>
+          </w:rPr>
+          <w:t xml:space="preserve">Checking </w:t>
+        </w:r>
+      </w:ins>
+      <w:r>
+        <w:rPr>
+          <w:b w:val="0"/>
+          <w:bCs w:val="0"/>
+          <w:i/>
+          <w:iCs/>
+        </w:rPr>
+        <w:t>a</w:t>
+      </w:r>
+      <w:del w:id="319" w:author="J.T. Menchaca" w:date="2026-05-13T01:22:21Z" w16du:dateUtc="2026-05-13T01:22:21Z">
+        <w:r>
+          <w:rPr>
+            <w:b w:val="0"/>
+            <w:bCs w:val="0"/>
+            <w:i/>
+            <w:iCs/>
+          </w:rPr>
+          <w:delText>ta</w:delText>
+        </w:r>
+      </w:del>
+      <w:ins w:id="274" w:author="J.T. Menchaca" w:date="2026-05-13T01:22:21Z" w16du:dateUtc="2026-05-13T01:22:21Z">
+        <w:r>
+          <w:rPr>
+            <w:b w:val="0"/>
+            <w:bCs w:val="0"/>
+            <w:i/>
+            <w:iCs/>
+          </w:rPr>
+          <w:t>nd</w:t>
+        </w:r>
+      </w:ins>
+      <w:r>
+        <w:rPr>
+          <w:b w:val="0"/>
+          <w:bCs w:val="0"/>
+          <w:i/>
+          <w:iCs/>
+        </w:rPr>
+        <w:t xml:space="preserve"> Validation</w:t>
       </w:r>
     </w:p>
     <w:p>
       <w:pPr>
         <w:pStyle w:val="FirstParagraph"/>
       </w:pPr>
-      <w:r>
-        <w:t>Compile-time checking can only work after the program has a trustworthy description of the input. For data coming from files, databases, or other external sources, Tidy-TS can check each row against an expected structure when the dataframe is created. If the data matches, the column types are set automatically. If there is an unexpected value, for example a text value when only numbers are expected, Tidy-TS will generate a runtime error.</w:t>
-      </w:r>
-    </w:p>
-    <w:p>
-      <w:pPr>
-        <w:pStyle w:val="BodyText"/>
-      </w:pPr>
-      <w:r>
-        <w:t>This separates two problems. When data first enters the program, Tidy-TS confirms whether it matches the expected structure. After that, the compiler checks whether later operations are valid given the known columns and types.</w:t>
-      </w:r>
+      <w:del w:id="320" w:author="J.T. Menchaca" w:date="2026-05-13T01:22:21Z" w16du:dateUtc="2026-05-13T01:22:21Z">
+        <w:r>
+          <w:rPr/>
+          <w:delText>ha</w:delText>
+        </w:r>
+      </w:del>
+      <w:del w:id="321" w:author="J.T. Menchaca" w:date="2026-05-13T01:22:21Z" w16du:dateUtc="2026-05-13T01:22:21Z">
+        <w:r>
+          <w:rPr/>
+          <w:delText>a</w:delText>
+        </w:r>
+      </w:del>
+      <w:del w:id="322" w:author="J.T. Menchaca" w:date="2026-05-13T01:22:21Z" w16du:dateUtc="2026-05-13T01:22:21Z">
+        <w:r>
+          <w:rPr/>
+          <w:delText>s</w:delText>
+        </w:r>
+      </w:del>
+      <w:del w:id="323" w:author="J.T. Menchaca" w:date="2026-05-13T01:22:21Z" w16du:dateUtc="2026-05-13T01:22:21Z">
+        <w:r>
+          <w:rPr/>
+          <w:delText>wo</w:delText>
+        </w:r>
+      </w:del>
+      <w:del w:id="324" w:author="J.T. Menchaca" w:date="2026-05-13T01:22:21Z" w16du:dateUtc="2026-05-13T01:22:21Z">
+        <w:r>
+          <w:rPr/>
+          <w:delText>thy d</w:delText>
+        </w:r>
+      </w:del>
+      <w:del w:id="325" w:author="J.T. Menchaca" w:date="2026-05-13T01:22:21Z" w16du:dateUtc="2026-05-13T01:22:21Z">
+        <w:r>
+          <w:rPr/>
+          <w:delText>scription</w:delText>
+        </w:r>
+      </w:del>
+      <w:del w:id="326" w:author="J.T. Menchaca" w:date="2026-05-13T01:22:21Z" w16du:dateUtc="2026-05-13T01:22:21Z">
+        <w:r>
+          <w:rPr/>
+          <w:delText>inpu</w:delText>
+        </w:r>
+      </w:del>
+      <w:r>
+        <w:t xml:space="preserve">Compile-time checking can only work after the program </w:t>
+      </w:r>
+      <w:ins w:id="275" w:author="J.T. Menchaca" w:date="2026-05-13T01:22:21Z" w16du:dateUtc="2026-05-13T01:22:21Z">
+        <w:r>
+          <w:rPr/>
+          <w:t>know</w:t>
+        </w:r>
+      </w:ins>
+      <w:r>
+        <w:t xml:space="preserve">s </w:t>
+      </w:r>
+      <w:ins w:id="276" w:author="J.T. Menchaca" w:date="2026-05-13T01:22:21Z" w16du:dateUtc="2026-05-13T01:22:21Z">
+        <w:r>
+          <w:rPr/>
+          <w:t>the</w:t>
+        </w:r>
+      </w:ins>
+      <w:r>
+        <w:t xml:space="preserve"> </w:t>
+      </w:r>
+      <w:ins w:id="277" w:author="J.T. Menchaca" w:date="2026-05-13T01:22:21Z" w16du:dateUtc="2026-05-13T01:22:21Z">
+        <w:r>
+          <w:rPr/>
+          <w:t>expected s</w:t>
+        </w:r>
+      </w:ins>
+      <w:r>
+        <w:t>tru</w:t>
+      </w:r>
+      <w:ins w:id="278" w:author="J.T. Menchaca" w:date="2026-05-13T01:22:21Z" w16du:dateUtc="2026-05-13T01:22:21Z">
+        <w:r>
+          <w:rPr/>
+          <w:t>c</w:t>
+        </w:r>
+      </w:ins>
+      <w:r>
+        <w:t>t</w:t>
+      </w:r>
+      <w:ins w:id="279" w:author="J.T. Menchaca" w:date="2026-05-13T01:22:21Z" w16du:dateUtc="2026-05-13T01:22:21Z">
+        <w:r>
+          <w:rPr/>
+          <w:t>u</w:t>
+        </w:r>
+      </w:ins>
+      <w:r>
+        <w:t>r</w:t>
+      </w:r>
+      <w:r>
+        <w:t>e</w:t>
+      </w:r>
+      <w:r>
+        <w:t xml:space="preserve"> of the </w:t>
+      </w:r>
+      <w:ins w:id="280" w:author="J.T. Menchaca" w:date="2026-05-13T01:22:21Z" w16du:dateUtc="2026-05-13T01:22:21Z">
+        <w:r>
+          <w:rPr/>
+          <w:t>da</w:t>
+        </w:r>
+      </w:ins>
+      <w:r>
+        <w:t>t</w:t>
+      </w:r>
+      <w:ins w:id="281" w:author="J.T. Menchaca" w:date="2026-05-13T01:22:21Z" w16du:dateUtc="2026-05-13T01:22:21Z">
+        <w:r>
+          <w:rPr/>
+          <w:t>a</w:t>
+        </w:r>
+      </w:ins>
+      <w:r>
+        <w:t>. For data coming from files, databases, or other external sources,</w:t>
+      </w:r>
+      <w:ins w:id="282" w:author="J.T. Menchaca" w:date="2026-05-13T01:22:21Z" w16du:dateUtc="2026-05-13T01:22:21Z">
+        <w:r>
+          <w:rPr/>
+          <w:t xml:space="preserve"> </w:t>
+        </w:r>
+      </w:ins>
+      <w:ins w:id="283" w:author="J.T. Menchaca" w:date="2026-05-13T01:23:32Z" w16du:dateUtc="2026-05-13T01:23:32Z">
+        <w:r>
+          <w:rPr/>
+          <w:t xml:space="preserve">Tidy-TS confirms </w:t>
+        </w:r>
+      </w:ins>
+      <w:ins w:id="282" w:author="J.T. Menchaca" w:date="2026-05-13T01:22:21Z" w16du:dateUtc="2026-05-13T01:22:21Z">
+        <w:r>
+          <w:rPr/>
+          <w:t>th</w:t>
+        </w:r>
+      </w:ins>
+      <w:del w:id="328" w:author="J.T. Menchaca" w:date="2026-05-13T01:23:32Z" w16du:dateUtc="2026-05-13T01:23:32Z">
+        <w:r>
+          <w:rPr/>
+          <w:delText>i</w:delText>
+        </w:r>
+      </w:del>
+      <w:ins w:id="284" w:author="J.T. Menchaca" w:date="2026-05-13T01:23:32Z" w16du:dateUtc="2026-05-13T01:23:32Z">
+        <w:r>
+          <w:rPr/>
+          <w:t>at each row matche</w:t>
+        </w:r>
+      </w:ins>
+      <w:ins w:id="282" w:author="J.T. Menchaca" w:date="2026-05-13T01:22:21Z" w16du:dateUtc="2026-05-13T01:22:21Z">
+        <w:r>
+          <w:rPr/>
+          <w:t>s</w:t>
+        </w:r>
+      </w:ins>
+      <w:ins w:id="285" w:author="J.T. Menchaca" w:date="2026-05-13T01:23:32Z" w16du:dateUtc="2026-05-13T01:23:32Z">
+        <w:r>
+          <w:rPr/>
+          <w:t xml:space="preserve"> the expected</w:t>
+        </w:r>
+      </w:ins>
+      <w:ins w:id="282" w:author="J.T. Menchaca" w:date="2026-05-13T01:22:21Z" w16du:dateUtc="2026-05-13T01:22:21Z">
+        <w:r>
+          <w:rPr/>
+          <w:t xml:space="preserve"> structure</w:t>
+        </w:r>
+      </w:ins>
+      <w:del w:id="329" w:author="J.T. Menchaca" w:date="2026-05-13T01:23:32Z" w16du:dateUtc="2026-05-13T01:23:32Z">
+        <w:r>
+          <w:rPr/>
+          <w:delText xml:space="preserve"> must be confirmed</w:delText>
+        </w:r>
+      </w:del>
+      <w:ins w:id="282" w:author="J.T. Menchaca" w:date="2026-05-13T01:22:21Z" w16du:dateUtc="2026-05-13T01:22:21Z">
+        <w:r>
+          <w:rPr/>
+          <w:t xml:space="preserve"> when the data is first loaded, a process called validation</w:t>
+        </w:r>
+      </w:ins>
+      <w:del w:id="330" w:author="J.T. Menchaca" w:date="2026-05-13T01:23:32Z" w16du:dateUtc="2026-05-13T01:23:32Z">
+        <w:r>
+          <w:rPr/>
+          <w:delText>.</w:delText>
+        </w:r>
+      </w:del>
+      <w:del w:id="331" w:author="J.T. Menchaca" w:date="2026-05-13T01:23:32Z" w16du:dateUtc="2026-05-13T01:23:32Z">
+        <w:r>
+          <w:rPr/>
+          <w:delText xml:space="preserve"> Tidy-TS can check each row against an expected structure when the dataframe is created</w:delText>
+        </w:r>
+      </w:del>
+      <w:r>
+        <w:t xml:space="preserve">. If the data matches, the column types are set automatically. If there is an unexpected value, for example a text value when only numbers are expected, Tidy-TS </w:t>
+      </w:r>
+      <w:del w:id="332" w:author="J.T. Menchaca" w:date="2026-05-13T01:23:32Z" w16du:dateUtc="2026-05-13T01:23:32Z">
+        <w:r>
+          <w:rPr/>
+          <w:delText>will g</w:delText>
+        </w:r>
+      </w:del>
+      <w:ins w:id="286" w:author="J.T. Menchaca" w:date="2026-05-13T01:23:32Z" w16du:dateUtc="2026-05-13T01:23:32Z">
+        <w:r>
+          <w:rPr/>
+          <w:t>r</w:t>
+        </w:r>
+      </w:ins>
+      <w:r>
+        <w:t>e</w:t>
+      </w:r>
+      <w:del w:id="333" w:author="J.T. Menchaca" w:date="2026-05-13T01:23:32Z" w16du:dateUtc="2026-05-13T01:23:32Z">
+        <w:r>
+          <w:rPr/>
+          <w:delText>ne</w:delText>
+        </w:r>
+      </w:del>
+      <w:ins w:id="287" w:author="J.T. Menchaca" w:date="2026-05-13T01:23:32Z" w16du:dateUtc="2026-05-13T01:23:32Z">
+        <w:r>
+          <w:rPr/>
+          <w:t>po</w:t>
+        </w:r>
+      </w:ins>
+      <w:r>
+        <w:t>r</w:t>
+      </w:r>
+      <w:del w:id="334" w:author="J.T. Menchaca" w:date="2026-05-13T01:23:32Z" w16du:dateUtc="2026-05-13T01:23:32Z">
+        <w:r>
+          <w:rPr/>
+          <w:delText>a</w:delText>
+        </w:r>
+      </w:del>
+      <w:r>
+        <w:t>t</w:t>
+      </w:r>
+      <w:del w:id="335" w:author="J.T. Menchaca" w:date="2026-05-13T01:23:32Z" w16du:dateUtc="2026-05-13T01:23:32Z">
+        <w:r>
+          <w:rPr/>
+          <w:delText>e</w:delText>
+        </w:r>
+      </w:del>
+      <w:ins w:id="288" w:author="J.T. Menchaca" w:date="2026-05-13T01:23:32Z" w16du:dateUtc="2026-05-13T01:23:32Z">
+        <w:r>
+          <w:rPr/>
+          <w:t>s</w:t>
+        </w:r>
+      </w:ins>
+      <w:r>
+        <w:t xml:space="preserve"> a</w:t>
+      </w:r>
+      <w:del w:id="336" w:author="J.T. Menchaca" w:date="2026-05-13T01:23:32Z" w16du:dateUtc="2026-05-13T01:23:32Z">
+        <w:r>
+          <w:rPr/>
+          <w:delText xml:space="preserve"> ru</w:delText>
+        </w:r>
+      </w:del>
+      <w:r>
+        <w:t>n</w:t>
+      </w:r>
+      <w:del w:id="337" w:author="J.T. Menchaca" w:date="2026-05-13T01:23:32Z" w16du:dateUtc="2026-05-13T01:23:32Z">
+        <w:r>
+          <w:rPr/>
+          <w:delText>time</w:delText>
+        </w:r>
+      </w:del>
+      <w:r>
+        <w:t xml:space="preserve"> error</w:t>
+      </w:r>
+      <w:ins w:id="289" w:author="J.T. Menchaca" w:date="2026-05-13T01:23:32Z" w16du:dateUtc="2026-05-13T01:23:32Z">
+        <w:r>
+          <w:rPr/>
+          <w:t xml:space="preserve"> and stops</w:t>
+        </w:r>
+      </w:ins>
+      <w:r>
+        <w:t>.</w:t>
+      </w:r>
+      <w:ins w:id="290" w:author="J.T. Menchaca" w:date="2026-05-13T01:23:32Z" w16du:dateUtc="2026-05-13T01:23:32Z">
+        <w:r>
+          <w:rPr/>
+          <w:t xml:space="preserve"> After validation, the compiler checks each subsequent processing step against the known columns and types.</w:t>
+        </w:r>
+      </w:ins>
     </w:p>
     <w:p>
       <w:pPr>
@@ -453,6 +4702,28 @@
           <w:iCs/>
         </w:rPr>
       </w:pPr>
+      <w:del w:id="339" w:author="J.T. Menchaca" w:date="2026-05-13T01:25:35Z" w16du:dateUtc="2026-05-13T01:25:35Z">
+        <w:r>
+          <w:rPr>
+            <w:b w:val="0"/>
+            <w:bCs w:val="0"/>
+            <w:i/>
+            <w:iCs/>
+          </w:rPr>
+          <w:delText>Cross-Ecosyst</w:delText>
+        </w:r>
+      </w:del>
+      <w:ins w:id="291" w:author="J.T. Menchaca" w:date="2026-05-13T01:25:35Z" w16du:dateUtc="2026-05-13T01:25:35Z">
+        <w:r>
+          <w:rPr>
+            <w:b w:val="0"/>
+            <w:bCs w:val="0"/>
+            <w:i/>
+            <w:iCs/>
+          </w:rPr>
+          <w:t>Languag</w:t>
+        </w:r>
+      </w:ins>
       <w:r>
         <w:rPr>
           <w:b w:val="0"/>
@@ -460,15 +4731,175 @@
           <w:i/>
           <w:iCs/>
         </w:rPr>
-        <w:t>Cross-Ecosystem Comparison</w:t>
-      </w:r>
+        <w:t>e</w:t>
+      </w:r>
+      <w:del w:id="340" w:author="J.T. Menchaca" w:date="2026-05-13T01:25:35Z" w16du:dateUtc="2026-05-13T01:25:35Z">
+        <w:r>
+          <w:rPr>
+            <w:b w:val="0"/>
+            <w:bCs w:val="0"/>
+            <w:i/>
+            <w:iCs/>
+          </w:rPr>
+          <w:delText>m</w:delText>
+        </w:r>
+      </w:del>
+      <w:r>
+        <w:rPr>
+          <w:b w:val="0"/>
+          <w:bCs w:val="0"/>
+          <w:i/>
+          <w:iCs/>
+        </w:rPr>
+        <w:t xml:space="preserve"> Comparison</w:t>
+      </w:r>
+      <w:ins w:id="292" w:author="J.T. Menchaca" w:date="2026-05-13T01:25:35Z" w16du:dateUtc="2026-05-13T01:25:35Z">
+        <w:r>
+          <w:rPr>
+            <w:b w:val="0"/>
+            <w:bCs w:val="0"/>
+            <w:i/>
+            <w:iCs/>
+          </w:rPr>
+          <w:t xml:space="preserve"> Suite</w:t>
+        </w:r>
+      </w:ins>
     </w:p>
     <w:p>
       <w:pPr>
         <w:pStyle w:val="FirstParagraph"/>
       </w:pPr>
       <w:r>
-        <w:t>To compare error detection across Tidy-TS, Python, and R, we created a comparison suite using sample clinical datasets representing patients, encounters, laboratory results, medications, and vital signs. The test cases were derived from two sources: error patterns described in published clinical data quality literature,[4][6][7][11][14] and errors encountered during the framework’s deployment at the University of Utah. Tests were organized by the type of mistake involved, including misspelled or missing columns, using the wrong type of value, arithmetic on values that might be missing, errors introduced by joining tables, and problems when loading data from files. Each test represents a specific clinical data transformation mistake, such as a misspelled patient identifier, a column that no longer exists after summarization, arithmetic on a laboratory value that might be missing, a join that introduces missing data, or an invalid categorical value.</w:t>
+        <w:t xml:space="preserve">To compare error detection across Tidy-TS, Python, and R, we created a comparison suite using sample clinical datasets representing patients, encounters, laboratory results, medications, and vital signs. The test cases were derived from </w:t>
+      </w:r>
+      <w:del w:id="344" w:author="J.T. Menchaca" w:date="2026-05-13T01:27:35Z" w16du:dateUtc="2026-05-13T01:27:35Z">
+        <w:r>
+          <w:rPr/>
+          <w:delText xml:space="preserve">two sources: </w:delText>
+        </w:r>
+      </w:del>
+      <w:r>
+        <w:t>error patterns described in published clinical data quality literature</w:t>
+      </w:r>
+      <w:del w:id="345" w:author="J.T. Menchaca" w:date="2026-05-13T01:27:35Z" w16du:dateUtc="2026-05-13T01:27:35Z">
+        <w:r>
+          <w:rPr/>
+          <w:delText>,</w:delText>
+        </w:r>
+      </w:del>
+      <w:r>
+        <w:t>[4][6][7][11][14] and</w:t>
+      </w:r>
+      <w:ins w:id="295" w:author="J.T. Menchaca" w:date="2026-05-13T01:27:35Z" w16du:dateUtc="2026-05-13T01:27:35Z">
+        <w:r>
+          <w:rPr/>
+          <w:t xml:space="preserve"> from</w:t>
+        </w:r>
+      </w:ins>
+      <w:r>
+        <w:t xml:space="preserve"> errors encountered during the framework</w:t>
+      </w:r>
+      <w:del w:id="346" w:author="J.T. Menchaca" w:date="2026-05-13T01:27:35Z" w16du:dateUtc="2026-05-13T01:27:35Z">
+        <w:r>
+          <w:rPr/>
+          <w:delText>’</w:delText>
+        </w:r>
+      </w:del>
+      <w:ins w:id="296" w:author="J.T. Menchaca" w:date="2026-05-13T01:27:35Z" w16du:dateUtc="2026-05-13T01:27:35Z">
+        <w:r>
+          <w:rPr/>
+          <w:t>'</w:t>
+        </w:r>
+      </w:ins>
+      <w:r>
+        <w:t xml:space="preserve">s deployment at the University of Utah. Tests were organized by the type of mistake involved, including misspelled or missing columns, using the wrong type of value, arithmetic on values that might be missing, errors introduced by joining </w:t>
+      </w:r>
+      <w:ins w:id="297" w:author="J.T. Menchaca" w:date="2026-05-13T01:27:35Z" w16du:dateUtc="2026-05-13T01:27:35Z">
+        <w:r>
+          <w:rPr/>
+          <w:t>da</w:t>
+        </w:r>
+      </w:ins>
+      <w:r>
+        <w:t>ta</w:t>
+      </w:r>
+      <w:del w:id="347" w:author="J.T. Menchaca" w:date="2026-05-13T01:27:35Z" w16du:dateUtc="2026-05-13T01:27:35Z">
+        <w:r>
+          <w:rPr/>
+          <w:delText>bl</w:delText>
+        </w:r>
+      </w:del>
+      <w:ins w:id="298" w:author="J.T. Menchaca" w:date="2026-05-13T01:27:35Z" w16du:dateUtc="2026-05-13T01:27:35Z">
+        <w:r>
+          <w:rPr/>
+          <w:t>s</w:t>
+        </w:r>
+      </w:ins>
+      <w:r>
+        <w:t>e</w:t>
+      </w:r>
+      <w:ins w:id="299" w:author="J.T. Menchaca" w:date="2026-05-13T01:27:35Z" w16du:dateUtc="2026-05-13T01:27:35Z">
+        <w:r>
+          <w:rPr/>
+          <w:t>t</w:t>
+        </w:r>
+      </w:ins>
+      <w:r>
+        <w:t xml:space="preserve">s, and problems when loading data from files. Each test represents a specific clinical data </w:t>
+      </w:r>
+      <w:del w:id="348" w:author="J.T. Menchaca" w:date="2026-05-13T01:27:35Z" w16du:dateUtc="2026-05-13T01:27:35Z">
+        <w:r>
+          <w:rPr/>
+          <w:delText>t</w:delText>
+        </w:r>
+      </w:del>
+      <w:ins w:id="300" w:author="J.T. Menchaca" w:date="2026-05-13T01:27:35Z" w16du:dateUtc="2026-05-13T01:27:35Z">
+        <w:r>
+          <w:rPr/>
+          <w:t>p</w:t>
+        </w:r>
+      </w:ins>
+      <w:r>
+        <w:t>r</w:t>
+      </w:r>
+      <w:del w:id="349" w:author="J.T. Menchaca" w:date="2026-05-13T01:27:35Z" w16du:dateUtc="2026-05-13T01:27:35Z">
+        <w:r>
+          <w:rPr/>
+          <w:delText>a</w:delText>
+        </w:r>
+      </w:del>
+      <w:ins w:id="301" w:author="J.T. Menchaca" w:date="2026-05-13T01:27:35Z" w16du:dateUtc="2026-05-13T01:27:35Z">
+        <w:r>
+          <w:rPr/>
+          <w:t>ocessi</w:t>
+        </w:r>
+      </w:ins>
+      <w:r>
+        <w:t>n</w:t>
+      </w:r>
+      <w:del w:id="350" w:author="J.T. Menchaca" w:date="2026-05-13T01:27:35Z" w16du:dateUtc="2026-05-13T01:27:35Z">
+        <w:r>
+          <w:rPr/>
+          <w:delText>sf</w:delText>
+        </w:r>
+      </w:del>
+      <w:ins w:id="302" w:author="J.T. Menchaca" w:date="2026-05-13T01:27:35Z" w16du:dateUtc="2026-05-13T01:27:35Z">
+        <w:r>
+          <w:rPr/>
+          <w:t>g err</w:t>
+        </w:r>
+      </w:ins>
+      <w:r>
+        <w:t>or</w:t>
+      </w:r>
+      <w:del w:id="351" w:author="J.T. Menchaca" w:date="2026-05-13T01:27:35Z" w16du:dateUtc="2026-05-13T01:27:35Z">
+        <w:r>
+          <w:rPr/>
+          <w:delText>mation mistake</w:delText>
+        </w:r>
+      </w:del>
+      <w:r>
+        <w:t>, such as a misspelled patient identifier, a column that no longer exists after summarization, arithmetic on a laboratory value that might be missing, a join that introduces missing data, or an invalid categorical value.</w:t>
       </w:r>
     </w:p>
     <w:p>
@@ -476,7 +4907,16 @@
         <w:pStyle w:val="BodyText"/>
       </w:pPr>
       <w:r>
-        <w:t>We implemented equivalent tests using pandas (3.0.3) with Python 3.14.5 and tidyverse (2.0.0) with R 4.6.0. Tidy-TS tests were run with TypeScript 5.9.2 on Deno 2.7.14. Each outcome was classified into four categories (Table 1).</w:t>
+        <w:t>We implemented equivalent tests using pandas (3.0.3) with Python 3.14.5 and tidyverse (2.0.0) with R 4.6.0. Tidy-TS tests were run with TypeScript 5.9.2 on Deno 2.7.14</w:t>
+      </w:r>
+      <w:ins w:id="303" w:author="J.T. Menchaca" w:date="2026-05-13T01:28:00Z" w16du:dateUtc="2026-05-13T01:28:00Z">
+        <w:r>
+          <w:rPr/>
+          <w:t>, a runtime environment for TypeScript</w:t>
+        </w:r>
+      </w:ins>
+      <w:r>
+        <w:t>. Each outcome was classified into four categories (Table 1).</w:t>
       </w:r>
     </w:p>
     <w:p>
@@ -590,7 +5030,37 @@
               <w:pStyle w:val="Compact"/>
             </w:pPr>
             <w:r>
-              <w:t>The compiler identifies the mistake before the program runs</w:t>
+              <w:t xml:space="preserve">The compiler identifies the mistake before the </w:t>
+            </w:r>
+            <w:del w:id="353" w:author="J.T. Menchaca" w:date="2026-05-13T01:28:32Z" w16du:dateUtc="2026-05-13T01:28:32Z">
+              <w:r>
+                <w:rPr/>
+                <w:delText>pr</w:delText>
+              </w:r>
+            </w:del>
+            <w:ins w:id="304" w:author="J.T. Menchaca" w:date="2026-05-13T01:28:32Z" w16du:dateUtc="2026-05-13T01:28:32Z">
+              <w:r>
+                <w:rPr/>
+                <w:t>c</w:t>
+              </w:r>
+            </w:ins>
+            <w:r>
+              <w:t>o</w:t>
+            </w:r>
+            <w:del w:id="354" w:author="J.T. Menchaca" w:date="2026-05-13T01:28:32Z" w16du:dateUtc="2026-05-13T01:28:32Z">
+              <w:r>
+                <w:rPr/>
+                <w:delText>gram</w:delText>
+              </w:r>
+            </w:del>
+            <w:ins w:id="305" w:author="J.T. Menchaca" w:date="2026-05-13T01:28:32Z" w16du:dateUtc="2026-05-13T01:28:32Z">
+              <w:r>
+                <w:rPr/>
+                <w:t>de</w:t>
+              </w:r>
+            </w:ins>
+            <w:r>
+              <w:t xml:space="preserve"> runs</w:t>
             </w:r>
           </w:p>
         </w:tc>
@@ -646,7 +5116,31 @@
               <w:pStyle w:val="Compact"/>
             </w:pPr>
             <w:r>
-              <w:t>Program prints a warning but continues to produce a result</w:t>
+              <w:t xml:space="preserve">Program prints a warning but continues </w:t>
+            </w:r>
+            <w:del w:id="355" w:author="J.T. Menchaca" w:date="2026-05-13T01:28:32Z" w16du:dateUtc="2026-05-13T01:28:32Z">
+              <w:r>
+                <w:rPr/>
+                <w:delText>to</w:delText>
+              </w:r>
+            </w:del>
+            <w:ins w:id="306" w:author="J.T. Menchaca" w:date="2026-05-13T01:28:32Z" w16du:dateUtc="2026-05-13T01:28:32Z">
+              <w:r>
+                <w:rPr/>
+                <w:t>and may</w:t>
+              </w:r>
+            </w:ins>
+            <w:r>
+              <w:t xml:space="preserve"> produce a</w:t>
+            </w:r>
+            <w:ins w:id="307" w:author="J.T. Menchaca" w:date="2026-05-13T01:28:32Z" w16du:dateUtc="2026-05-13T01:28:32Z">
+              <w:r>
+                <w:rPr/>
+                <w:t>n incorrect</w:t>
+              </w:r>
+            </w:ins>
+            <w:r>
+              <w:t xml:space="preserve"> result</w:t>
             </w:r>
           </w:p>
         </w:tc>
@@ -685,7 +5179,70 @@
         <w:pStyle w:val="BodyText"/>
       </w:pPr>
       <w:r>
-        <w:t>The tests cover five error categories: column reference errors, type errors, null and missing data errors, join errors, and data loading errors.</w:t>
+        <w:t>The tests cover five error categories</w:t>
+      </w:r>
+      <w:del w:id="357" w:author="J.T. Menchaca" w:date="2026-05-13T01:29:38Z" w16du:dateUtc="2026-05-13T01:29:38Z">
+        <w:r>
+          <w:rPr/>
+          <w:delText>:</w:delText>
+        </w:r>
+      </w:del>
+      <w:ins w:id="308" w:author="J.T. Menchaca" w:date="2026-05-13T01:29:38Z" w16du:dateUtc="2026-05-13T01:29:38Z">
+        <w:r>
+          <w:rPr/>
+          <w:t>, including</w:t>
+        </w:r>
+      </w:ins>
+      <w:r>
+        <w:t xml:space="preserve"> column reference errors, </w:t>
+      </w:r>
+      <w:ins w:id="309" w:author="J.T. Menchaca" w:date="2026-05-13T01:29:38Z" w16du:dateUtc="2026-05-13T01:29:38Z">
+        <w:r>
+          <w:rPr/>
+          <w:t xml:space="preserve">value </w:t>
+        </w:r>
+      </w:ins>
+      <w:r>
+        <w:t xml:space="preserve">type errors, </w:t>
+      </w:r>
+      <w:del w:id="358" w:author="J.T. Menchaca" w:date="2026-05-13T01:29:38Z" w16du:dateUtc="2026-05-13T01:29:38Z">
+        <w:r>
+          <w:rPr/>
+          <w:delText xml:space="preserve">null and </w:delText>
+        </w:r>
+      </w:del>
+      <w:r>
+        <w:t xml:space="preserve">missing </w:t>
+      </w:r>
+      <w:del w:id="359" w:author="J.T. Menchaca" w:date="2026-05-13T01:29:38Z" w16du:dateUtc="2026-05-13T01:29:38Z">
+        <w:r>
+          <w:rPr/>
+          <w:delText>d</w:delText>
+        </w:r>
+      </w:del>
+      <w:ins w:id="310" w:author="J.T. Menchaca" w:date="2026-05-13T01:29:38Z" w16du:dateUtc="2026-05-13T01:29:38Z">
+        <w:r>
+          <w:rPr/>
+          <w:t>v</w:t>
+        </w:r>
+      </w:ins>
+      <w:r>
+        <w:t>a</w:t>
+      </w:r>
+      <w:del w:id="360" w:author="J.T. Menchaca" w:date="2026-05-13T01:29:38Z" w16du:dateUtc="2026-05-13T01:29:38Z">
+        <w:r>
+          <w:rPr/>
+          <w:delText>ta</w:delText>
+        </w:r>
+      </w:del>
+      <w:ins w:id="311" w:author="J.T. Menchaca" w:date="2026-05-13T01:29:38Z" w16du:dateUtc="2026-05-13T01:29:38Z">
+        <w:r>
+          <w:rPr/>
+          <w:t>lue</w:t>
+        </w:r>
+      </w:ins>
+      <w:r>
+        <w:t xml:space="preserve"> errors, join errors, and data loading errors.</w:t>
       </w:r>
     </w:p>
     <w:p>
@@ -720,10 +5277,303 @@
       <w:pPr>
         <w:pStyle w:val="FirstParagraph"/>
       </w:pPr>
-      <w:r>
-        <w:lastRenderedPageBreak/>
-        <w:t>Each test was also classified by how consequential the error would be if it reached a final result. We scored severity separately from whether the error was caught. This follows the logic of Failure Modes and Effects Analysis (FMEA), in which severity reflects the consequence if the failure reaches the output, independent of how likely it is to be caught.[45][46] The O’Kane system for grading laboratory errors applies the same principle, scoring the “worst case possible outcome that might have resulted” regardless of whether the error was caught.[47][48]</w:t>
-      </w:r>
+      <w:del w:id="362" w:author="J.T. Menchaca" w:date="2026-05-13T01:31:02Z" w16du:dateUtc="2026-05-13T01:31:02Z">
+        <w:r>
+          <w:rPr/>
+          <w:delText>r</w:delText>
+        </w:r>
+      </w:del>
+      <w:del w:id="363" w:author="J.T. Menchaca" w:date="2026-05-13T01:31:02Z" w16du:dateUtc="2026-05-13T01:31:02Z">
+        <w:r>
+          <w:rPr/>
+          <w:delText>a</w:delText>
+        </w:r>
+      </w:del>
+      <w:del w:id="364" w:author="J.T. Menchaca" w:date="2026-05-13T01:31:02Z" w16du:dateUtc="2026-05-13T01:31:02Z">
+        <w:r>
+          <w:rPr/>
+          <w:delText>h</w:delText>
+        </w:r>
+      </w:del>
+      <w:del w:id="365" w:author="J.T. Menchaca" w:date="2026-05-13T01:31:02Z" w16du:dateUtc="2026-05-13T01:31:02Z">
+        <w:r>
+          <w:rPr/>
+          <w:delText xml:space="preserve"> a final result</w:delText>
+        </w:r>
+      </w:del>
+      <w:del w:id="366" w:author="J.T. Menchaca" w:date="2026-05-13T01:31:02Z" w16du:dateUtc="2026-05-13T01:31:02Z">
+        <w:r>
+          <w:rPr/>
+          <w:delText>We scored s</w:delText>
+        </w:r>
+      </w:del>
+      <w:del w:id="367" w:author="J.T. Menchaca" w:date="2026-05-13T01:31:02Z" w16du:dateUtc="2026-05-13T01:31:02Z">
+        <w:r>
+          <w:rPr/>
+          <w:delText>ara</w:delText>
+        </w:r>
+      </w:del>
+      <w:del w:id="368" w:author="J.T. Menchaca" w:date="2026-05-13T01:31:02Z" w16du:dateUtc="2026-05-13T01:31:02Z">
+        <w:r>
+          <w:rPr/>
+          <w:delText>e</w:delText>
+        </w:r>
+      </w:del>
+      <w:del w:id="369" w:author="J.T. Menchaca" w:date="2026-05-13T01:31:02Z" w16du:dateUtc="2026-05-13T01:31:02Z">
+        <w:r>
+          <w:rPr/>
+          <w:delText>rom</w:delText>
+        </w:r>
+      </w:del>
+      <w:r>
+        <w:t xml:space="preserve">Each test was also classified by how consequential the error would be if it </w:t>
+      </w:r>
+      <w:ins w:id="312" w:author="J.T. Menchaca" w:date="2026-05-13T01:31:02Z" w16du:dateUtc="2026-05-13T01:31:02Z">
+        <w:r>
+          <w:rPr/>
+          <w:t>w</w:t>
+        </w:r>
+      </w:ins>
+      <w:r>
+        <w:t>e</w:t>
+      </w:r>
+      <w:ins w:id="313" w:author="J.T. Menchaca" w:date="2026-05-13T01:31:02Z" w16du:dateUtc="2026-05-13T01:31:02Z">
+        <w:r>
+          <w:rPr/>
+          <w:t>nt undete</w:t>
+        </w:r>
+      </w:ins>
+      <w:r>
+        <w:t>c</w:t>
+      </w:r>
+      <w:ins w:id="314" w:author="J.T. Menchaca" w:date="2026-05-13T01:31:02Z" w16du:dateUtc="2026-05-13T01:31:02Z">
+        <w:r>
+          <w:rPr/>
+          <w:t>t</w:t>
+        </w:r>
+      </w:ins>
+      <w:r>
+        <w:t>ed</w:t>
+      </w:r>
+      <w:r>
+        <w:t xml:space="preserve">. </w:t>
+      </w:r>
+      <w:ins w:id="315" w:author="J.T. Menchaca" w:date="2026-05-13T01:31:02Z" w16du:dateUtc="2026-05-13T01:31:02Z">
+        <w:r>
+          <w:rPr/>
+          <w:t>S</w:t>
+        </w:r>
+      </w:ins>
+      <w:r>
+        <w:t xml:space="preserve">everity </w:t>
+      </w:r>
+      <w:ins w:id="316" w:author="J.T. Menchaca" w:date="2026-05-13T01:31:02Z" w16du:dateUtc="2026-05-13T01:31:02Z">
+        <w:r>
+          <w:rPr/>
+          <w:t>wa</w:t>
+        </w:r>
+      </w:ins>
+      <w:r>
+        <w:t>s</w:t>
+      </w:r>
+      <w:ins w:id="317" w:author="J.T. Menchaca" w:date="2026-05-13T01:31:02Z" w16du:dateUtc="2026-05-13T01:31:02Z">
+        <w:r>
+          <w:rPr/>
+          <w:t xml:space="preserve"> determined ind</w:t>
+        </w:r>
+      </w:ins>
+      <w:r>
+        <w:t>ep</w:t>
+      </w:r>
+      <w:ins w:id="318" w:author="J.T. Menchaca" w:date="2026-05-13T01:31:02Z" w16du:dateUtc="2026-05-13T01:31:02Z">
+        <w:r>
+          <w:rPr/>
+          <w:t>enden</w:t>
+        </w:r>
+      </w:ins>
+      <w:r>
+        <w:t>t</w:t>
+      </w:r>
+      <w:r>
+        <w:t xml:space="preserve">ly </w:t>
+      </w:r>
+      <w:ins w:id="319" w:author="J.T. Menchaca" w:date="2026-05-13T01:31:02Z" w16du:dateUtc="2026-05-13T01:31:02Z">
+        <w:r>
+          <w:rPr/>
+          <w:t>o</w:t>
+        </w:r>
+      </w:ins>
+      <w:r>
+        <w:t>f</w:t>
+      </w:r>
+      <w:r>
+        <w:t xml:space="preserve"> whether the error was caught. This follows </w:t>
+      </w:r>
+      <w:ins w:id="323" w:author="J.T. Menchaca" w:date="2026-05-13T01:31:37Z" w16du:dateUtc="2026-05-13T01:31:37Z">
+        <w:r>
+          <w:rPr/>
+          <w:t>es</w:t>
+        </w:r>
+      </w:ins>
+      <w:r>
+        <w:t>t</w:t>
+      </w:r>
+      <w:ins w:id="324" w:author="J.T. Menchaca" w:date="2026-05-13T01:31:37Z" w16du:dateUtc="2026-05-13T01:31:37Z">
+        <w:r>
+          <w:rPr/>
+          <w:t>ablis</w:t>
+        </w:r>
+      </w:ins>
+      <w:r>
+        <w:t>he</w:t>
+      </w:r>
+      <w:ins w:id="325" w:author="J.T. Menchaca" w:date="2026-05-13T01:31:37Z" w16du:dateUtc="2026-05-13T01:31:37Z">
+        <w:r>
+          <w:rPr/>
+          <w:t>d</w:t>
+        </w:r>
+      </w:ins>
+      <w:r>
+        <w:t xml:space="preserve"> </w:t>
+      </w:r>
+      <w:ins w:id="326" w:author="J.T. Menchaca" w:date="2026-05-13T01:31:37Z" w16du:dateUtc="2026-05-13T01:31:37Z">
+        <w:r>
+          <w:rPr/>
+          <w:t>approaches in qua</w:t>
+        </w:r>
+      </w:ins>
+      <w:r>
+        <w:t>l</w:t>
+      </w:r>
+      <w:del w:id="374" w:author="J.T. Menchaca" w:date="2026-05-13T01:31:37Z" w16du:dateUtc="2026-05-13T01:31:37Z">
+        <w:r>
+          <w:rPr/>
+          <w:delText>o</w:delText>
+        </w:r>
+      </w:del>
+      <w:ins w:id="327" w:author="J.T. Menchaca" w:date="2026-05-13T01:31:37Z" w16du:dateUtc="2026-05-13T01:31:37Z">
+        <w:r>
+          <w:rPr/>
+          <w:t>ity assurance, includin</w:t>
+        </w:r>
+      </w:ins>
+      <w:r>
+        <w:t>g</w:t>
+      </w:r>
+      <w:del w:id="375" w:author="J.T. Menchaca" w:date="2026-05-13T01:31:37Z" w16du:dateUtc="2026-05-13T01:31:37Z">
+        <w:r>
+          <w:rPr/>
+          <w:delText>ic of</w:delText>
+        </w:r>
+      </w:del>
+      <w:r>
+        <w:t xml:space="preserve"> Failure Modes and Effects Analysis (FMEA)</w:t>
+      </w:r>
+      <w:del w:id="376" w:author="J.T. Menchaca" w:date="2026-05-13T01:31:37Z" w16du:dateUtc="2026-05-13T01:31:37Z">
+        <w:r>
+          <w:rPr/>
+          <w:delText>, in which severity reflects the consequence if the failure reaches the output, independent of how likely it is to be caught.</w:delText>
+        </w:r>
+      </w:del>
+      <w:r>
+        <w:t xml:space="preserve">[45][46] </w:t>
+      </w:r>
+      <w:del w:id="377" w:author="J.T. Menchaca" w:date="2026-05-13T01:31:37Z" w16du:dateUtc="2026-05-13T01:31:37Z">
+        <w:r>
+          <w:rPr/>
+          <w:delText>T</w:delText>
+        </w:r>
+      </w:del>
+      <w:ins w:id="328" w:author="J.T. Menchaca" w:date="2026-05-13T01:31:37Z" w16du:dateUtc="2026-05-13T01:31:37Z">
+        <w:r>
+          <w:rPr/>
+          <w:t>and t</w:t>
+        </w:r>
+      </w:ins>
+      <w:del w:id="370" w:author="J.T. Menchaca" w:date="2026-05-13T01:31:02Z" w16du:dateUtc="2026-05-13T01:31:02Z">
+        <w:r>
+          <w:rPr/>
+          <w:delText>’</w:delText>
+        </w:r>
+      </w:del>
+      <w:r>
+        <w:t>he O</w:t>
+      </w:r>
+      <w:del w:id="378" w:author="J.T. Menchaca" w:date="2026-05-13T01:31:37Z" w16du:dateUtc="2026-05-13T01:31:37Z">
+        <w:r>
+          <w:rPr/>
+          <w:delText>&amp;apos;</w:delText>
+        </w:r>
+      </w:del>
+      <w:ins w:id="329" w:author="J.T. Menchaca" w:date="2026-05-13T01:31:37Z" w16du:dateUtc="2026-05-13T01:31:37Z">
+        <w:r>
+          <w:rPr/>
+          <w:t>'</w:t>
+        </w:r>
+      </w:ins>
+      <w:r>
+        <w:t>Kane system for grading laboratory errors</w:t>
+      </w:r>
+      <w:del w:id="379" w:author="J.T. Menchaca" w:date="2026-05-13T01:31:37Z" w16du:dateUtc="2026-05-13T01:31:37Z">
+        <w:r>
+          <w:rPr/>
+          <w:delText xml:space="preserve"> applies the same principle</w:delText>
+        </w:r>
+      </w:del>
+      <w:r>
+        <w:t>,</w:t>
+      </w:r>
+      <w:del w:id="371" w:author="J.T. Menchaca" w:date="2026-05-13T01:31:02Z" w16du:dateUtc="2026-05-13T01:31:02Z">
+        <w:r>
+          <w:rPr/>
+          <w:delText>“</w:delText>
+        </w:r>
+      </w:del>
+      <w:del w:id="372" w:author="J.T. Menchaca" w:date="2026-05-13T01:31:02Z" w16du:dateUtc="2026-05-13T01:31:02Z">
+        <w:r>
+          <w:rPr/>
+          <w:delText>”</w:delText>
+        </w:r>
+      </w:del>
+      <w:del w:id="380" w:author="J.T. Menchaca" w:date="2026-05-13T01:31:37Z" w16du:dateUtc="2026-05-13T01:31:37Z">
+        <w:r>
+          <w:rPr/>
+          <w:delText xml:space="preserve"> scoring the </w:delText>
+        </w:r>
+      </w:del>
+      <w:del w:id="381" w:author="J.T. Menchaca" w:date="2026-05-13T01:31:37Z" w16du:dateUtc="2026-05-13T01:31:37Z">
+        <w:r>
+          <w:rPr/>
+          <w:delText>&amp;quot;</w:delText>
+        </w:r>
+      </w:del>
+      <w:del w:id="382" w:author="J.T. Menchaca" w:date="2026-05-13T01:31:37Z" w16du:dateUtc="2026-05-13T01:31:37Z">
+        <w:r>
+          <w:rPr/>
+          <w:delText>worst case possible outcome that might have resulted</w:delText>
+        </w:r>
+      </w:del>
+      <w:del w:id="383" w:author="J.T. Menchaca" w:date="2026-05-13T01:31:37Z" w16du:dateUtc="2026-05-13T01:31:37Z">
+        <w:r>
+          <w:rPr/>
+          <w:delText>&amp;quot;</w:delText>
+        </w:r>
+      </w:del>
+      <w:del w:id="384" w:author="J.T. Menchaca" w:date="2026-05-13T01:31:37Z" w16du:dateUtc="2026-05-13T01:31:37Z">
+        <w:r>
+          <w:rPr/>
+          <w:delText xml:space="preserve"> regardless of whether the error was caught.</w:delText>
+        </w:r>
+      </w:del>
+      <w:r>
+        <w:t>[47][48]</w:t>
+      </w:r>
+      <w:ins w:id="330" w:author="J.T. Menchaca" w:date="2026-05-13T01:31:37Z" w16du:dateUtc="2026-05-13T01:31:37Z">
+        <w:r>
+          <w:rPr/>
+          <w:t xml:space="preserve"> both of which score severity by consequence rather than likelihood of detection.</w:t>
+        </w:r>
+      </w:ins>
     </w:p>
     <w:p>
       <w:pPr>
@@ -753,6 +5603,13 @@
       </w:r>
     </w:p>
     <w:p>
+      <w:ins w:id="331" w:author="J.T. Menchaca" w:date="2026-05-13T01:35:28Z" w16du:dateUtc="2026-05-13T01:35:28Z">
+        <w:r>
+          <w:t>All three of the following were required.</w:t>
+        </w:r>
+      </w:ins>
+    </w:p>
+    <w:p>
       <w:pPr>
         <w:pStyle w:val="BodyText"/>
         <w:numPr>
@@ -760,9 +5617,96 @@
           <w:numId w:val="4"/>
         </w:numPr>
       </w:pPr>
-      <w:r>
-        <w:t>(1) The error would change a study finding, quality measure, or clinical decision. For example, patients could be assigned to the wrong cohort, a treatment effect could be miscalculated, or a clinical alert could fire incorrectly.</w:t>
-      </w:r>
+      <w:del w:id="386" w:author="J.T. Menchaca" w:date="2026-05-13T01:35:28Z" w16du:dateUtc="2026-05-13T01:35:28Z">
+        <w:r>
+          <w:rPr/>
+          <w:delText>udy finding</w:delText>
+        </w:r>
+      </w:del>
+      <w:del w:id="387" w:author="J.T. Menchaca" w:date="2026-05-13T01:35:28Z" w16du:dateUtc="2026-05-13T01:35:28Z">
+        <w:r>
+          <w:rPr/>
+          <w:delText>quali</w:delText>
+        </w:r>
+      </w:del>
+      <w:del w:id="388" w:author="J.T. Menchaca" w:date="2026-05-13T01:35:28Z" w16du:dateUtc="2026-05-13T01:35:28Z">
+        <w:r>
+          <w:rPr/>
+          <w:delText>y</w:delText>
+        </w:r>
+      </w:del>
+      <w:del w:id="389" w:author="J.T. Menchaca" w:date="2026-05-13T01:35:28Z" w16du:dateUtc="2026-05-13T01:35:28Z">
+        <w:r>
+          <w:rPr/>
+          <w:delText>a</w:delText>
+        </w:r>
+      </w:del>
+      <w:del w:id="390" w:author="J.T. Menchaca" w:date="2026-05-13T01:35:28Z" w16du:dateUtc="2026-05-13T01:35:28Z">
+        <w:r>
+          <w:rPr/>
+          <w:delText>ure</w:delText>
+        </w:r>
+      </w:del>
+      <w:r>
+        <w:t xml:space="preserve">(1) The error would change a </w:t>
+      </w:r>
+      <w:ins w:id="332" w:author="J.T. Menchaca" w:date="2026-05-13T01:35:28Z" w16du:dateUtc="2026-05-13T01:35:28Z">
+        <w:r>
+          <w:rPr/>
+          <w:t>numeric re</w:t>
+        </w:r>
+      </w:ins>
+      <w:r>
+        <w:t>s</w:t>
+      </w:r>
+      <w:ins w:id="333" w:author="J.T. Menchaca" w:date="2026-05-13T01:35:28Z" w16du:dateUtc="2026-05-13T01:35:28Z">
+        <w:r>
+          <w:rPr/>
+          <w:t>ul</w:t>
+        </w:r>
+      </w:ins>
+      <w:r>
+        <w:t>t</w:t>
+      </w:r>
+      <w:r>
+        <w:t xml:space="preserve">, </w:t>
+      </w:r>
+      <w:ins w:id="334" w:author="J.T. Menchaca" w:date="2026-05-13T01:35:28Z" w16du:dateUtc="2026-05-13T01:35:28Z">
+        <w:r>
+          <w:rPr/>
+          <w:t>cohor</w:t>
+        </w:r>
+      </w:ins>
+      <w:r>
+        <w:t>t</w:t>
+      </w:r>
+      <w:r>
+        <w:t xml:space="preserve"> me</w:t>
+      </w:r>
+      <w:ins w:id="335" w:author="J.T. Menchaca" w:date="2026-05-13T01:35:28Z" w16du:dateUtc="2026-05-13T01:35:28Z">
+        <w:r>
+          <w:rPr/>
+          <w:t>mber</w:t>
+        </w:r>
+      </w:ins>
+      <w:r>
+        <w:t>s</w:t>
+      </w:r>
+      <w:ins w:id="336" w:author="J.T. Menchaca" w:date="2026-05-13T01:35:28Z" w16du:dateUtc="2026-05-13T01:35:28Z">
+        <w:r>
+          <w:rPr/>
+          <w:t>hip</w:t>
+        </w:r>
+      </w:ins>
+      <w:r>
+        <w:t>, or clinical decision.</w:t>
+      </w:r>
+      <w:del w:id="399" w:author="J.T. Menchaca" w:date="2026-05-13T01:37:41Z" w16du:dateUtc="2026-05-13T01:37:41Z">
+        <w:r>
+          <w:rPr/>
+          <w:delText xml:space="preserve"> For example, patients could be assigned to the wrong cohort, a treatment effect could be miscalculated, or a clinical alert could fire incorrectly.</w:delText>
+        </w:r>
+      </w:del>
     </w:p>
     <w:p>
       <w:pPr>
@@ -775,6 +5719,12 @@
       <w:r>
         <w:t xml:space="preserve">(2) The error is systematic, affecting every patient or row that meets a certain condition in the same way, rather than introducing random noise. </w:t>
       </w:r>
+      <w:ins w:id="337" w:author="J.T. Menchaca" w:date="2026-05-13T01:35:28Z" w16du:dateUtc="2026-05-13T01:35:28Z">
+        <w:r>
+          <w:rPr/>
+          <w:t>Systematic data errors bias effect size estimates even at low prevalence.[17]</w:t>
+        </w:r>
+      </w:ins>
     </w:p>
     <w:p>
       <w:pPr>
@@ -785,8 +5735,83 @@
         </w:numPr>
       </w:pPr>
       <w:r>
-        <w:t>(3) The incorrect output looks plausible and would likely not be caught without careful review by someone familiar with the data. The systematic-versus-random distinction follows from evidence that systematic data errors bias effect size estimates even at low prevalence.[17]</w:t>
-      </w:r>
+        <w:t xml:space="preserve">(3) The incorrect output looks plausible and would </w:t>
+      </w:r>
+      <w:del w:id="391" w:author="J.T. Menchaca" w:date="2026-05-13T01:35:28Z" w16du:dateUtc="2026-05-13T01:35:28Z">
+        <w:r>
+          <w:rPr/>
+          <w:delText xml:space="preserve">likely </w:delText>
+        </w:r>
+      </w:del>
+      <w:r>
+        <w:t xml:space="preserve">not be caught </w:t>
+      </w:r>
+      <w:del w:id="392" w:author="J.T. Menchaca" w:date="2026-05-13T01:35:28Z" w16du:dateUtc="2026-05-13T01:35:28Z">
+        <w:r>
+          <w:rPr/>
+          <w:delText>with</w:delText>
+        </w:r>
+      </w:del>
+      <w:ins w:id="338" w:author="J.T. Menchaca" w:date="2026-05-13T01:35:28Z" w16du:dateUtc="2026-05-13T01:35:28Z">
+        <w:r>
+          <w:rPr/>
+          <w:t>by r</w:t>
+        </w:r>
+      </w:ins>
+      <w:r>
+        <w:t>out</w:t>
+      </w:r>
+      <w:del w:id="393" w:author="J.T. Menchaca" w:date="2026-05-13T01:35:28Z" w16du:dateUtc="2026-05-13T01:35:28Z">
+        <w:r>
+          <w:rPr/>
+          <w:delText xml:space="preserve"> careful rev</w:delText>
+        </w:r>
+      </w:del>
+      <w:r>
+        <w:t>i</w:t>
+      </w:r>
+      <w:del w:id="394" w:author="J.T. Menchaca" w:date="2026-05-13T01:35:28Z" w16du:dateUtc="2026-05-13T01:35:28Z">
+        <w:r>
+          <w:rPr/>
+          <w:delText>ew by someo</w:delText>
+        </w:r>
+      </w:del>
+      <w:r>
+        <w:t xml:space="preserve">ne </w:t>
+      </w:r>
+      <w:del w:id="395" w:author="J.T. Menchaca" w:date="2026-05-13T01:35:28Z" w16du:dateUtc="2026-05-13T01:35:28Z">
+        <w:r>
+          <w:rPr/>
+          <w:delText>familiar with the data. The systematic-versus-random dist</w:delText>
+        </w:r>
+      </w:del>
+      <w:r>
+        <w:t>in</w:t>
+      </w:r>
+      <w:ins w:id="339" w:author="J.T. Menchaca" w:date="2026-05-13T01:35:28Z" w16du:dateUtc="2026-05-13T01:35:28Z">
+        <w:r>
+          <w:rPr/>
+          <w:t>spe</w:t>
+        </w:r>
+      </w:ins>
+      <w:r>
+        <w:t>ction</w:t>
+      </w:r>
+      <w:del w:id="396" w:author="J.T. Menchaca" w:date="2026-05-13T01:35:28Z" w16du:dateUtc="2026-05-13T01:35:28Z">
+        <w:r>
+          <w:rPr/>
+          <w:delText xml:space="preserve"> follows from evidence that systematic data errors bias effect size estimates even at low prevalence</w:delText>
+        </w:r>
+      </w:del>
+      <w:r>
+        <w:t>.</w:t>
+      </w:r>
+      <w:del w:id="397" w:author="J.T. Menchaca" w:date="2026-05-13T01:35:28Z" w16du:dateUtc="2026-05-13T01:35:28Z">
+        <w:r>
+          <w:rPr/>
+          <w:delText>[17]</w:delText>
+        </w:r>
+      </w:del>
     </w:p>
     <w:p>
       <w:pPr>
@@ -808,6 +5833,13 @@
       </w:r>
     </w:p>
     <w:p>
+      <w:ins w:id="341" w:author="J.T. Menchaca" w:date="2026-05-13T01:37:41Z" w16du:dateUtc="2026-05-13T01:37:41Z">
+        <w:r>
+          <w:t>Both of the following were required.</w:t>
+        </w:r>
+      </w:ins>
+    </w:p>
+    <w:p>
       <w:pPr>
         <w:pStyle w:val="BodyText"/>
         <w:numPr>
@@ -848,6 +5880,13 @@
       </w:r>
     </w:p>
     <w:p>
+      <w:ins w:id="340" w:author="J.T. Menchaca" w:date="2026-05-13T01:35:28Z" w16du:dateUtc="2026-05-13T01:35:28Z">
+        <w:r>
+          <w:t>Any one of the following was sufficient.</w:t>
+        </w:r>
+      </w:ins>
+    </w:p>
+    <w:p>
       <w:pPr>
         <w:pStyle w:val="BodyText"/>
         <w:numPr>
@@ -884,14 +5923,129 @@
       </w:r>
     </w:p>
     <w:p>
+      <w:ins w:id="342" w:author="J.T. Menchaca" w:date="2026-05-13T01:37:41Z" w16du:dateUtc="2026-05-13T01:37:41Z">
+        <w:r>
+          <w:t>Every error in the comparison suite was classified into one of the three tiers.</w:t>
+        </w:r>
+      </w:ins>
+    </w:p>
+    <w:p>
       <w:pPr>
         <w:pStyle w:val="BodyText"/>
       </w:pPr>
       <w:r>
-        <w:t>Detection was</w:t>
-      </w:r>
-      <w:r>
-        <w:t xml:space="preserve"> recorded separately for each ecosystem. Each test was classified as a compile-time error, runtime error, runtime warning, or silent continuation.</w:t>
+        <w:t xml:space="preserve">Detection </w:t>
+      </w:r>
+      <w:ins w:id="343" w:author="J.T. Menchaca" w:date="2026-05-13T01:37:41Z" w16du:dateUtc="2026-05-13T01:37:41Z">
+        <w:r>
+          <w:rPr/>
+          <w:t xml:space="preserve">outcomes </w:t>
+        </w:r>
+      </w:ins>
+      <w:r>
+        <w:t>w</w:t>
+      </w:r>
+      <w:del w:id="400" w:author="J.T. Menchaca" w:date="2026-05-13T01:37:41Z" w16du:dateUtc="2026-05-13T01:37:41Z">
+        <w:r>
+          <w:rPr/>
+          <w:delText>as</w:delText>
+        </w:r>
+      </w:del>
+      <w:ins w:id="344" w:author="J.T. Menchaca" w:date="2026-05-13T01:37:41Z" w16du:dateUtc="2026-05-13T01:37:41Z">
+        <w:r>
+          <w:rPr/>
+          <w:t>ere</w:t>
+        </w:r>
+      </w:ins>
+      <w:r>
+        <w:t xml:space="preserve"> recorded</w:t>
+      </w:r>
+      <w:ins w:id="345" w:author="J.T. Menchaca" w:date="2026-05-13T01:37:41Z" w16du:dateUtc="2026-05-13T01:37:41Z">
+        <w:r>
+          <w:rPr/>
+          <w:t xml:space="preserve"> for each language</w:t>
+        </w:r>
+      </w:ins>
+      <w:r>
+        <w:t xml:space="preserve"> separately f</w:t>
+      </w:r>
+      <w:del w:id="401" w:author="J.T. Menchaca" w:date="2026-05-13T01:37:41Z" w16du:dateUtc="2026-05-13T01:37:41Z">
+        <w:r>
+          <w:rPr/>
+          <w:delText>o</w:delText>
+        </w:r>
+      </w:del>
+      <w:r>
+        <w:t>r</w:t>
+      </w:r>
+      <w:del w:id="402" w:author="J.T. Menchaca" w:date="2026-05-13T01:37:41Z" w16du:dateUtc="2026-05-13T01:37:41Z">
+        <w:r>
+          <w:rPr/>
+          <w:delText xml:space="preserve"> each ecosystem. Each test was classified as a c</w:delText>
+        </w:r>
+      </w:del>
+      <w:r>
+        <w:t>om</w:t>
+      </w:r>
+      <w:del w:id="403" w:author="J.T. Menchaca" w:date="2026-05-13T01:37:41Z" w16du:dateUtc="2026-05-13T01:37:41Z">
+        <w:r>
+          <w:rPr/>
+          <w:delText>pil</w:delText>
+        </w:r>
+      </w:del>
+      <w:ins w:id="346" w:author="J.T. Menchaca" w:date="2026-05-13T01:37:41Z" w16du:dateUtc="2026-05-13T01:37:41Z">
+        <w:r>
+          <w:rPr/>
+          <w:t xml:space="preserve"> s</w:t>
+        </w:r>
+      </w:ins>
+      <w:r>
+        <w:t>e</w:t>
+      </w:r>
+      <w:del w:id="404" w:author="J.T. Menchaca" w:date="2026-05-13T01:37:41Z" w16du:dateUtc="2026-05-13T01:37:41Z">
+        <w:r>
+          <w:rPr/>
+          <w:delText xml:space="preserve">-time </w:delText>
+        </w:r>
+      </w:del>
+      <w:ins w:id="347" w:author="J.T. Menchaca" w:date="2026-05-13T01:37:41Z" w16du:dateUtc="2026-05-13T01:37:41Z">
+        <w:r>
+          <w:rPr/>
+          <w:t>v</w:t>
+        </w:r>
+      </w:ins>
+      <w:r>
+        <w:t>er</w:t>
+      </w:r>
+      <w:del w:id="405" w:author="J.T. Menchaca" w:date="2026-05-13T01:37:41Z" w16du:dateUtc="2026-05-13T01:37:41Z">
+        <w:r>
+          <w:rPr/>
+          <w:delText>ror, run</w:delText>
+        </w:r>
+      </w:del>
+      <w:ins w:id="348" w:author="J.T. Menchaca" w:date="2026-05-13T01:37:41Z" w16du:dateUtc="2026-05-13T01:37:41Z">
+        <w:r>
+          <w:rPr/>
+          <w:t>i</w:t>
+        </w:r>
+      </w:ins>
+      <w:r>
+        <w:t>t</w:t>
+      </w:r>
+      <w:del w:id="406" w:author="J.T. Menchaca" w:date="2026-05-13T01:37:41Z" w16du:dateUtc="2026-05-13T01:37:41Z">
+        <w:r>
+          <w:rPr/>
+          <w:delText>ime error, runtime warning, or silent continuation</w:delText>
+        </w:r>
+      </w:del>
+      <w:ins w:id="349" w:author="J.T. Menchaca" w:date="2026-05-13T01:37:41Z" w16du:dateUtc="2026-05-13T01:37:41Z">
+        <w:r>
+          <w:rPr/>
+          <w:t>y</w:t>
+        </w:r>
+      </w:ins>
+      <w:r>
+        <w:t>.</w:t>
       </w:r>
     </w:p>
     <w:p>
@@ -921,6 +6075,28 @@
           <w:iCs/>
         </w:rPr>
       </w:pPr>
+      <w:del w:id="341" w:author="J.T. Menchaca" w:date="2026-05-13T01:25:35Z" w16du:dateUtc="2026-05-13T01:25:35Z">
+        <w:r>
+          <w:rPr>
+            <w:b w:val="0"/>
+            <w:bCs w:val="0"/>
+            <w:i/>
+            <w:iCs/>
+          </w:rPr>
+          <w:delText>Cross-Ecosyst</w:delText>
+        </w:r>
+      </w:del>
+      <w:ins w:id="293" w:author="J.T. Menchaca" w:date="2026-05-13T01:25:35Z" w16du:dateUtc="2026-05-13T01:25:35Z">
+        <w:r>
+          <w:rPr>
+            <w:b w:val="0"/>
+            <w:bCs w:val="0"/>
+            <w:i/>
+            <w:iCs/>
+          </w:rPr>
+          <w:t>Languag</w:t>
+        </w:r>
+      </w:ins>
       <w:r>
         <w:rPr>
           <w:b w:val="0"/>
@@ -928,15 +6104,196 @@
           <w:i/>
           <w:iCs/>
         </w:rPr>
-        <w:t>Cross-Ecosystem Comparison</w:t>
-      </w:r>
+        <w:t>e</w:t>
+      </w:r>
+      <w:del w:id="342" w:author="J.T. Menchaca" w:date="2026-05-13T01:25:35Z" w16du:dateUtc="2026-05-13T01:25:35Z">
+        <w:r>
+          <w:rPr>
+            <w:b w:val="0"/>
+            <w:bCs w:val="0"/>
+            <w:i/>
+            <w:iCs/>
+          </w:rPr>
+          <w:delText>m</w:delText>
+        </w:r>
+      </w:del>
+      <w:r>
+        <w:rPr>
+          <w:b w:val="0"/>
+          <w:bCs w:val="0"/>
+          <w:i/>
+          <w:iCs/>
+        </w:rPr>
+        <w:t xml:space="preserve"> Comparison</w:t>
+      </w:r>
+      <w:ins w:id="294" w:author="J.T. Menchaca" w:date="2026-05-13T01:25:35Z" w16du:dateUtc="2026-05-13T01:25:35Z">
+        <w:r>
+          <w:rPr>
+            <w:b w:val="0"/>
+            <w:bCs w:val="0"/>
+            <w:i/>
+            <w:iCs/>
+          </w:rPr>
+          <w:t xml:space="preserve"> Suite</w:t>
+        </w:r>
+      </w:ins>
     </w:p>
     <w:p>
       <w:pPr>
         <w:pStyle w:val="FirstParagraph"/>
       </w:pPr>
-      <w:r>
-        <w:t>The comparison suite includes 65 tests across five error categories: column reference errors (16), type errors (14), null and missing data errors (17), join errors (8), and data loading errors (10). Of these, 30 were classified as High severity, 16 as Moderate, and 19 as Low. Each test was run in Tidy-TS, pandas, and tidyverse.</w:t>
+      <w:del w:id="408" w:author="J.T. Menchaca" w:date="2026-05-13T01:38:46Z" w16du:dateUtc="2026-05-13T01:38:46Z">
+        <w:r>
+          <w:rPr/>
+          <w:delText>s</w:delText>
+        </w:r>
+      </w:del>
+      <w:del w:id="409" w:author="J.T. Menchaca" w:date="2026-05-13T01:38:46Z" w16du:dateUtc="2026-05-13T01:38:46Z">
+        <w:r>
+          <w:rPr/>
+          <w:delText>:</w:delText>
+        </w:r>
+      </w:del>
+      <w:r>
+        <w:t>The comparison suite include</w:t>
+      </w:r>
+      <w:ins w:id="350" w:author="J.T. Menchaca" w:date="2026-05-13T01:38:46Z" w16du:dateUtc="2026-05-13T01:38:46Z">
+        <w:r>
+          <w:rPr/>
+          <w:t>d</w:t>
+        </w:r>
+      </w:ins>
+      <w:r>
+        <w:t xml:space="preserve"> 65 tests across five error categories</w:t>
+      </w:r>
+      <w:ins w:id="351" w:author="J.T. Menchaca" w:date="2026-05-13T01:38:46Z" w16du:dateUtc="2026-05-13T01:38:46Z">
+        <w:r>
+          <w:rPr/>
+          <w:t>, including</w:t>
+        </w:r>
+      </w:ins>
+      <w:r>
+        <w:t xml:space="preserve"> column reference errors (16</w:t>
+      </w:r>
+      <w:ins w:id="368" w:author="J.T. Menchaca" w:date="2026-05-13T01:40:05Z" w16du:dateUtc="2026-05-13T01:40:05Z">
+        <w:r>
+          <w:rPr/>
+          <w:t>, 25%</w:t>
+        </w:r>
+      </w:ins>
+      <w:r>
+        <w:t xml:space="preserve">), </w:t>
+      </w:r>
+      <w:ins w:id="352" w:author="J.T. Menchaca" w:date="2026-05-13T01:38:46Z" w16du:dateUtc="2026-05-13T01:38:46Z">
+        <w:r>
+          <w:rPr/>
+          <w:t xml:space="preserve">value </w:t>
+        </w:r>
+      </w:ins>
+      <w:r>
+        <w:t>type errors (14</w:t>
+      </w:r>
+      <w:ins w:id="369" w:author="J.T. Menchaca" w:date="2026-05-13T01:40:05Z" w16du:dateUtc="2026-05-13T01:40:05Z">
+        <w:r>
+          <w:rPr/>
+          <w:t>, 22%</w:t>
+        </w:r>
+      </w:ins>
+      <w:del w:id="410" w:author="J.T. Menchaca" w:date="2026-05-13T01:38:46Z" w16du:dateUtc="2026-05-13T01:38:46Z">
+        <w:r>
+          <w:rPr/>
+          <w:delText xml:space="preserve">null and </w:delText>
+        </w:r>
+      </w:del>
+      <w:del w:id="411" w:author="J.T. Menchaca" w:date="2026-05-13T01:38:46Z" w16du:dateUtc="2026-05-13T01:38:46Z">
+        <w:r>
+          <w:rPr/>
+          <w:delText>d</w:delText>
+        </w:r>
+      </w:del>
+      <w:del w:id="412" w:author="J.T. Menchaca" w:date="2026-05-13T01:38:46Z" w16du:dateUtc="2026-05-13T01:38:46Z">
+        <w:r>
+          <w:rPr/>
+          <w:delText>ta</w:delText>
+        </w:r>
+      </w:del>
+      <w:r>
+        <w:t xml:space="preserve">), </w:t>
+      </w:r>
+      <w:r>
+        <w:t xml:space="preserve">missing </w:t>
+      </w:r>
+      <w:ins w:id="353" w:author="J.T. Menchaca" w:date="2026-05-13T01:38:46Z" w16du:dateUtc="2026-05-13T01:38:46Z">
+        <w:r>
+          <w:rPr/>
+          <w:t>v</w:t>
+        </w:r>
+      </w:ins>
+      <w:r>
+        <w:t>a</w:t>
+      </w:r>
+      <w:ins w:id="354" w:author="J.T. Menchaca" w:date="2026-05-13T01:38:46Z" w16du:dateUtc="2026-05-13T01:38:46Z">
+        <w:r>
+          <w:rPr/>
+          <w:t>lue</w:t>
+        </w:r>
+      </w:ins>
+      <w:r>
+        <w:t xml:space="preserve"> errors (17</w:t>
+      </w:r>
+      <w:ins w:id="370" w:author="J.T. Menchaca" w:date="2026-05-13T01:40:05Z" w16du:dateUtc="2026-05-13T01:40:05Z">
+        <w:r>
+          <w:rPr/>
+          <w:t>, 26%</w:t>
+        </w:r>
+      </w:ins>
+      <w:r>
+        <w:t>), join errors (8</w:t>
+      </w:r>
+      <w:ins w:id="371" w:author="J.T. Menchaca" w:date="2026-05-13T01:40:05Z" w16du:dateUtc="2026-05-13T01:40:05Z">
+        <w:r>
+          <w:rPr/>
+          <w:t>, 12%</w:t>
+        </w:r>
+      </w:ins>
+      <w:r>
+        <w:t>), and data loading errors (10</w:t>
+      </w:r>
+      <w:ins w:id="372" w:author="J.T. Menchaca" w:date="2026-05-13T01:40:05Z" w16du:dateUtc="2026-05-13T01:40:05Z">
+        <w:r>
+          <w:rPr/>
+          <w:t>, 15%</w:t>
+        </w:r>
+      </w:ins>
+      <w:r>
+        <w:t>). Of these, 30</w:t>
+      </w:r>
+      <w:ins w:id="373" w:author="J.T. Menchaca" w:date="2026-05-13T01:40:05Z" w16du:dateUtc="2026-05-13T01:40:05Z">
+        <w:r>
+          <w:rPr/>
+          <w:t xml:space="preserve"> (46%)</w:t>
+        </w:r>
+      </w:ins>
+      <w:r>
+        <w:t xml:space="preserve"> were classified as High severity, 16 </w:t>
+      </w:r>
+      <w:ins w:id="374" w:author="J.T. Menchaca" w:date="2026-05-13T01:40:05Z" w16du:dateUtc="2026-05-13T01:40:05Z">
+        <w:r>
+          <w:rPr/>
+          <w:t xml:space="preserve">(25%) </w:t>
+        </w:r>
+      </w:ins>
+      <w:r>
+        <w:t>as Moderate, and 19</w:t>
+      </w:r>
+      <w:ins w:id="375" w:author="J.T. Menchaca" w:date="2026-05-13T01:40:05Z" w16du:dateUtc="2026-05-13T01:40:05Z">
+        <w:r>
+          <w:rPr/>
+          <w:t xml:space="preserve"> (29%)</w:t>
+        </w:r>
+      </w:ins>
+      <w:r>
+        <w:t xml:space="preserve"> as Low. Each test was run in Tidy-TS, pandas, and tidyverse.</w:t>
       </w:r>
     </w:p>
     <w:p>
@@ -944,7 +6301,115 @@
         <w:pStyle w:val="BodyText"/>
       </w:pPr>
       <w:r>
-        <w:t>Tidy-TS rejected 62 of 65 errors before the code ran and caught the remaining 3 through input validation. Pandas caught 24 at runtime and missed 41. Tidyverse caught 25 at runtime, warned on 4, and missed 36 (Table 3).</w:t>
+        <w:t xml:space="preserve">Tidy-TS </w:t>
+      </w:r>
+      <w:del w:id="419" w:author="J.T. Menchaca" w:date="2026-05-13T01:39:48Z" w16du:dateUtc="2026-05-13T01:39:48Z">
+        <w:r>
+          <w:rPr/>
+          <w:delText>reje</w:delText>
+        </w:r>
+      </w:del>
+      <w:r>
+        <w:t>c</w:t>
+      </w:r>
+      <w:ins w:id="359" w:author="J.T. Menchaca" w:date="2026-05-13T01:39:48Z" w16du:dateUtc="2026-05-13T01:39:48Z">
+        <w:r>
+          <w:rPr/>
+          <w:t>augh</w:t>
+        </w:r>
+      </w:ins>
+      <w:r>
+        <w:t>t</w:t>
+      </w:r>
+      <w:del w:id="420" w:author="J.T. Menchaca" w:date="2026-05-13T01:39:48Z" w16du:dateUtc="2026-05-13T01:39:48Z">
+        <w:r>
+          <w:rPr/>
+          <w:delText>ed</w:delText>
+        </w:r>
+      </w:del>
+      <w:r>
+        <w:t xml:space="preserve"> 62 of 65 errors</w:t>
+      </w:r>
+      <w:ins w:id="360" w:author="J.T. Menchaca" w:date="2026-05-13T01:39:48Z" w16du:dateUtc="2026-05-13T01:39:48Z">
+        <w:r>
+          <w:rPr/>
+          <w:t xml:space="preserve"> (95%)</w:t>
+        </w:r>
+      </w:ins>
+      <w:r>
+        <w:t xml:space="preserve"> before the code ran and caught the remaining 3 </w:t>
+      </w:r>
+      <w:ins w:id="361" w:author="J.T. Menchaca" w:date="2026-05-13T01:39:48Z" w16du:dateUtc="2026-05-13T01:39:48Z">
+        <w:r>
+          <w:rPr/>
+          <w:t xml:space="preserve">(5%) </w:t>
+        </w:r>
+      </w:ins>
+      <w:r>
+        <w:t>through</w:t>
+      </w:r>
+      <w:del w:id="421" w:author="J.T. Menchaca" w:date="2026-05-13T01:39:48Z" w16du:dateUtc="2026-05-13T01:39:48Z">
+        <w:r>
+          <w:rPr/>
+          <w:delText xml:space="preserve"> input</w:delText>
+        </w:r>
+      </w:del>
+      <w:r>
+        <w:t xml:space="preserve"> validation</w:t>
+      </w:r>
+      <w:ins w:id="362" w:author="J.T. Menchaca" w:date="2026-05-13T01:39:48Z" w16du:dateUtc="2026-05-13T01:39:48Z">
+        <w:r>
+          <w:rPr/>
+          <w:t xml:space="preserve"> when the data was first loaded</w:t>
+        </w:r>
+      </w:ins>
+      <w:r>
+        <w:t>. Pandas caught 24</w:t>
+      </w:r>
+      <w:ins w:id="363" w:author="J.T. Menchaca" w:date="2026-05-13T01:39:48Z" w16du:dateUtc="2026-05-13T01:39:48Z">
+        <w:r>
+          <w:rPr/>
+          <w:t xml:space="preserve"> (37%)</w:t>
+        </w:r>
+      </w:ins>
+      <w:r>
+        <w:t xml:space="preserve"> at runtime and missed 41</w:t>
+      </w:r>
+      <w:ins w:id="364" w:author="J.T. Menchaca" w:date="2026-05-13T01:39:48Z" w16du:dateUtc="2026-05-13T01:39:48Z">
+        <w:r>
+          <w:rPr/>
+          <w:t xml:space="preserve"> (63%)</w:t>
+        </w:r>
+      </w:ins>
+      <w:r>
+        <w:t>. Tidyverse caught 25</w:t>
+      </w:r>
+      <w:ins w:id="365" w:author="J.T. Menchaca" w:date="2026-05-13T01:39:48Z" w16du:dateUtc="2026-05-13T01:39:48Z">
+        <w:r>
+          <w:rPr/>
+          <w:t xml:space="preserve"> (38%)</w:t>
+        </w:r>
+      </w:ins>
+      <w:r>
+        <w:t xml:space="preserve"> at runtime, warned on 4</w:t>
+      </w:r>
+      <w:ins w:id="366" w:author="J.T. Menchaca" w:date="2026-05-13T01:39:48Z" w16du:dateUtc="2026-05-13T01:39:48Z">
+        <w:r>
+          <w:rPr/>
+          <w:t xml:space="preserve"> (6%)</w:t>
+        </w:r>
+      </w:ins>
+      <w:r>
+        <w:t>, and missed 36 (</w:t>
+      </w:r>
+      <w:ins w:id="367" w:author="J.T. Menchaca" w:date="2026-05-13T01:39:48Z" w16du:dateUtc="2026-05-13T01:39:48Z">
+        <w:r>
+          <w:rPr/>
+          <w:t>55%) (</w:t>
+        </w:r>
+      </w:ins>
+      <w:r>
+        <w:t>Table 3).</w:t>
       </w:r>
     </w:p>
     <w:p>
@@ -952,7 +6417,82 @@
         <w:pStyle w:val="BodyText"/>
       </w:pPr>
       <w:r>
-        <w:t>The largest gap was in the null and missing data category. All 17 tests continued silently in both pandas and tidyverse. Common examples included missing values carried through calculations, comparisons that silently excluded rows with missing values, and missing values introduced by joins that were used in later operations without being handled. Tidy-TS rejected all 17 before the code ran.</w:t>
+        <w:t>The largest</w:t>
+      </w:r>
+      <w:ins w:id="376" w:author="J.T. Menchaca" w:date="2026-05-13T01:40:54Z" w16du:dateUtc="2026-05-13T01:40:54Z">
+        <w:r>
+          <w:rPr/>
+          <w:t xml:space="preserve"> detection</w:t>
+        </w:r>
+      </w:ins>
+      <w:r>
+        <w:t xml:space="preserve"> gap was in the </w:t>
+      </w:r>
+      <w:del w:id="423" w:author="J.T. Menchaca" w:date="2026-05-13T01:40:54Z" w16du:dateUtc="2026-05-13T01:40:54Z">
+        <w:r>
+          <w:rPr/>
+          <w:delText xml:space="preserve">null and </w:delText>
+        </w:r>
+      </w:del>
+      <w:r>
+        <w:t xml:space="preserve">missing </w:t>
+      </w:r>
+      <w:del w:id="424" w:author="J.T. Menchaca" w:date="2026-05-13T01:40:54Z" w16du:dateUtc="2026-05-13T01:40:54Z">
+        <w:r>
+          <w:rPr/>
+          <w:delText>d</w:delText>
+        </w:r>
+      </w:del>
+      <w:ins w:id="377" w:author="J.T. Menchaca" w:date="2026-05-13T01:40:54Z" w16du:dateUtc="2026-05-13T01:40:54Z">
+        <w:r>
+          <w:rPr/>
+          <w:t>v</w:t>
+        </w:r>
+      </w:ins>
+      <w:r>
+        <w:t>a</w:t>
+      </w:r>
+      <w:del w:id="425" w:author="J.T. Menchaca" w:date="2026-05-13T01:40:54Z" w16du:dateUtc="2026-05-13T01:40:54Z">
+        <w:r>
+          <w:rPr/>
+          <w:delText>ta</w:delText>
+        </w:r>
+      </w:del>
+      <w:ins w:id="378" w:author="J.T. Menchaca" w:date="2026-05-13T01:40:54Z" w16du:dateUtc="2026-05-13T01:40:54Z">
+        <w:r>
+          <w:rPr/>
+          <w:t>lue</w:t>
+        </w:r>
+      </w:ins>
+      <w:r>
+        <w:t xml:space="preserve"> category. All 17 tests continued silently in both pandas and tidyverse. Common examples included missing values carried through calculations, comparisons that silently excluded rows with missing values, and missing values introduced by joins that were used in later operations without being handled. Tidy-TS </w:t>
+      </w:r>
+      <w:del w:id="426" w:author="J.T. Menchaca" w:date="2026-05-13T01:40:54Z" w16du:dateUtc="2026-05-13T01:40:54Z">
+        <w:r>
+          <w:rPr/>
+          <w:delText>reje</w:delText>
+        </w:r>
+      </w:del>
+      <w:r>
+        <w:t>c</w:t>
+      </w:r>
+      <w:ins w:id="379" w:author="J.T. Menchaca" w:date="2026-05-13T01:40:54Z" w16du:dateUtc="2026-05-13T01:40:54Z">
+        <w:r>
+          <w:rPr/>
+          <w:t>augh</w:t>
+        </w:r>
+      </w:ins>
+      <w:r>
+        <w:t>t</w:t>
+      </w:r>
+      <w:del w:id="427" w:author="J.T. Menchaca" w:date="2026-05-13T01:40:54Z" w16du:dateUtc="2026-05-13T01:40:54Z">
+        <w:r>
+          <w:rPr/>
+          <w:delText>ed</w:delText>
+        </w:r>
+      </w:del>
+      <w:r>
+        <w:t xml:space="preserve"> all 17 before the code ran.</w:t>
       </w:r>
     </w:p>
     <w:p>
@@ -960,15 +6500,243 @@
         <w:pStyle w:val="BodyText"/>
       </w:pPr>
       <w:r>
-        <w:t>Column reference errors showed the smallest gap. Pandas and tidyverse caught 12 of 16 at runtime, typically stopping when a misspelled or nonexistent column was used. The 4 that continued silently involved columns that the analyst may have expected to be removed by an earlier operation but were still present.</w:t>
+        <w:t xml:space="preserve">Column reference errors showed the smallest </w:t>
+      </w:r>
+      <w:ins w:id="380" w:author="J.T. Menchaca" w:date="2026-05-13T01:41:24Z" w16du:dateUtc="2026-05-13T01:41:24Z">
+        <w:r>
+          <w:rPr/>
+          <w:t xml:space="preserve">detection </w:t>
+        </w:r>
+      </w:ins>
+      <w:r>
+        <w:t>gap</w:t>
+      </w:r>
+      <w:ins w:id="381" w:author="J.T. Menchaca" w:date="2026-05-13T01:41:24Z" w16du:dateUtc="2026-05-13T01:41:24Z">
+        <w:r>
+          <w:rPr/>
+          <w:t xml:space="preserve"> because these errors tend to stop the program immediately</w:t>
+        </w:r>
+      </w:ins>
+      <w:r>
+        <w:t>. Pandas and tidyverse caught 12 of 16</w:t>
+      </w:r>
+      <w:ins w:id="382" w:author="J.T. Menchaca" w:date="2026-05-13T01:41:24Z" w16du:dateUtc="2026-05-13T01:41:24Z">
+        <w:r>
+          <w:rPr/>
+          <w:t xml:space="preserve"> (75%)</w:t>
+        </w:r>
+      </w:ins>
+      <w:r>
+        <w:t xml:space="preserve"> at runtime, typically stopping when a misspelled or nonexistent column was used. The 4 that continued silently involved columns that </w:t>
+      </w:r>
+      <w:del w:id="429" w:author="J.T. Menchaca" w:date="2026-05-13T01:41:24Z" w16du:dateUtc="2026-05-13T01:41:24Z">
+        <w:r>
+          <w:rPr/>
+          <w:delText>th</w:delText>
+        </w:r>
+      </w:del>
+      <w:ins w:id="383" w:author="J.T. Menchaca" w:date="2026-05-13T01:41:24Z" w16du:dateUtc="2026-05-13T01:41:24Z">
+        <w:r>
+          <w:rPr/>
+          <w:t>a proc</w:t>
+        </w:r>
+      </w:ins>
+      <w:r>
+        <w:t>e</w:t>
+      </w:r>
+      <w:ins w:id="384" w:author="J.T. Menchaca" w:date="2026-05-13T01:41:24Z" w16du:dateUtc="2026-05-13T01:41:24Z">
+        <w:r>
+          <w:rPr/>
+          <w:t>ssing</w:t>
+        </w:r>
+      </w:ins>
+      <w:r>
+        <w:t xml:space="preserve"> </w:t>
+      </w:r>
+      <w:del w:id="430" w:author="J.T. Menchaca" w:date="2026-05-13T01:41:24Z" w16du:dateUtc="2026-05-13T01:41:24Z">
+        <w:r>
+          <w:rPr/>
+          <w:delText>analy</w:delText>
+        </w:r>
+      </w:del>
+      <w:r>
+        <w:t>st</w:t>
+      </w:r>
+      <w:ins w:id="385" w:author="J.T. Menchaca" w:date="2026-05-13T01:41:24Z" w16du:dateUtc="2026-05-13T01:41:24Z">
+        <w:r>
+          <w:rPr/>
+          <w:t>ep</w:t>
+        </w:r>
+      </w:ins>
+      <w:r>
+        <w:t xml:space="preserve"> </w:t>
+      </w:r>
+      <w:del w:id="431" w:author="J.T. Menchaca" w:date="2026-05-13T01:41:24Z" w16du:dateUtc="2026-05-13T01:41:24Z">
+        <w:r>
+          <w:rPr/>
+          <w:delText>m</w:delText>
+        </w:r>
+      </w:del>
+      <w:ins w:id="386" w:author="J.T. Menchaca" w:date="2026-05-13T01:41:24Z" w16du:dateUtc="2026-05-13T01:41:24Z">
+        <w:r>
+          <w:rPr/>
+          <w:t>w</w:t>
+        </w:r>
+      </w:ins>
+      <w:r>
+        <w:t>a</w:t>
+      </w:r>
+      <w:del w:id="432" w:author="J.T. Menchaca" w:date="2026-05-13T01:41:24Z" w16du:dateUtc="2026-05-13T01:41:24Z">
+        <w:r>
+          <w:rPr/>
+          <w:delText>y have</w:delText>
+        </w:r>
+      </w:del>
+      <w:ins w:id="387" w:author="J.T. Menchaca" w:date="2026-05-13T01:41:24Z" w16du:dateUtc="2026-05-13T01:41:24Z">
+        <w:r>
+          <w:rPr/>
+          <w:t>s</w:t>
+        </w:r>
+      </w:ins>
+      <w:r>
+        <w:t xml:space="preserve"> expected to </w:t>
+      </w:r>
+      <w:ins w:id="388" w:author="J.T. Menchaca" w:date="2026-05-13T01:41:24Z" w16du:dateUtc="2026-05-13T01:41:24Z">
+        <w:r>
+          <w:rPr/>
+          <w:t xml:space="preserve">remove </w:t>
+        </w:r>
+      </w:ins>
+      <w:r>
+        <w:t>b</w:t>
+      </w:r>
+      <w:ins w:id="389" w:author="J.T. Menchaca" w:date="2026-05-13T01:41:24Z" w16du:dateUtc="2026-05-13T01:41:24Z">
+        <w:r>
+          <w:rPr/>
+          <w:t>ut did not, such as k</w:t>
+        </w:r>
+      </w:ins>
+      <w:r>
+        <w:t>e</w:t>
+      </w:r>
+      <w:ins w:id="390" w:author="J.T. Menchaca" w:date="2026-05-13T01:41:24Z" w16du:dateUtc="2026-05-13T01:41:24Z">
+        <w:r>
+          <w:rPr/>
+          <w:t>eping extra columns when</w:t>
+        </w:r>
+      </w:ins>
+      <w:r>
+        <w:t xml:space="preserve"> remov</w:t>
+      </w:r>
+      <w:del w:id="433" w:author="J.T. Menchaca" w:date="2026-05-13T01:41:24Z" w16du:dateUtc="2026-05-13T01:41:24Z">
+        <w:r>
+          <w:rPr/>
+          <w:delText>e</w:delText>
+        </w:r>
+      </w:del>
+      <w:ins w:id="391" w:author="J.T. Menchaca" w:date="2026-05-13T01:41:24Z" w16du:dateUtc="2026-05-13T01:41:24Z">
+        <w:r>
+          <w:rPr/>
+          <w:t xml:space="preserve">ing </w:t>
+        </w:r>
+      </w:ins>
+      <w:r>
+        <w:t>d</w:t>
+      </w:r>
+      <w:del w:id="434" w:author="J.T. Menchaca" w:date="2026-05-13T01:41:24Z" w16du:dateUtc="2026-05-13T01:41:24Z">
+        <w:r>
+          <w:rPr/>
+          <w:delText xml:space="preserve"> by an ear</w:delText>
+        </w:r>
+      </w:del>
+      <w:ins w:id="392" w:author="J.T. Menchaca" w:date="2026-05-13T01:41:24Z" w16du:dateUtc="2026-05-13T01:41:24Z">
+        <w:r>
+          <w:rPr/>
+          <w:t>up</w:t>
+        </w:r>
+      </w:ins>
+      <w:r>
+        <w:t>li</w:t>
+      </w:r>
+      <w:del w:id="435" w:author="J.T. Menchaca" w:date="2026-05-13T01:41:24Z" w16du:dateUtc="2026-05-13T01:41:24Z">
+        <w:r>
+          <w:rPr/>
+          <w:delText>er oper</w:delText>
+        </w:r>
+      </w:del>
+      <w:ins w:id="393" w:author="J.T. Menchaca" w:date="2026-05-13T01:41:24Z" w16du:dateUtc="2026-05-13T01:41:24Z">
+        <w:r>
+          <w:rPr/>
+          <w:t>c</w:t>
+        </w:r>
+      </w:ins>
+      <w:r>
+        <w:t>at</w:t>
+      </w:r>
+      <w:del w:id="436" w:author="J.T. Menchaca" w:date="2026-05-13T01:41:24Z" w16du:dateUtc="2026-05-13T01:41:24Z">
+        <w:r>
+          <w:rPr/>
+          <w:delText>ion but wer</w:delText>
+        </w:r>
+      </w:del>
+      <w:r>
+        <w:t xml:space="preserve">e </w:t>
+      </w:r>
+      <w:ins w:id="394" w:author="J.T. Menchaca" w:date="2026-05-13T01:41:24Z" w16du:dateUtc="2026-05-13T01:41:24Z">
+        <w:r>
+          <w:rPr/>
+          <w:t>row</w:t>
+        </w:r>
+      </w:ins>
+      <w:r>
+        <w:t>s</w:t>
+      </w:r>
+      <w:del w:id="437" w:author="J.T. Menchaca" w:date="2026-05-13T01:41:24Z" w16du:dateUtc="2026-05-13T01:41:24Z">
+        <w:r>
+          <w:rPr/>
+          <w:delText>till present</w:delText>
+        </w:r>
+      </w:del>
+      <w:r>
+        <w:t>.</w:t>
       </w:r>
     </w:p>
     <w:p>
       <w:pPr>
         <w:pStyle w:val="BodyText"/>
       </w:pPr>
-      <w:r>
-        <w:t>Type errors and join errors fell between these extremes. In both categories, pandas and tidyverse caught errors involving obviously invalid operations (such as misspelled join keys) but allowed subtler errors to continue silently.</w:t>
+      <w:del w:id="439" w:author="J.T. Menchaca" w:date="2026-05-13T01:41:50Z" w16du:dateUtc="2026-05-13T01:41:50Z">
+        <w:r>
+          <w:rPr/>
+          <w:delText>T</w:delText>
+        </w:r>
+      </w:del>
+      <w:ins w:id="395" w:author="J.T. Menchaca" w:date="2026-05-13T01:41:50Z" w16du:dateUtc="2026-05-13T01:41:50Z">
+        <w:r>
+          <w:rPr/>
+          <w:t>Value t</w:t>
+        </w:r>
+      </w:ins>
+      <w:r>
+        <w:t xml:space="preserve">ype errors and join errors fell between these extremes. In both categories, pandas and tidyverse caught errors involving obviously invalid operations (such as misspelled join keys) but allowed </w:t>
+      </w:r>
+      <w:del w:id="440" w:author="J.T. Menchaca" w:date="2026-05-13T01:41:50Z" w16du:dateUtc="2026-05-13T01:41:50Z">
+        <w:r>
+          <w:rPr/>
+          <w:delText xml:space="preserve">subtler </w:delText>
+        </w:r>
+      </w:del>
+      <w:r>
+        <w:t>errors</w:t>
+      </w:r>
+      <w:ins w:id="396" w:author="J.T. Menchaca" w:date="2026-05-13T01:41:50Z" w16du:dateUtc="2026-05-13T01:41:50Z">
+        <w:r>
+          <w:rPr/>
+          <w:t xml:space="preserve"> with plausible output</w:t>
+        </w:r>
+      </w:ins>
+      <w:r>
+        <w:t xml:space="preserve"> to continue silently.</w:t>
       </w:r>
     </w:p>
     <w:p>
@@ -1003,7 +6771,52 @@
         <w:pStyle w:val="FirstParagraph"/>
       </w:pPr>
       <w:r>
-        <w:t>The detection gap between Tidy-TS and the other tools was largest for the most consequential errors (Table 2). Of the 30 High-severity tests, none continued silently in Tidy-TS. In pandas, all 30 continued silently. In tidyverse, 27 of 30 continued silently.</w:t>
+        <w:t xml:space="preserve">The detection gap between Tidy-TS and the other </w:t>
+      </w:r>
+      <w:del w:id="442" w:author="J.T. Menchaca" w:date="2026-05-13T01:42:17Z" w16du:dateUtc="2026-05-13T01:42:17Z">
+        <w:r>
+          <w:rPr/>
+          <w:delText>too</w:delText>
+        </w:r>
+      </w:del>
+      <w:r>
+        <w:t>l</w:t>
+      </w:r>
+      <w:ins w:id="397" w:author="J.T. Menchaca" w:date="2026-05-13T01:42:17Z" w16du:dateUtc="2026-05-13T01:42:17Z">
+        <w:r>
+          <w:rPr/>
+          <w:t>anguage</w:t>
+        </w:r>
+      </w:ins>
+      <w:r>
+        <w:t>s was largest for the most consequential errors</w:t>
+      </w:r>
+      <w:ins w:id="398" w:author="J.T. Menchaca" w:date="2026-05-13T01:42:17Z" w16du:dateUtc="2026-05-13T01:42:17Z">
+        <w:r>
+          <w:rPr/>
+          <w:t>, those classified as High severity</w:t>
+        </w:r>
+      </w:ins>
+      <w:r>
+        <w:t xml:space="preserve"> (Table 2). Of the 30 High-severity tests, none continued silently in Tidy-TS. In pandas, all 30 </w:t>
+      </w:r>
+      <w:ins w:id="399" w:author="J.T. Menchaca" w:date="2026-05-13T01:42:17Z" w16du:dateUtc="2026-05-13T01:42:17Z">
+        <w:r>
+          <w:rPr/>
+          <w:t xml:space="preserve">(100%) </w:t>
+        </w:r>
+      </w:ins>
+      <w:r>
+        <w:t xml:space="preserve">continued silently. In tidyverse, 27 of 30 </w:t>
+      </w:r>
+      <w:ins w:id="400" w:author="J.T. Menchaca" w:date="2026-05-13T01:42:17Z" w16du:dateUtc="2026-05-13T01:42:17Z">
+        <w:r>
+          <w:rPr/>
+          <w:t xml:space="preserve">(90%) </w:t>
+        </w:r>
+      </w:ins>
+      <w:r>
+        <w:t>continued silently.</w:t>
       </w:r>
     </w:p>
     <w:p>
@@ -1011,7 +6824,118 @@
         <w:pStyle w:val="BodyText"/>
       </w:pPr>
       <w:r>
-        <w:t>Twelve of the 30 High-severity tests involved null and missing data. These errors are clinically significant because a missing laboratory value carried through a calculation, or a missing value introduced by a join and then used in a comparison, produces output that looks correct but is systematically wrong. All 12 continued silently in both pandas and tidyverse.</w:t>
+        <w:t xml:space="preserve">Twelve of the 30 High-severity tests involved </w:t>
+      </w:r>
+      <w:del w:id="444" w:author="J.T. Menchaca" w:date="2026-05-13T01:43:09Z" w16du:dateUtc="2026-05-13T01:43:09Z">
+        <w:r>
+          <w:rPr/>
+          <w:delText xml:space="preserve">null and </w:delText>
+        </w:r>
+      </w:del>
+      <w:r>
+        <w:t xml:space="preserve">missing </w:t>
+      </w:r>
+      <w:del w:id="445" w:author="J.T. Menchaca" w:date="2026-05-13T01:43:09Z" w16du:dateUtc="2026-05-13T01:43:09Z">
+        <w:r>
+          <w:rPr/>
+          <w:delText>d</w:delText>
+        </w:r>
+      </w:del>
+      <w:ins w:id="401" w:author="J.T. Menchaca" w:date="2026-05-13T01:43:09Z" w16du:dateUtc="2026-05-13T01:43:09Z">
+        <w:r>
+          <w:rPr/>
+          <w:t>v</w:t>
+        </w:r>
+      </w:ins>
+      <w:r>
+        <w:t>a</w:t>
+      </w:r>
+      <w:del w:id="446" w:author="J.T. Menchaca" w:date="2026-05-13T01:43:09Z" w16du:dateUtc="2026-05-13T01:43:09Z">
+        <w:r>
+          <w:rPr/>
+          <w:delText>ta</w:delText>
+        </w:r>
+      </w:del>
+      <w:ins w:id="402" w:author="J.T. Menchaca" w:date="2026-05-13T01:43:09Z" w16du:dateUtc="2026-05-13T01:43:09Z">
+        <w:r>
+          <w:rPr/>
+          <w:t>lues</w:t>
+        </w:r>
+      </w:ins>
+      <w:r>
+        <w:t xml:space="preserve">. These errors are </w:t>
+      </w:r>
+      <w:del w:id="447" w:author="J.T. Menchaca" w:date="2026-05-13T01:43:09Z" w16du:dateUtc="2026-05-13T01:43:09Z">
+        <w:r>
+          <w:rPr/>
+          <w:delText>clin</w:delText>
+        </w:r>
+      </w:del>
+      <w:ins w:id="403" w:author="J.T. Menchaca" w:date="2026-05-13T01:43:09Z" w16du:dateUtc="2026-05-13T01:43:09Z">
+        <w:r>
+          <w:rPr/>
+          <w:t>part</w:t>
+        </w:r>
+      </w:ins>
+      <w:r>
+        <w:t>ic</w:t>
+      </w:r>
+      <w:ins w:id="404" w:author="J.T. Menchaca" w:date="2026-05-13T01:43:09Z" w16du:dateUtc="2026-05-13T01:43:09Z">
+        <w:r>
+          <w:rPr/>
+          <w:t>ul</w:t>
+        </w:r>
+      </w:ins>
+      <w:r>
+        <w:t>a</w:t>
+      </w:r>
+      <w:del w:id="448" w:author="J.T. Menchaca" w:date="2026-05-13T01:43:09Z" w16du:dateUtc="2026-05-13T01:43:09Z">
+        <w:r>
+          <w:rPr/>
+          <w:delText>l</w:delText>
+        </w:r>
+      </w:del>
+      <w:ins w:id="405" w:author="J.T. Menchaca" w:date="2026-05-13T01:43:09Z" w16du:dateUtc="2026-05-13T01:43:09Z">
+        <w:r>
+          <w:rPr/>
+          <w:t>r</w:t>
+        </w:r>
+      </w:ins>
+      <w:r>
+        <w:t xml:space="preserve">ly </w:t>
+      </w:r>
+      <w:ins w:id="406" w:author="J.T. Menchaca" w:date="2026-05-13T01:43:09Z" w16du:dateUtc="2026-05-13T01:43:09Z">
+        <w:r>
+          <w:rPr/>
+          <w:t>con</w:t>
+        </w:r>
+      </w:ins>
+      <w:r>
+        <w:t>s</w:t>
+      </w:r>
+      <w:del w:id="449" w:author="J.T. Menchaca" w:date="2026-05-13T01:43:09Z" w16du:dateUtc="2026-05-13T01:43:09Z">
+        <w:r>
+          <w:rPr/>
+          <w:delText>ignifica</w:delText>
+        </w:r>
+      </w:del>
+      <w:ins w:id="407" w:author="J.T. Menchaca" w:date="2026-05-13T01:43:09Z" w16du:dateUtc="2026-05-13T01:43:09Z">
+        <w:r>
+          <w:rPr/>
+          <w:t>eque</w:t>
+        </w:r>
+      </w:ins>
+      <w:r>
+        <w:t>nt</w:t>
+      </w:r>
+      <w:ins w:id="408" w:author="J.T. Menchaca" w:date="2026-05-13T01:43:09Z" w16du:dateUtc="2026-05-13T01:43:09Z">
+        <w:r>
+          <w:rPr/>
+          <w:t>ial</w:t>
+        </w:r>
+      </w:ins>
+      <w:r>
+        <w:t xml:space="preserve"> because a missing laboratory value carried through a calculation, or a missing value introduced by a join and then used in a comparison, produces output that looks correct but is systematically wrong. All 12 continued silently in both pandas and tidyverse.</w:t>
       </w:r>
     </w:p>
     <w:p>
@@ -1019,7 +6943,58 @@
         <w:pStyle w:val="BodyText"/>
       </w:pPr>
       <w:r>
-        <w:t>At Moderate severity, the gap narrowed. Pandas caught 8 of 16 at runtime and tidyverse caught 11 of 16. At Low severity, pandas and tidyverse caught most errors at runtime (16 of 19 and 15 of 19). Low-severity errors tend to be the ones that stop the program immediately, such as using a column name that does not exist. Tidy-TS caught all 19 at compile time, but the practical outcome is similar since these errors would have been caught regardless.</w:t>
+        <w:t xml:space="preserve">At Moderate severity, the gap narrowed. Pandas caught 8 of 16 </w:t>
+      </w:r>
+      <w:ins w:id="409" w:author="J.T. Menchaca" w:date="2026-05-13T01:43:45Z" w16du:dateUtc="2026-05-13T01:43:45Z">
+        <w:r>
+          <w:rPr/>
+          <w:t xml:space="preserve">(50%) </w:t>
+        </w:r>
+      </w:ins>
+      <w:r>
+        <w:t xml:space="preserve">at runtime and tidyverse caught </w:t>
+      </w:r>
+      <w:del w:id="451" w:author="J.T. Menchaca" w:date="2026-05-13T01:43:45Z" w16du:dateUtc="2026-05-13T01:43:45Z">
+        <w:r>
+          <w:rPr/>
+          <w:delText>11</w:delText>
+        </w:r>
+      </w:del>
+      <w:ins w:id="410" w:author="J.T. Menchaca" w:date="2026-05-13T01:43:45Z" w16du:dateUtc="2026-05-13T01:43:45Z">
+        <w:r>
+          <w:rPr/>
+          <w:t>9</w:t>
+        </w:r>
+      </w:ins>
+      <w:r>
+        <w:t xml:space="preserve"> of 16</w:t>
+      </w:r>
+      <w:ins w:id="411" w:author="J.T. Menchaca" w:date="2026-05-13T01:43:45Z" w16du:dateUtc="2026-05-13T01:43:45Z">
+        <w:r>
+          <w:rPr/>
+          <w:t xml:space="preserve"> (56%), with 2 additional warnings (13%)</w:t>
+        </w:r>
+      </w:ins>
+      <w:r>
+        <w:t>. At Low severity, pandas and tidyverse caught most errors at runtime (16 of 19</w:t>
+      </w:r>
+      <w:ins w:id="412" w:author="J.T. Menchaca" w:date="2026-05-13T01:43:45Z" w16du:dateUtc="2026-05-13T01:43:45Z">
+        <w:r>
+          <w:rPr/>
+          <w:t>, 84%</w:t>
+        </w:r>
+      </w:ins>
+      <w:r>
+        <w:t xml:space="preserve"> and 15 of 19</w:t>
+      </w:r>
+      <w:ins w:id="413" w:author="J.T. Menchaca" w:date="2026-05-13T01:43:45Z" w16du:dateUtc="2026-05-13T01:43:45Z">
+        <w:r>
+          <w:rPr/>
+          <w:t>, 79%</w:t>
+        </w:r>
+      </w:ins>
+      <w:r>
+        <w:t>). Low-severity errors tend to be the ones that stop the program immediately, such as using a column name that does not exist. Tidy-TS caught all 19 at compile time, but the practical outcome is similar since these errors would have been caught regardless.</w:t>
       </w:r>
     </w:p>
     <w:p>
@@ -1038,7 +7013,67 @@
         <w:pStyle w:val="FirstParagraph"/>
       </w:pPr>
       <w:r>
-        <w:t>Clinical data workflows often fail in small, ordinary ways. An analyst rarely writes a completely invalid program. More often, an assumption becomes stale. A field is renamed. A join changes which patients have complete data. A summary step removes detailed encounter fields. A missing laboratory reference range becomes part of a calculation. These are the kinds of errors Tidy-TS is designed to surface.</w:t>
+        <w:t xml:space="preserve">Clinical data workflows often fail in small, ordinary ways. An analyst rarely writes a completely invalid program. More often, an assumption becomes stale. A </w:t>
+      </w:r>
+      <w:del w:id="453" w:author="J.T. Menchaca" w:date="2026-05-13T01:44:43Z" w16du:dateUtc="2026-05-13T01:44:43Z">
+        <w:r>
+          <w:rPr/>
+          <w:delText>fie</w:delText>
+        </w:r>
+      </w:del>
+      <w:ins w:id="414" w:author="J.T. Menchaca" w:date="2026-05-13T01:44:43Z" w16du:dateUtc="2026-05-13T01:44:43Z">
+        <w:r>
+          <w:rPr/>
+          <w:t>co</w:t>
+        </w:r>
+      </w:ins>
+      <w:r>
+        <w:t>l</w:t>
+      </w:r>
+      <w:del w:id="454" w:author="J.T. Menchaca" w:date="2026-05-13T01:44:43Z" w16du:dateUtc="2026-05-13T01:44:43Z">
+        <w:r>
+          <w:rPr/>
+          <w:delText>d</w:delText>
+        </w:r>
+      </w:del>
+      <w:ins w:id="415" w:author="J.T. Menchaca" w:date="2026-05-13T01:44:43Z" w16du:dateUtc="2026-05-13T01:44:43Z">
+        <w:r>
+          <w:rPr/>
+          <w:t>umn</w:t>
+        </w:r>
+      </w:ins>
+      <w:r>
+        <w:t xml:space="preserve"> is renamed. A join changes which patients have complete data. A summary step removes detailed encounter </w:t>
+      </w:r>
+      <w:del w:id="455" w:author="J.T. Menchaca" w:date="2026-05-13T01:44:43Z" w16du:dateUtc="2026-05-13T01:44:43Z">
+        <w:r>
+          <w:rPr/>
+          <w:delText>fie</w:delText>
+        </w:r>
+      </w:del>
+      <w:ins w:id="416" w:author="J.T. Menchaca" w:date="2026-05-13T01:44:43Z" w16du:dateUtc="2026-05-13T01:44:43Z">
+        <w:r>
+          <w:rPr/>
+          <w:t>co</w:t>
+        </w:r>
+      </w:ins>
+      <w:r>
+        <w:t>l</w:t>
+      </w:r>
+      <w:del w:id="456" w:author="J.T. Menchaca" w:date="2026-05-13T01:44:43Z" w16du:dateUtc="2026-05-13T01:44:43Z">
+        <w:r>
+          <w:rPr/>
+          <w:delText>d</w:delText>
+        </w:r>
+      </w:del>
+      <w:ins w:id="417" w:author="J.T. Menchaca" w:date="2026-05-13T01:44:43Z" w16du:dateUtc="2026-05-13T01:44:43Z">
+        <w:r>
+          <w:rPr/>
+          <w:t>umn</w:t>
+        </w:r>
+      </w:ins>
+      <w:r>
+        <w:t>s. A missing laboratory reference range becomes part of a calculation. These are the kinds of errors Tidy-TS is designed to surface.</w:t>
       </w:r>
     </w:p>
     <w:p>
@@ -1046,7 +7081,55 @@
         <w:pStyle w:val="BodyText"/>
       </w:pPr>
       <w:r>
-        <w:t>Python and R catch most Low-severity errors at runtime. The central finding is that Tidy-TS catches the High-severity errors that Python and R miss entirely. All 30 High-severity errors continued silently in pandas, and 27 of 30 in tidyverse. Twelve of these involved null and missing data, where a missing value carried through a calculation or introduced by a join produces output that looks correct but is systematically wrong. This is the error pattern shown to bias treatment-effect estimates even at low prevalence.[17]</w:t>
+        <w:t>Python and R catch most Low-severity errors at runtime. The central finding is that Tidy-TS catches the High-severity errors that Python and R miss</w:t>
+      </w:r>
+      <w:del w:id="458" w:author="J.T. Menchaca" w:date="2026-05-13T01:45:13Z" w16du:dateUtc="2026-05-13T01:45:13Z">
+        <w:r>
+          <w:rPr/>
+          <w:delText xml:space="preserve"> entirely</w:delText>
+        </w:r>
+      </w:del>
+      <w:r>
+        <w:t xml:space="preserve">. All 30 High-severity errors continued silently in pandas, and 27 of 30 in tidyverse. Twelve of these involved </w:t>
+      </w:r>
+      <w:del w:id="459" w:author="J.T. Menchaca" w:date="2026-05-13T01:45:13Z" w16du:dateUtc="2026-05-13T01:45:13Z">
+        <w:r>
+          <w:rPr/>
+          <w:delText xml:space="preserve">null and </w:delText>
+        </w:r>
+      </w:del>
+      <w:r>
+        <w:t xml:space="preserve">missing </w:t>
+      </w:r>
+      <w:del w:id="460" w:author="J.T. Menchaca" w:date="2026-05-13T01:45:13Z" w16du:dateUtc="2026-05-13T01:45:13Z">
+        <w:r>
+          <w:rPr/>
+          <w:delText>d</w:delText>
+        </w:r>
+      </w:del>
+      <w:ins w:id="418" w:author="J.T. Menchaca" w:date="2026-05-13T01:45:13Z" w16du:dateUtc="2026-05-13T01:45:13Z">
+        <w:r>
+          <w:rPr/>
+          <w:t>v</w:t>
+        </w:r>
+      </w:ins>
+      <w:r>
+        <w:t>a</w:t>
+      </w:r>
+      <w:del w:id="461" w:author="J.T. Menchaca" w:date="2026-05-13T01:45:13Z" w16du:dateUtc="2026-05-13T01:45:13Z">
+        <w:r>
+          <w:rPr/>
+          <w:delText>ta</w:delText>
+        </w:r>
+      </w:del>
+      <w:ins w:id="419" w:author="J.T. Menchaca" w:date="2026-05-13T01:45:13Z" w16du:dateUtc="2026-05-13T01:45:13Z">
+        <w:r>
+          <w:rPr/>
+          <w:t>lues</w:t>
+        </w:r>
+      </w:ins>
+      <w:r>
+        <w:t>, where a missing value carried through a calculation or introduced by a join produces output that looks correct but is systematically wrong. This is the error pattern shown to bias treatment-effect estimates even at low prevalence.[17]</w:t>
       </w:r>
     </w:p>
     <w:p>
@@ -1056,15 +7139,96 @@
       <w:r>
         <w:t xml:space="preserve">The comparison with pandas and tidyverse should be interpreted carefully. Python and </w:t>
       </w:r>
-      <w:proofErr w:type="spellStart"/>
       <w:r>
         <w:t>R are</w:t>
       </w:r>
-      <w:proofErr w:type="spellEnd"/>
-      <w:r>
-        <w:t xml:space="preserve"> mature, powerful, and widely used for clinical data analysis. They detect errors later because the columns and types of the table are not checked by the language before the code runs. When the program stops with an error, the analyst can find and fix the problem. The risk is in silent continuation, where the program produces a plausible table that enters downstream analysis without any signal that something is wrong. Python also has optional tools such as </w:t>
-      </w:r>
-      <w:proofErr w:type="spellStart"/>
+      <w:r>
+        <w:t xml:space="preserve"> mature, powerful, and widely used for clinical data analysis. They detect errors later because the columns and types of the </w:t>
+      </w:r>
+      <w:ins w:id="420" w:author="J.T. Menchaca" w:date="2026-05-13T01:46:04Z" w16du:dateUtc="2026-05-13T01:46:04Z">
+        <w:r>
+          <w:rPr/>
+          <w:t>da</w:t>
+        </w:r>
+      </w:ins>
+      <w:r>
+        <w:t>ta</w:t>
+      </w:r>
+      <w:del w:id="463" w:author="J.T. Menchaca" w:date="2026-05-13T01:46:04Z" w16du:dateUtc="2026-05-13T01:46:04Z">
+        <w:r>
+          <w:rPr/>
+          <w:delText>bl</w:delText>
+        </w:r>
+      </w:del>
+      <w:ins w:id="421" w:author="J.T. Menchaca" w:date="2026-05-13T01:46:04Z" w16du:dateUtc="2026-05-13T01:46:04Z">
+        <w:r>
+          <w:rPr/>
+          <w:t>s</w:t>
+        </w:r>
+      </w:ins>
+      <w:r>
+        <w:t>e</w:t>
+      </w:r>
+      <w:ins w:id="422" w:author="J.T. Menchaca" w:date="2026-05-13T01:46:04Z" w16du:dateUtc="2026-05-13T01:46:04Z">
+        <w:r>
+          <w:rPr/>
+          <w:t>t</w:t>
+        </w:r>
+      </w:ins>
+      <w:r>
+        <w:t xml:space="preserve"> are not checked by the language before the code runs. When the program stops with an error, the analyst can find and fix the problem. The risk is in silent continuation, where the program produces a plausible </w:t>
+      </w:r>
+      <w:ins w:id="423" w:author="J.T. Menchaca" w:date="2026-05-13T01:46:04Z" w16du:dateUtc="2026-05-13T01:46:04Z">
+        <w:r>
+          <w:rPr/>
+          <w:t>resul</w:t>
+        </w:r>
+      </w:ins>
+      <w:r>
+        <w:t>t</w:t>
+      </w:r>
+      <w:del w:id="464" w:author="J.T. Menchaca" w:date="2026-05-13T01:46:04Z" w16du:dateUtc="2026-05-13T01:46:04Z">
+        <w:r>
+          <w:rPr/>
+          <w:delText>able</w:delText>
+        </w:r>
+      </w:del>
+      <w:r>
+        <w:t xml:space="preserve"> that enters </w:t>
+      </w:r>
+      <w:del w:id="465" w:author="J.T. Menchaca" w:date="2026-05-13T01:46:04Z" w16du:dateUtc="2026-05-13T01:46:04Z">
+        <w:r>
+          <w:rPr/>
+          <w:delText>downs</w:delText>
+        </w:r>
+      </w:del>
+      <w:ins w:id="424" w:author="J.T. Menchaca" w:date="2026-05-13T01:46:04Z" w16du:dateUtc="2026-05-13T01:46:04Z">
+        <w:r>
+          <w:rPr/>
+          <w:t>la</w:t>
+        </w:r>
+      </w:ins>
+      <w:r>
+        <w:t>t</w:t>
+      </w:r>
+      <w:ins w:id="425" w:author="J.T. Menchaca" w:date="2026-05-13T01:46:04Z" w16du:dateUtc="2026-05-13T01:46:04Z">
+        <w:r>
+          <w:rPr/>
+          <w:t>e</w:t>
+        </w:r>
+      </w:ins>
+      <w:r>
+        <w:t>r</w:t>
+      </w:r>
+      <w:del w:id="466" w:author="J.T. Menchaca" w:date="2026-05-13T01:46:04Z" w16du:dateUtc="2026-05-13T01:46:04Z">
+        <w:r>
+          <w:rPr/>
+          <w:delText>eam</w:delText>
+        </w:r>
+      </w:del>
+      <w:r>
+        <w:t xml:space="preserve"> analysis without any signal that something is wrong. Python also has optional tools such as </w:t>
+      </w:r>
       <w:r>
         <w:rPr>
           <w:i/>
@@ -1072,11 +7236,9 @@
         </w:rPr>
         <w:t>mypy</w:t>
       </w:r>
-      <w:proofErr w:type="spellEnd"/>
       <w:r>
         <w:t xml:space="preserve"> and </w:t>
       </w:r>
-      <w:proofErr w:type="spellStart"/>
       <w:r>
         <w:rPr>
           <w:i/>
@@ -1084,7 +7246,6 @@
         </w:rPr>
         <w:t>pyright</w:t>
       </w:r>
-      <w:proofErr w:type="spellEnd"/>
       <w:r>
         <w:t xml:space="preserve"> that can check some errors before the code runs, and add-on libraries that provide type information for pandas. These tools are not widely adopted in clinical data analysis workflows, and their coverage of dataframe operations is more limited than what a framework designed around compile-time checking can provide. A comparison that included these tools would likely narrow the detection gap for some error categories.</w:t>
       </w:r>
@@ -1094,7 +7255,115 @@
         <w:pStyle w:val="BodyText"/>
       </w:pPr>
       <w:r>
-        <w:t>The framework is deployed in a clinical data workflow at the University of Utah, where it maps hospital data into structured datasets for quality improvement and research. In practice, the most common practical benefit is explicit handling of missing values after joins, consistent with the finding that null and missing data errors are the category most likely to continue silently in conventional tools.</w:t>
+        <w:t xml:space="preserve">The framework is deployed in a clinical data workflow at the University of Utah, where it maps hospital data into structured datasets for quality improvement and research. In practice, the most common </w:t>
+      </w:r>
+      <w:del w:id="468" w:author="J.T. Menchaca" w:date="2026-05-13T01:46:25Z" w16du:dateUtc="2026-05-13T01:46:25Z">
+        <w:r>
+          <w:rPr/>
+          <w:delText xml:space="preserve">practical </w:delText>
+        </w:r>
+      </w:del>
+      <w:r>
+        <w:t xml:space="preserve">benefit is explicit handling of missing values after joins, consistent with the finding that </w:t>
+      </w:r>
+      <w:del w:id="469" w:author="J.T. Menchaca" w:date="2026-05-13T01:46:25Z" w16du:dateUtc="2026-05-13T01:46:25Z">
+        <w:r>
+          <w:rPr/>
+          <w:delText xml:space="preserve">null and </w:delText>
+        </w:r>
+      </w:del>
+      <w:r>
+        <w:t xml:space="preserve">missing </w:t>
+      </w:r>
+      <w:del w:id="470" w:author="J.T. Menchaca" w:date="2026-05-13T01:46:25Z" w16du:dateUtc="2026-05-13T01:46:25Z">
+        <w:r>
+          <w:rPr/>
+          <w:delText>d</w:delText>
+        </w:r>
+      </w:del>
+      <w:ins w:id="426" w:author="J.T. Menchaca" w:date="2026-05-13T01:46:25Z" w16du:dateUtc="2026-05-13T01:46:25Z">
+        <w:r>
+          <w:rPr/>
+          <w:t>v</w:t>
+        </w:r>
+      </w:ins>
+      <w:r>
+        <w:t>a</w:t>
+      </w:r>
+      <w:del w:id="471" w:author="J.T. Menchaca" w:date="2026-05-13T01:46:25Z" w16du:dateUtc="2026-05-13T01:46:25Z">
+        <w:r>
+          <w:rPr/>
+          <w:delText>ta</w:delText>
+        </w:r>
+      </w:del>
+      <w:ins w:id="427" w:author="J.T. Menchaca" w:date="2026-05-13T01:46:25Z" w16du:dateUtc="2026-05-13T01:46:25Z">
+        <w:r>
+          <w:rPr/>
+          <w:t>lue</w:t>
+        </w:r>
+      </w:ins>
+      <w:r>
+        <w:t xml:space="preserve"> errors are the category most likely to continue silently in </w:t>
+      </w:r>
+      <w:del w:id="472" w:author="J.T. Menchaca" w:date="2026-05-13T01:46:25Z" w16du:dateUtc="2026-05-13T01:46:25Z">
+        <w:r>
+          <w:rPr/>
+          <w:delText>c</w:delText>
+        </w:r>
+      </w:del>
+      <w:ins w:id="428" w:author="J.T. Menchaca" w:date="2026-05-13T01:46:25Z" w16du:dateUtc="2026-05-13T01:46:25Z">
+        <w:r>
+          <w:rPr/>
+          <w:t>Pyth</w:t>
+        </w:r>
+      </w:ins>
+      <w:r>
+        <w:t>on</w:t>
+      </w:r>
+      <w:del w:id="473" w:author="J.T. Menchaca" w:date="2026-05-13T01:46:25Z" w16du:dateUtc="2026-05-13T01:46:25Z">
+        <w:r>
+          <w:rPr/>
+          <w:delText>ve</w:delText>
+        </w:r>
+      </w:del>
+      <w:ins w:id="429" w:author="J.T. Menchaca" w:date="2026-05-13T01:46:25Z" w16du:dateUtc="2026-05-13T01:46:25Z">
+        <w:r>
+          <w:rPr/>
+          <w:t xml:space="preserve"> a</w:t>
+        </w:r>
+      </w:ins>
+      <w:r>
+        <w:t>n</w:t>
+      </w:r>
+      <w:del w:id="474" w:author="J.T. Menchaca" w:date="2026-05-13T01:46:25Z" w16du:dateUtc="2026-05-13T01:46:25Z">
+        <w:r>
+          <w:rPr/>
+          <w:delText>tional</w:delText>
+        </w:r>
+      </w:del>
+      <w:ins w:id="430" w:author="J.T. Menchaca" w:date="2026-05-13T01:46:25Z" w16du:dateUtc="2026-05-13T01:46:25Z">
+        <w:r>
+          <w:rPr/>
+          <w:t>d</w:t>
+        </w:r>
+      </w:ins>
+      <w:r>
+        <w:t xml:space="preserve"> </w:t>
+      </w:r>
+      <w:del w:id="475" w:author="J.T. Menchaca" w:date="2026-05-13T01:46:25Z" w16du:dateUtc="2026-05-13T01:46:25Z">
+        <w:r>
+          <w:rPr/>
+          <w:delText>tools</w:delText>
+        </w:r>
+      </w:del>
+      <w:ins w:id="431" w:author="J.T. Menchaca" w:date="2026-05-13T01:46:25Z" w16du:dateUtc="2026-05-13T01:46:25Z">
+        <w:r>
+          <w:rPr/>
+          <w:t>R</w:t>
+        </w:r>
+      </w:ins>
+      <w:r>
+        <w:t>.</w:t>
       </w:r>
     </w:p>
     <w:p>
@@ -1102,7 +7371,298 @@
         <w:pStyle w:val="BodyText"/>
       </w:pPr>
       <w:r>
-        <w:t>Compile-time checking does not eliminate the need for runtime validation. Data from files, databases, and external services must still be checked when it enters the program. Tidy-TS combines compile-time checking inside the workflow with runtime validation at the point where external data is loaded.</w:t>
+        <w:t xml:space="preserve">Compile-time checking does not eliminate the need for </w:t>
+      </w:r>
+      <w:del w:id="477" w:author="J.T. Menchaca" w:date="2026-05-13T01:47:03Z" w16du:dateUtc="2026-05-13T01:47:03Z">
+        <w:r>
+          <w:rPr/>
+          <w:delText xml:space="preserve">runtime </w:delText>
+        </w:r>
+      </w:del>
+      <w:r>
+        <w:t>validation</w:t>
+      </w:r>
+      <w:del w:id="478" w:author="J.T. Menchaca" w:date="2026-05-13T01:47:03Z" w16du:dateUtc="2026-05-13T01:47:03Z">
+        <w:r>
+          <w:rPr/>
+          <w:delText>.</w:delText>
+        </w:r>
+      </w:del>
+      <w:r>
+        <w:t xml:space="preserve"> </w:t>
+      </w:r>
+      <w:del w:id="479" w:author="J.T. Menchaca" w:date="2026-05-13T01:47:03Z" w16du:dateUtc="2026-05-13T01:47:03Z">
+        <w:r>
+          <w:rPr/>
+          <w:delText>Data from fil</w:delText>
+        </w:r>
+      </w:del>
+      <w:ins w:id="432" w:author="J.T. Menchaca" w:date="2026-05-13T01:47:03Z" w16du:dateUtc="2026-05-13T01:47:03Z">
+        <w:r>
+          <w:rPr/>
+          <w:t>wh</w:t>
+        </w:r>
+      </w:ins>
+      <w:r>
+        <w:t>e</w:t>
+      </w:r>
+      <w:del w:id="480" w:author="J.T. Menchaca" w:date="2026-05-13T01:47:03Z" w16du:dateUtc="2026-05-13T01:47:03Z">
+        <w:r>
+          <w:rPr/>
+          <w:delText>s, databases, a</w:delText>
+        </w:r>
+      </w:del>
+      <w:r>
+        <w:t>n</w:t>
+      </w:r>
+      <w:del w:id="481" w:author="J.T. Menchaca" w:date="2026-05-13T01:47:03Z" w16du:dateUtc="2026-05-13T01:47:03Z">
+        <w:r>
+          <w:rPr/>
+          <w:delText>d</w:delText>
+        </w:r>
+      </w:del>
+      <w:r>
+        <w:t xml:space="preserve"> external </w:t>
+      </w:r>
+      <w:del w:id="482" w:author="J.T. Menchaca" w:date="2026-05-13T01:47:03Z" w16du:dateUtc="2026-05-13T01:47:03Z">
+        <w:r>
+          <w:rPr/>
+          <w:delText>services mus</w:delText>
+        </w:r>
+      </w:del>
+      <w:ins w:id="433" w:author="J.T. Menchaca" w:date="2026-05-13T01:47:03Z" w16du:dateUtc="2026-05-13T01:47:03Z">
+        <w:r>
+          <w:rPr/>
+          <w:t>da</w:t>
+        </w:r>
+      </w:ins>
+      <w:r>
+        <w:t>t</w:t>
+      </w:r>
+      <w:del w:id="483" w:author="J.T. Menchaca" w:date="2026-05-13T01:47:03Z" w16du:dateUtc="2026-05-13T01:47:03Z">
+        <w:r>
+          <w:rPr/>
+          <w:delText xml:space="preserve"> still be checked when it</w:delText>
+        </w:r>
+      </w:del>
+      <w:ins w:id="434" w:author="J.T. Menchaca" w:date="2026-05-13T01:47:03Z" w16du:dateUtc="2026-05-13T01:47:03Z">
+        <w:r>
+          <w:rPr/>
+          <w:t>a</w:t>
+        </w:r>
+      </w:ins>
+      <w:r>
+        <w:t xml:space="preserve"> enters the program</w:t>
+      </w:r>
+      <w:del w:id="484" w:author="J.T. Menchaca" w:date="2026-05-13T01:47:03Z" w16du:dateUtc="2026-05-13T01:47:03Z">
+        <w:r>
+          <w:rPr/>
+          <w:delText>.</w:delText>
+        </w:r>
+      </w:del>
+      <w:ins w:id="435" w:author="J.T. Menchaca" w:date="2026-05-13T01:47:03Z" w16du:dateUtc="2026-05-13T01:47:03Z">
+        <w:r>
+          <w:rPr/>
+          <w:t>,</w:t>
+        </w:r>
+      </w:ins>
+      <w:r>
+        <w:t xml:space="preserve"> </w:t>
+      </w:r>
+      <w:del w:id="485" w:author="J.T. Menchaca" w:date="2026-05-13T01:47:03Z" w16du:dateUtc="2026-05-13T01:47:03Z">
+        <w:r>
+          <w:rPr/>
+          <w:delText>T</w:delText>
+        </w:r>
+      </w:del>
+      <w:ins w:id="436" w:author="J.T. Menchaca" w:date="2026-05-13T01:47:03Z" w16du:dateUtc="2026-05-13T01:47:03Z">
+        <w:r>
+          <w:rPr/>
+          <w:t>wh</w:t>
+        </w:r>
+      </w:ins>
+      <w:r>
+        <w:t>i</w:t>
+      </w:r>
+      <w:del w:id="486" w:author="J.T. Menchaca" w:date="2026-05-13T01:47:03Z" w16du:dateUtc="2026-05-13T01:47:03Z">
+        <w:r>
+          <w:rPr/>
+          <w:delText>dy-TS</w:delText>
+        </w:r>
+      </w:del>
+      <w:ins w:id="437" w:author="J.T. Menchaca" w:date="2026-05-13T01:47:03Z" w16du:dateUtc="2026-05-13T01:47:03Z">
+        <w:r>
+          <w:rPr/>
+          <w:t>ch</w:t>
+        </w:r>
+      </w:ins>
+      <w:r>
+        <w:t xml:space="preserve"> </w:t>
+      </w:r>
+      <w:del w:id="487" w:author="J.T. Menchaca" w:date="2026-05-13T01:47:03Z" w16du:dateUtc="2026-05-13T01:47:03Z">
+        <w:r>
+          <w:rPr/>
+          <w:delText>comb</w:delText>
+        </w:r>
+      </w:del>
+      <w:r>
+        <w:t>i</w:t>
+      </w:r>
+      <w:del w:id="488" w:author="J.T. Menchaca" w:date="2026-05-13T01:47:03Z" w16du:dateUtc="2026-05-13T01:47:03Z">
+        <w:r>
+          <w:rPr/>
+          <w:delText>ne</w:delText>
+        </w:r>
+      </w:del>
+      <w:r>
+        <w:t xml:space="preserve">s </w:t>
+      </w:r>
+      <w:del w:id="489" w:author="J.T. Menchaca" w:date="2026-05-13T01:47:03Z" w16du:dateUtc="2026-05-13T01:47:03Z">
+        <w:r>
+          <w:rPr/>
+          <w:delText>c</w:delText>
+        </w:r>
+      </w:del>
+      <w:ins w:id="438" w:author="J.T. Menchaca" w:date="2026-05-13T01:47:03Z" w16du:dateUtc="2026-05-13T01:47:03Z">
+        <w:r>
+          <w:rPr/>
+          <w:t xml:space="preserve">why 3 </w:t>
+        </w:r>
+      </w:ins>
+      <w:r>
+        <w:t>o</w:t>
+      </w:r>
+      <w:del w:id="490" w:author="J.T. Menchaca" w:date="2026-05-13T01:47:03Z" w16du:dateUtc="2026-05-13T01:47:03Z">
+        <w:r>
+          <w:rPr/>
+          <w:delText>mpil</w:delText>
+        </w:r>
+      </w:del>
+      <w:ins w:id="439" w:author="J.T. Menchaca" w:date="2026-05-13T01:47:03Z" w16du:dateUtc="2026-05-13T01:47:03Z">
+        <w:r>
+          <w:rPr/>
+          <w:t>f th</w:t>
+        </w:r>
+      </w:ins>
+      <w:r>
+        <w:t>e</w:t>
+      </w:r>
+      <w:del w:id="491" w:author="J.T. Menchaca" w:date="2026-05-13T01:47:03Z" w16du:dateUtc="2026-05-13T01:47:03Z">
+        <w:r>
+          <w:rPr/>
+          <w:delText>-tim</w:delText>
+        </w:r>
+      </w:del>
+      <w:ins w:id="440" w:author="J.T. Menchaca" w:date="2026-05-13T01:47:03Z" w16du:dateUtc="2026-05-13T01:47:03Z">
+        <w:r>
+          <w:rPr/>
+          <w:t xml:space="preserve"> 65 errors wer</w:t>
+        </w:r>
+      </w:ins>
+      <w:r>
+        <w:t>e c</w:t>
+      </w:r>
+      <w:ins w:id="441" w:author="J.T. Menchaca" w:date="2026-05-13T01:47:03Z" w16du:dateUtc="2026-05-13T01:47:03Z">
+        <w:r>
+          <w:rPr/>
+          <w:t>aught at that boundary rat</w:t>
+        </w:r>
+      </w:ins>
+      <w:r>
+        <w:t>he</w:t>
+      </w:r>
+      <w:del w:id="492" w:author="J.T. Menchaca" w:date="2026-05-13T01:47:03Z" w16du:dateUtc="2026-05-13T01:47:03Z">
+        <w:r>
+          <w:rPr/>
+          <w:delText>cki</w:delText>
+        </w:r>
+      </w:del>
+      <w:ins w:id="442" w:author="J.T. Menchaca" w:date="2026-05-13T01:47:03Z" w16du:dateUtc="2026-05-13T01:47:03Z">
+        <w:r>
+          <w:rPr/>
+          <w:t>r tha</w:t>
+        </w:r>
+      </w:ins>
+      <w:r>
+        <w:t>n</w:t>
+      </w:r>
+      <w:del w:id="493" w:author="J.T. Menchaca" w:date="2026-05-13T01:47:03Z" w16du:dateUtc="2026-05-13T01:47:03Z">
+        <w:r>
+          <w:rPr/>
+          <w:delText>g</w:delText>
+        </w:r>
+      </w:del>
+      <w:r>
+        <w:t xml:space="preserve"> </w:t>
+      </w:r>
+      <w:del w:id="494" w:author="J.T. Menchaca" w:date="2026-05-13T01:47:03Z" w16du:dateUtc="2026-05-13T01:47:03Z">
+        <w:r>
+          <w:rPr/>
+          <w:delText>insid</w:delText>
+        </w:r>
+      </w:del>
+      <w:ins w:id="443" w:author="J.T. Menchaca" w:date="2026-05-13T01:47:03Z" w16du:dateUtc="2026-05-13T01:47:03Z">
+        <w:r>
+          <w:rPr/>
+          <w:t>befor</w:t>
+        </w:r>
+      </w:ins>
+      <w:r>
+        <w:t xml:space="preserve">e the </w:t>
+      </w:r>
+      <w:del w:id="495" w:author="J.T. Menchaca" w:date="2026-05-13T01:47:03Z" w16du:dateUtc="2026-05-13T01:47:03Z">
+        <w:r>
+          <w:rPr/>
+          <w:delText>w</w:delText>
+        </w:r>
+      </w:del>
+      <w:ins w:id="444" w:author="J.T. Menchaca" w:date="2026-05-13T01:47:03Z" w16du:dateUtc="2026-05-13T01:47:03Z">
+        <w:r>
+          <w:rPr/>
+          <w:t>c</w:t>
+        </w:r>
+      </w:ins>
+      <w:r>
+        <w:t>o</w:t>
+      </w:r>
+      <w:del w:id="496" w:author="J.T. Menchaca" w:date="2026-05-13T01:47:03Z" w16du:dateUtc="2026-05-13T01:47:03Z">
+        <w:r>
+          <w:rPr/>
+          <w:delText>rkflow with</w:delText>
+        </w:r>
+      </w:del>
+      <w:ins w:id="445" w:author="J.T. Menchaca" w:date="2026-05-13T01:47:03Z" w16du:dateUtc="2026-05-13T01:47:03Z">
+        <w:r>
+          <w:rPr/>
+          <w:t>de</w:t>
+        </w:r>
+      </w:ins>
+      <w:r>
+        <w:t xml:space="preserve"> r</w:t>
+      </w:r>
+      <w:del w:id="497" w:author="J.T. Menchaca" w:date="2026-05-13T01:47:03Z" w16du:dateUtc="2026-05-13T01:47:03Z">
+        <w:r>
+          <w:rPr/>
+          <w:delText>u</w:delText>
+        </w:r>
+      </w:del>
+      <w:ins w:id="446" w:author="J.T. Menchaca" w:date="2026-05-13T01:47:03Z" w16du:dateUtc="2026-05-13T01:47:03Z">
+        <w:r>
+          <w:rPr/>
+          <w:t>a</w:t>
+        </w:r>
+      </w:ins>
+      <w:r>
+        <w:t>n</w:t>
+      </w:r>
+      <w:del w:id="498" w:author="J.T. Menchaca" w:date="2026-05-13T01:47:03Z" w16du:dateUtc="2026-05-13T01:47:03Z">
+        <w:r>
+          <w:rPr/>
+          <w:delText>time validation at the point where external data is loaded</w:delText>
+        </w:r>
+      </w:del>
+      <w:r>
+        <w:t>.</w:t>
       </w:r>
     </w:p>
     <w:p>
@@ -1110,15 +7670,258 @@
         <w:pStyle w:val="BodyText"/>
       </w:pPr>
       <w:r>
-        <w:t>TypeScript also has practical limits. Programmers can bypass the compiler, and deeply chained operations can exceed a compiler limit. These define the scope of the approach. Tidy-TS provides strong checks when its operations are used as designed, but it cannot prevent all possible misuse.</w:t>
-      </w:r>
+        <w:t xml:space="preserve">TypeScript also has practical limits. Programmers can bypass the compiler, and </w:t>
+      </w:r>
+      <w:del w:id="500" w:author="J.T. Menchaca" w:date="2026-05-13T01:47:35Z" w16du:dateUtc="2026-05-13T01:47:35Z">
+        <w:r>
+          <w:rPr/>
+          <w:delText>d</w:delText>
+        </w:r>
+      </w:del>
+      <w:ins w:id="447" w:author="J.T. Menchaca" w:date="2026-05-13T01:47:35Z" w16du:dateUtc="2026-05-13T01:47:35Z">
+        <w:r>
+          <w:rPr/>
+          <w:t>workflows with many proc</w:t>
+        </w:r>
+      </w:ins>
+      <w:r>
+        <w:t>e</w:t>
+      </w:r>
+      <w:ins w:id="448" w:author="J.T. Menchaca" w:date="2026-05-13T01:47:35Z" w16du:dateUtc="2026-05-13T01:47:35Z">
+        <w:r>
+          <w:rPr/>
+          <w:t>ssing st</w:t>
+        </w:r>
+      </w:ins>
+      <w:r>
+        <w:t>ep</w:t>
+      </w:r>
+      <w:del w:id="501" w:author="J.T. Menchaca" w:date="2026-05-13T01:47:35Z" w16du:dateUtc="2026-05-13T01:47:35Z">
+        <w:r>
+          <w:rPr/>
+          <w:delText>ly</w:delText>
+        </w:r>
+      </w:del>
+      <w:ins w:id="449" w:author="J.T. Menchaca" w:date="2026-05-13T01:47:35Z" w16du:dateUtc="2026-05-13T01:47:35Z">
+        <w:r>
+          <w:rPr/>
+          <w:t>s</w:t>
+        </w:r>
+      </w:ins>
+      <w:r>
+        <w:t xml:space="preserve"> </w:t>
+      </w:r>
+      <w:del w:id="502" w:author="J.T. Menchaca" w:date="2026-05-13T01:47:35Z" w16du:dateUtc="2026-05-13T01:47:35Z">
+        <w:r>
+          <w:rPr/>
+          <w:delText>cha</w:delText>
+        </w:r>
+      </w:del>
+      <w:r>
+        <w:t>in</w:t>
+      </w:r>
+      <w:ins w:id="450" w:author="J.T. Menchaca" w:date="2026-05-13T01:47:35Z" w16du:dateUtc="2026-05-13T01:47:35Z">
+        <w:r>
+          <w:rPr/>
+          <w:t xml:space="preserve"> s</w:t>
+        </w:r>
+      </w:ins>
+      <w:r>
+        <w:t>e</w:t>
+      </w:r>
+      <w:del w:id="503" w:author="J.T. Menchaca" w:date="2026-05-13T01:47:35Z" w16du:dateUtc="2026-05-13T01:47:35Z">
+        <w:r>
+          <w:rPr/>
+          <w:delText>d op</w:delText>
+        </w:r>
+      </w:del>
+      <w:ins w:id="451" w:author="J.T. Menchaca" w:date="2026-05-13T01:47:35Z" w16du:dateUtc="2026-05-13T01:47:35Z">
+        <w:r>
+          <w:rPr/>
+          <w:t>qu</w:t>
+        </w:r>
+      </w:ins>
+      <w:r>
+        <w:t>e</w:t>
+      </w:r>
+      <w:del w:id="504" w:author="J.T. Menchaca" w:date="2026-05-13T01:47:35Z" w16du:dateUtc="2026-05-13T01:47:35Z">
+        <w:r>
+          <w:rPr/>
+          <w:delText>ratio</w:delText>
+        </w:r>
+      </w:del>
+      <w:r>
+        <w:t>n</w:t>
+      </w:r>
+      <w:del w:id="505" w:author="J.T. Menchaca" w:date="2026-05-13T01:47:35Z" w16du:dateUtc="2026-05-13T01:47:35Z">
+        <w:r>
+          <w:rPr/>
+          <w:delText>s</w:delText>
+        </w:r>
+      </w:del>
+      <w:ins w:id="452" w:author="J.T. Menchaca" w:date="2026-05-13T01:47:35Z" w16du:dateUtc="2026-05-13T01:47:35Z">
+        <w:r>
+          <w:rPr/>
+          <w:t>ce</w:t>
+        </w:r>
+      </w:ins>
+      <w:r>
+        <w:t xml:space="preserve"> can exceed </w:t>
+      </w:r>
+      <w:del w:id="506" w:author="J.T. Menchaca" w:date="2026-05-13T01:47:35Z" w16du:dateUtc="2026-05-13T01:47:35Z">
+        <w:r>
+          <w:rPr/>
+          <w:delText>a</w:delText>
+        </w:r>
+      </w:del>
+      <w:ins w:id="453" w:author="J.T. Menchaca" w:date="2026-05-13T01:47:35Z" w16du:dateUtc="2026-05-13T01:47:35Z">
+        <w:r>
+          <w:rPr/>
+          <w:t>the</w:t>
+        </w:r>
+      </w:ins>
+      <w:r>
+        <w:t xml:space="preserve"> compiler</w:t>
+      </w:r>
+      <w:ins w:id="454" w:author="J.T. Menchaca" w:date="2026-05-13T01:47:35Z" w16du:dateUtc="2026-05-13T01:47:35Z">
+        <w:r>
+          <w:rPr/>
+          <w:t>'s</w:t>
+        </w:r>
+      </w:ins>
+      <w:r>
+        <w:t xml:space="preserve"> </w:t>
+      </w:r>
+      <w:del w:id="507" w:author="J.T. Menchaca" w:date="2026-05-13T01:47:35Z" w16du:dateUtc="2026-05-13T01:47:35Z">
+        <w:r>
+          <w:rPr/>
+          <w:delText>lim</w:delText>
+        </w:r>
+      </w:del>
+      <w:ins w:id="455" w:author="J.T. Menchaca" w:date="2026-05-13T01:47:35Z" w16du:dateUtc="2026-05-13T01:47:35Z">
+        <w:r>
+          <w:rPr/>
+          <w:t>capac</w:t>
+        </w:r>
+      </w:ins>
+      <w:r>
+        <w:t>it</w:t>
+      </w:r>
+      <w:ins w:id="456" w:author="J.T. Menchaca" w:date="2026-05-13T01:47:35Z" w16du:dateUtc="2026-05-13T01:47:35Z">
+        <w:r>
+          <w:rPr/>
+          <w:t>y, requiring the workflow to be broken into smaller parts</w:t>
+        </w:r>
+      </w:ins>
+      <w:r>
+        <w:t xml:space="preserve">. These </w:t>
+      </w:r>
+      <w:del w:id="508" w:author="J.T. Menchaca" w:date="2026-05-13T01:47:35Z" w16du:dateUtc="2026-05-13T01:47:35Z">
+        <w:r>
+          <w:rPr/>
+          <w:delText>defin</w:delText>
+        </w:r>
+      </w:del>
+      <w:ins w:id="457" w:author="J.T. Menchaca" w:date="2026-05-13T01:47:35Z" w16du:dateUtc="2026-05-13T01:47:35Z">
+        <w:r>
+          <w:rPr/>
+          <w:t>ar</w:t>
+        </w:r>
+      </w:ins>
+      <w:r>
+        <w:t xml:space="preserve">e </w:t>
+      </w:r>
+      <w:del w:id="509" w:author="J.T. Menchaca" w:date="2026-05-13T01:47:35Z" w16du:dateUtc="2026-05-13T01:47:35Z">
+        <w:r>
+          <w:rPr/>
+          <w:delText>th</w:delText>
+        </w:r>
+      </w:del>
+      <w:ins w:id="458" w:author="J.T. Menchaca" w:date="2026-05-13T01:47:35Z" w16du:dateUtc="2026-05-13T01:47:35Z">
+        <w:r>
+          <w:rPr/>
+          <w:t>known boundari</w:t>
+        </w:r>
+      </w:ins>
+      <w:r>
+        <w:t>e</w:t>
+      </w:r>
+      <w:del w:id="510" w:author="J.T. Menchaca" w:date="2026-05-13T01:47:35Z" w16du:dateUtc="2026-05-13T01:47:35Z">
+        <w:r>
+          <w:rPr/>
+          <w:delText xml:space="preserve"> </w:delText>
+        </w:r>
+      </w:del>
+      <w:r>
+        <w:t>s</w:t>
+      </w:r>
+      <w:del w:id="511" w:author="J.T. Menchaca" w:date="2026-05-13T01:47:35Z" w16du:dateUtc="2026-05-13T01:47:35Z">
+        <w:r>
+          <w:rPr/>
+          <w:delText>cope</w:delText>
+        </w:r>
+      </w:del>
+      <w:r>
+        <w:t xml:space="preserve"> of the approach.</w:t>
+      </w:r>
+      <w:del w:id="512" w:author="J.T. Menchaca" w:date="2026-05-13T01:47:35Z" w16du:dateUtc="2026-05-13T01:47:35Z">
+        <w:r>
+          <w:rPr/>
+          <w:delText xml:space="preserve"> Tidy-TS provides strong checks when its operations are used as designed, but it cannot prevent all possible misuse.</w:delText>
+        </w:r>
+      </w:del>
     </w:p>
     <w:p>
       <w:pPr>
         <w:pStyle w:val="BodyText"/>
       </w:pPr>
       <w:r>
-        <w:t>For biomedical informatics, the broader significance is that many clinical data applications already run in TypeScript. Web dashboards, data collection tools, APIs, and clinical decision-support systems often contain data transformation logic that is currently exported to Python or R for analysis and then re-imported. Tidy-TS makes it possible to keep more of that work in a single language with compile-time checking throughout.</w:t>
+        <w:t xml:space="preserve">For biomedical informatics, the broader significance is that many clinical data applications already run in TypeScript. Web dashboards, data collection tools, APIs, and clinical decision-support systems often contain data </w:t>
+      </w:r>
+      <w:del w:id="514" w:author="J.T. Menchaca" w:date="2026-05-13T01:47:57Z" w16du:dateUtc="2026-05-13T01:47:57Z">
+        <w:r>
+          <w:rPr/>
+          <w:delText>t</w:delText>
+        </w:r>
+      </w:del>
+      <w:ins w:id="459" w:author="J.T. Menchaca" w:date="2026-05-13T01:47:57Z" w16du:dateUtc="2026-05-13T01:47:57Z">
+        <w:r>
+          <w:rPr/>
+          <w:t>p</w:t>
+        </w:r>
+      </w:ins>
+      <w:r>
+        <w:t>r</w:t>
+      </w:r>
+      <w:del w:id="515" w:author="J.T. Menchaca" w:date="2026-05-13T01:47:57Z" w16du:dateUtc="2026-05-13T01:47:57Z">
+        <w:r>
+          <w:rPr/>
+          <w:delText>a</w:delText>
+        </w:r>
+      </w:del>
+      <w:ins w:id="460" w:author="J.T. Menchaca" w:date="2026-05-13T01:47:57Z" w16du:dateUtc="2026-05-13T01:47:57Z">
+        <w:r>
+          <w:rPr/>
+          <w:t>ocessi</w:t>
+        </w:r>
+      </w:ins>
+      <w:r>
+        <w:t>n</w:t>
+      </w:r>
+      <w:del w:id="516" w:author="J.T. Menchaca" w:date="2026-05-13T01:47:57Z" w16du:dateUtc="2026-05-13T01:47:57Z">
+        <w:r>
+          <w:rPr/>
+          <w:delText>sformation</w:delText>
+        </w:r>
+      </w:del>
+      <w:ins w:id="461" w:author="J.T. Menchaca" w:date="2026-05-13T01:47:57Z" w16du:dateUtc="2026-05-13T01:47:57Z">
+        <w:r>
+          <w:rPr/>
+          <w:t>g</w:t>
+        </w:r>
+      </w:ins>
+      <w:r>
+        <w:t xml:space="preserve"> logic that is currently exported to Python or R for analysis and then re-imported. Tidy-TS makes it possible to keep more of that work in a single language with compile-time checking throughout.</w:t>
       </w:r>
     </w:p>
     <w:p>
@@ -1146,10 +7949,18 @@
         <w:pStyle w:val="FirstParagraph"/>
       </w:pPr>
       <w:r>
-        <w:t xml:space="preserve">The comparison suite uses sample clinical datasets rather than a large collection of real production workflows. The tests are designed to isolate common errors, but they do not measure how often these errors occur in </w:t>
-      </w:r>
-      <w:r>
-        <w:lastRenderedPageBreak/>
+        <w:t>The comparison suite uses sample clinical datasets rather than a large collection of</w:t>
+      </w:r>
+      <w:del w:id="518" w:author="J.T. Menchaca" w:date="2026-05-13T01:48:25Z" w16du:dateUtc="2026-05-13T01:48:25Z">
+        <w:r>
+          <w:rPr/>
+          <w:delText xml:space="preserve"> real</w:delText>
+        </w:r>
+      </w:del>
+      <w:r>
+        <w:t xml:space="preserve"> production workflows. The tests are designed to isolate common errors, but they do not measure how often these errors occur in </w:t>
+      </w:r>
+      <w:r>
         <w:t>routine clinical work. The evaluation measures error detection, not downstream patient outcomes, clinical decision quality, or analyst productivity. It also does not measure false-positive rates or the additional effort required to satisfy the compiler when writing valid code. Severity was assigned by the study team rather than by independent raters, though the criteria for each tier are defined explicitly in Methods to support reproducibility.</w:t>
       </w:r>
     </w:p>
@@ -1166,7 +7977,25 @@
         <w:pStyle w:val="BodyText"/>
       </w:pPr>
       <w:r>
-        <w:t>Runtime validation remains necessary for external data. Files, database results, and API responses may not match the expected structure. Tidy-TS supports runtime validation at the point of entry, but designing the expected structure remains the responsibility of the developer.</w:t>
+        <w:t>Runtime validation remains necessary for external data</w:t>
+      </w:r>
+      <w:del w:id="520" w:author="J.T. Menchaca" w:date="2026-05-13T01:48:54Z" w16du:dateUtc="2026-05-13T01:48:54Z">
+        <w:r>
+          <w:rPr/>
+          <w:delText>. Files, database results</w:delText>
+        </w:r>
+      </w:del>
+      <w:r>
+        <w:t>, and</w:t>
+      </w:r>
+      <w:del w:id="521" w:author="J.T. Menchaca" w:date="2026-05-13T01:48:54Z" w16du:dateUtc="2026-05-13T01:48:54Z">
+        <w:r>
+          <w:rPr/>
+          <w:delText xml:space="preserve"> API responses may not match the expected structure. Tidy-TS supports runtime validation at the point of entry, but</w:delText>
+        </w:r>
+      </w:del>
+      <w:r>
+        <w:t xml:space="preserve"> designing the expected structure remains the responsibility of the developer.</w:t>
       </w:r>
     </w:p>
     <w:p>
@@ -1184,8 +8013,209 @@
         <w:pStyle w:val="FirstParagraph"/>
       </w:pPr>
       <w:r>
-        <w:t>Tidy-TS is a dataframe framework for clinical data analysis in TypeScript. It tracks the available columns, their types, and whether values may be missing as data moves through common table operations, and rejects errors before the code runs. External data is validated when it enters the program. The approach does not replace Python, R, clinical review, or statistical validation, but it catches many of the errors that continue silently in conventional tools, particularly in the most consequential categories.</w:t>
-      </w:r>
+        <w:t xml:space="preserve">Tidy-TS is a dataframe framework for clinical data analysis in TypeScript. It tracks the available columns, their types, and whether values may be missing as data moves through </w:t>
+      </w:r>
+      <w:ins w:id="462" w:author="J.T. Menchaca" w:date="2026-05-13T01:50:57Z" w16du:dateUtc="2026-05-13T01:50:57Z">
+        <w:r>
+          <w:rPr/>
+          <w:t>ea</w:t>
+        </w:r>
+      </w:ins>
+      <w:r>
+        <w:t>c</w:t>
+      </w:r>
+      <w:ins w:id="463" w:author="J.T. Menchaca" w:date="2026-05-13T01:50:57Z" w16du:dateUtc="2026-05-13T01:50:57Z">
+        <w:r>
+          <w:rPr/>
+          <w:t>h pr</w:t>
+        </w:r>
+      </w:ins>
+      <w:r>
+        <w:t>o</w:t>
+      </w:r>
+      <w:del w:id="523" w:author="J.T. Menchaca" w:date="2026-05-13T01:50:57Z" w16du:dateUtc="2026-05-13T01:50:57Z">
+        <w:r>
+          <w:rPr/>
+          <w:delText>mmo</w:delText>
+        </w:r>
+      </w:del>
+      <w:ins w:id="464" w:author="J.T. Menchaca" w:date="2026-05-13T01:50:57Z" w16du:dateUtc="2026-05-13T01:50:57Z">
+        <w:r>
+          <w:rPr/>
+          <w:t>cessi</w:t>
+        </w:r>
+      </w:ins>
+      <w:r>
+        <w:t>n</w:t>
+      </w:r>
+      <w:ins w:id="465" w:author="J.T. Menchaca" w:date="2026-05-13T01:50:57Z" w16du:dateUtc="2026-05-13T01:50:57Z">
+        <w:r>
+          <w:rPr/>
+          <w:t>g</w:t>
+        </w:r>
+      </w:ins>
+      <w:r>
+        <w:t xml:space="preserve"> </w:t>
+      </w:r>
+      <w:ins w:id="466" w:author="J.T. Menchaca" w:date="2026-05-13T01:50:57Z" w16du:dateUtc="2026-05-13T01:50:57Z">
+        <w:r>
+          <w:rPr/>
+          <w:t>s</w:t>
+        </w:r>
+      </w:ins>
+      <w:r>
+        <w:t>t</w:t>
+      </w:r>
+      <w:del w:id="524" w:author="J.T. Menchaca" w:date="2026-05-13T01:50:57Z" w16du:dateUtc="2026-05-13T01:50:57Z">
+        <w:r>
+          <w:rPr/>
+          <w:delText>abl</w:delText>
+        </w:r>
+      </w:del>
+      <w:r>
+        <w:t>e</w:t>
+      </w:r>
+      <w:del w:id="525" w:author="J.T. Menchaca" w:date="2026-05-13T01:50:57Z" w16du:dateUtc="2026-05-13T01:50:57Z">
+        <w:r>
+          <w:rPr/>
+          <w:delText xml:space="preserve"> o</w:delText>
+        </w:r>
+      </w:del>
+      <w:r>
+        <w:t>p</w:t>
+      </w:r>
+      <w:del w:id="526" w:author="J.T. Menchaca" w:date="2026-05-13T01:50:57Z" w16du:dateUtc="2026-05-13T01:50:57Z">
+        <w:r>
+          <w:rPr/>
+          <w:delText>erations</w:delText>
+        </w:r>
+      </w:del>
+      <w:r>
+        <w:t xml:space="preserve">, and </w:t>
+      </w:r>
+      <w:del w:id="527" w:author="J.T. Menchaca" w:date="2026-05-13T01:50:57Z" w16du:dateUtc="2026-05-13T01:50:57Z">
+        <w:r>
+          <w:rPr/>
+          <w:delText>r</w:delText>
+        </w:r>
+      </w:del>
+      <w:ins w:id="467" w:author="J.T. Menchaca" w:date="2026-05-13T01:50:57Z" w16du:dateUtc="2026-05-13T01:50:57Z">
+        <w:r>
+          <w:rPr/>
+          <w:t>catch</w:t>
+        </w:r>
+      </w:ins>
+      <w:r>
+        <w:t>e</w:t>
+      </w:r>
+      <w:del w:id="528" w:author="J.T. Menchaca" w:date="2026-05-13T01:50:57Z" w16du:dateUtc="2026-05-13T01:50:57Z">
+        <w:r>
+          <w:rPr/>
+          <w:delText>ject</w:delText>
+        </w:r>
+      </w:del>
+      <w:r>
+        <w:t>s errors before the code runs. External data is validated when it enters the program. T</w:t>
+      </w:r>
+      <w:del w:id="529" w:author="J.T. Menchaca" w:date="2026-05-13T01:50:57Z" w16du:dateUtc="2026-05-13T01:50:57Z">
+        <w:r>
+          <w:rPr/>
+          <w:delText>he approach does not replace Python, R, clinical review, or statistical val</w:delText>
+        </w:r>
+      </w:del>
+      <w:r>
+        <w:t>id</w:t>
+      </w:r>
+      <w:del w:id="530" w:author="J.T. Menchaca" w:date="2026-05-13T01:50:57Z" w16du:dateUtc="2026-05-13T01:50:57Z">
+        <w:r>
+          <w:rPr/>
+          <w:delText>ation, but it</w:delText>
+        </w:r>
+      </w:del>
+      <w:ins w:id="468" w:author="J.T. Menchaca" w:date="2026-05-13T01:50:57Z" w16du:dateUtc="2026-05-13T01:50:57Z">
+        <w:r>
+          <w:rPr/>
+          <w:t>y-TS</w:t>
+        </w:r>
+      </w:ins>
+      <w:r>
+        <w:t xml:space="preserve"> catches</w:t>
+      </w:r>
+      <w:del w:id="531" w:author="J.T. Menchaca" w:date="2026-05-13T01:50:57Z" w16du:dateUtc="2026-05-13T01:50:57Z">
+        <w:r>
+          <w:rPr/>
+          <w:delText xml:space="preserve"> many of the</w:delText>
+        </w:r>
+      </w:del>
+      <w:r>
+        <w:t xml:space="preserve"> errors that continue silently in </w:t>
+      </w:r>
+      <w:del w:id="532" w:author="J.T. Menchaca" w:date="2026-05-13T01:50:57Z" w16du:dateUtc="2026-05-13T01:50:57Z">
+        <w:r>
+          <w:rPr/>
+          <w:delText>c</w:delText>
+        </w:r>
+      </w:del>
+      <w:ins w:id="469" w:author="J.T. Menchaca" w:date="2026-05-13T01:50:57Z" w16du:dateUtc="2026-05-13T01:50:57Z">
+        <w:r>
+          <w:rPr/>
+          <w:t>Pyth</w:t>
+        </w:r>
+      </w:ins>
+      <w:r>
+        <w:t>on</w:t>
+      </w:r>
+      <w:del w:id="533" w:author="J.T. Menchaca" w:date="2026-05-13T01:50:57Z" w16du:dateUtc="2026-05-13T01:50:57Z">
+        <w:r>
+          <w:rPr/>
+          <w:delText>ve</w:delText>
+        </w:r>
+      </w:del>
+      <w:ins w:id="470" w:author="J.T. Menchaca" w:date="2026-05-13T01:50:57Z" w16du:dateUtc="2026-05-13T01:50:57Z">
+        <w:r>
+          <w:rPr/>
+          <w:t xml:space="preserve"> a</w:t>
+        </w:r>
+      </w:ins>
+      <w:r>
+        <w:t>n</w:t>
+      </w:r>
+      <w:del w:id="534" w:author="J.T. Menchaca" w:date="2026-05-13T01:50:57Z" w16du:dateUtc="2026-05-13T01:50:57Z">
+        <w:r>
+          <w:rPr/>
+          <w:delText>tional</w:delText>
+        </w:r>
+      </w:del>
+      <w:ins w:id="471" w:author="J.T. Menchaca" w:date="2026-05-13T01:50:57Z" w16du:dateUtc="2026-05-13T01:50:57Z">
+        <w:r>
+          <w:rPr/>
+          <w:t>d</w:t>
+        </w:r>
+      </w:ins>
+      <w:r>
+        <w:t xml:space="preserve"> </w:t>
+      </w:r>
+      <w:del w:id="535" w:author="J.T. Menchaca" w:date="2026-05-13T01:50:57Z" w16du:dateUtc="2026-05-13T01:50:57Z">
+        <w:r>
+          <w:rPr/>
+          <w:delText>tools</w:delText>
+        </w:r>
+      </w:del>
+      <w:ins w:id="472" w:author="J.T. Menchaca" w:date="2026-05-13T01:50:57Z" w16du:dateUtc="2026-05-13T01:50:57Z">
+        <w:r>
+          <w:rPr/>
+          <w:t>R</w:t>
+        </w:r>
+      </w:ins>
+      <w:r>
+        <w:t>, particularly in the most consequential categories.</w:t>
+      </w:r>
+      <w:ins w:id="473" w:author="J.T. Menchaca" w:date="2026-05-13T01:50:57Z" w16du:dateUtc="2026-05-13T01:50:57Z">
+        <w:r>
+          <w:rPr/>
+          <w:t xml:space="preserve"> The approach does not replace clinical review or statistical validation, but it addresses a class of errors that Python and R do not detect.</w:t>
+        </w:r>
+      </w:ins>
     </w:p>
     <w:p>
       <w:pPr>
@@ -1238,7 +8268,23 @@
           <w:b w:val="0"/>
           <w:bCs w:val="0"/>
         </w:rPr>
-        <w:t>, external unverified data</w:t>
+        <w:t xml:space="preserve">, external </w:t>
+      </w:r>
+      <w:del w:id="537" w:author="J.T. Menchaca" w:date="2026-05-13T01:59:56Z" w16du:dateUtc="2026-05-13T01:59:56Z">
+        <w:r>
+          <w:rPr>
+            <w:b w:val="0"/>
+            <w:bCs w:val="0"/>
+          </w:rPr>
+          <w:delText xml:space="preserve">unverified </w:delText>
+        </w:r>
+      </w:del>
+      <w:r>
+        <w:rPr>
+          <w:b w:val="0"/>
+          <w:bCs w:val="0"/>
+        </w:rPr>
+        <w:t>data</w:t>
       </w:r>
       <w:r>
         <w:rPr>
@@ -1259,7 +8305,112 @@
           <w:b w:val="0"/>
           <w:bCs w:val="0"/>
         </w:rPr>
-        <w:t xml:space="preserve">against a data schema </w:t>
+        <w:t>against a</w:t>
+      </w:r>
+      <w:ins w:id="474" w:author="J.T. Menchaca" w:date="2026-05-13T01:59:56Z" w16du:dateUtc="2026-05-13T01:59:56Z">
+        <w:r>
+          <w:rPr>
+            <w:b w:val="0"/>
+            <w:bCs w:val="0"/>
+          </w:rPr>
+          <w:t>n</w:t>
+        </w:r>
+      </w:ins>
+      <w:r>
+        <w:rPr>
+          <w:b w:val="0"/>
+          <w:bCs w:val="0"/>
+        </w:rPr>
+        <w:t xml:space="preserve"> </w:t>
+      </w:r>
+      <w:ins w:id="475" w:author="J.T. Menchaca" w:date="2026-05-13T01:59:56Z" w16du:dateUtc="2026-05-13T01:59:56Z">
+        <w:r>
+          <w:rPr>
+            <w:b w:val="0"/>
+            <w:bCs w:val="0"/>
+          </w:rPr>
+          <w:t>expecte</w:t>
+        </w:r>
+      </w:ins>
+      <w:r>
+        <w:rPr>
+          <w:b w:val="0"/>
+          <w:bCs w:val="0"/>
+        </w:rPr>
+        <w:t>d</w:t>
+      </w:r>
+      <w:del w:id="538" w:author="J.T. Menchaca" w:date="2026-05-13T01:59:56Z" w16du:dateUtc="2026-05-13T01:59:56Z">
+        <w:r>
+          <w:rPr>
+            <w:b w:val="0"/>
+            <w:bCs w:val="0"/>
+          </w:rPr>
+          <w:delText>ata</w:delText>
+        </w:r>
+      </w:del>
+      <w:r>
+        <w:rPr>
+          <w:b w:val="0"/>
+          <w:bCs w:val="0"/>
+        </w:rPr>
+        <w:t xml:space="preserve"> s</w:t>
+      </w:r>
+      <w:ins w:id="476" w:author="J.T. Menchaca" w:date="2026-05-13T01:59:56Z" w16du:dateUtc="2026-05-13T01:59:56Z">
+        <w:r>
+          <w:rPr>
+            <w:b w:val="0"/>
+            <w:bCs w:val="0"/>
+          </w:rPr>
+          <w:t>tru</w:t>
+        </w:r>
+      </w:ins>
+      <w:r>
+        <w:rPr>
+          <w:b w:val="0"/>
+          <w:bCs w:val="0"/>
+        </w:rPr>
+        <w:t>c</w:t>
+      </w:r>
+      <w:del w:id="539" w:author="J.T. Menchaca" w:date="2026-05-13T01:59:56Z" w16du:dateUtc="2026-05-13T01:59:56Z">
+        <w:r>
+          <w:rPr>
+            <w:b w:val="0"/>
+            <w:bCs w:val="0"/>
+          </w:rPr>
+          <w:delText>h</w:delText>
+        </w:r>
+      </w:del>
+      <w:ins w:id="477" w:author="J.T. Menchaca" w:date="2026-05-13T01:59:56Z" w16du:dateUtc="2026-05-13T01:59:56Z">
+        <w:r>
+          <w:rPr>
+            <w:b w:val="0"/>
+            <w:bCs w:val="0"/>
+          </w:rPr>
+          <w:t>tur</w:t>
+        </w:r>
+      </w:ins>
+      <w:r>
+        <w:rPr>
+          <w:b w:val="0"/>
+          <w:bCs w:val="0"/>
+        </w:rPr>
+        <w:t>e</w:t>
+      </w:r>
+      <w:del w:id="540" w:author="J.T. Menchaca" w:date="2026-05-13T01:59:56Z" w16du:dateUtc="2026-05-13T01:59:56Z">
+        <w:r>
+          <w:rPr>
+            <w:b w:val="0"/>
+            <w:bCs w:val="0"/>
+          </w:rPr>
+          <w:delText>ma</w:delText>
+        </w:r>
+      </w:del>
+      <w:r>
+        <w:rPr>
+          <w:b w:val="0"/>
+          <w:bCs w:val="0"/>
+        </w:rPr>
+        <w:t xml:space="preserve"> </w:t>
       </w:r>
       <w:r>
         <w:rPr>
@@ -1268,19 +8419,201 @@
         </w:rPr>
         <w:t xml:space="preserve">when </w:t>
       </w:r>
+      <w:ins w:id="478" w:author="J.T. Menchaca" w:date="2026-05-13T01:59:56Z" w16du:dateUtc="2026-05-13T01:59:56Z">
+        <w:r>
+          <w:rPr>
+            <w:b w:val="0"/>
+            <w:bCs w:val="0"/>
+          </w:rPr>
+          <w:t>f</w:t>
+        </w:r>
+      </w:ins>
       <w:r>
         <w:rPr>
           <w:b w:val="0"/>
           <w:bCs w:val="0"/>
         </w:rPr>
-        <w:t>imported</w:t>
-      </w:r>
+        <w:t>i</w:t>
+      </w:r>
+      <w:del w:id="541" w:author="J.T. Menchaca" w:date="2026-05-13T01:59:56Z" w16du:dateUtc="2026-05-13T01:59:56Z">
+        <w:r>
+          <w:rPr>
+            <w:b w:val="0"/>
+            <w:bCs w:val="0"/>
+          </w:rPr>
+          <w:delText>mp</w:delText>
+        </w:r>
+      </w:del>
+      <w:ins w:id="479" w:author="J.T. Menchaca" w:date="2026-05-13T01:59:56Z" w16du:dateUtc="2026-05-13T01:59:56Z">
+        <w:r>
+          <w:rPr>
+            <w:b w:val="0"/>
+            <w:bCs w:val="0"/>
+          </w:rPr>
+          <w:t>rst l</w:t>
+        </w:r>
+      </w:ins>
       <w:r>
         <w:rPr>
           <w:b w:val="0"/>
           <w:bCs w:val="0"/>
         </w:rPr>
-        <w:t xml:space="preserve">, transformed using a series of </w:t>
+        <w:t>o</w:t>
+      </w:r>
+      <w:del w:id="542" w:author="J.T. Menchaca" w:date="2026-05-13T01:59:56Z" w16du:dateUtc="2026-05-13T01:59:56Z">
+        <w:r>
+          <w:rPr>
+            <w:b w:val="0"/>
+            <w:bCs w:val="0"/>
+          </w:rPr>
+          <w:delText>rt</w:delText>
+        </w:r>
+      </w:del>
+      <w:ins w:id="480" w:author="J.T. Menchaca" w:date="2026-05-13T01:59:56Z" w16du:dateUtc="2026-05-13T01:59:56Z">
+        <w:r>
+          <w:rPr>
+            <w:b w:val="0"/>
+            <w:bCs w:val="0"/>
+          </w:rPr>
+          <w:t>ad</w:t>
+        </w:r>
+      </w:ins>
+      <w:r>
+        <w:rPr>
+          <w:b w:val="0"/>
+          <w:bCs w:val="0"/>
+        </w:rPr>
+        <w:t>ed</w:t>
+      </w:r>
+      <w:r>
+        <w:rPr>
+          <w:b w:val="0"/>
+          <w:bCs w:val="0"/>
+        </w:rPr>
+        <w:t xml:space="preserve">, </w:t>
+      </w:r>
+      <w:del w:id="543" w:author="J.T. Menchaca" w:date="2026-05-13T01:59:56Z" w16du:dateUtc="2026-05-13T01:59:56Z">
+        <w:r>
+          <w:rPr>
+            <w:b w:val="0"/>
+            <w:bCs w:val="0"/>
+          </w:rPr>
+          <w:delText>t</w:delText>
+        </w:r>
+      </w:del>
+      <w:ins w:id="481" w:author="J.T. Menchaca" w:date="2026-05-13T01:59:56Z" w16du:dateUtc="2026-05-13T01:59:56Z">
+        <w:r>
+          <w:rPr>
+            <w:b w:val="0"/>
+            <w:bCs w:val="0"/>
+          </w:rPr>
+          <w:t>p</w:t>
+        </w:r>
+      </w:ins>
+      <w:r>
+        <w:rPr>
+          <w:b w:val="0"/>
+          <w:bCs w:val="0"/>
+        </w:rPr>
+        <w:t>r</w:t>
+      </w:r>
+      <w:del w:id="544" w:author="J.T. Menchaca" w:date="2026-05-13T01:59:56Z" w16du:dateUtc="2026-05-13T01:59:56Z">
+        <w:r>
+          <w:rPr>
+            <w:b w:val="0"/>
+            <w:bCs w:val="0"/>
+          </w:rPr>
+          <w:delText>an</w:delText>
+        </w:r>
+      </w:del>
+      <w:ins w:id="482" w:author="J.T. Menchaca" w:date="2026-05-13T01:59:56Z" w16du:dateUtc="2026-05-13T01:59:56Z">
+        <w:r>
+          <w:rPr>
+            <w:b w:val="0"/>
+            <w:bCs w:val="0"/>
+          </w:rPr>
+          <w:t>oce</w:t>
+        </w:r>
+      </w:ins>
+      <w:r>
+        <w:rPr>
+          <w:b w:val="0"/>
+          <w:bCs w:val="0"/>
+        </w:rPr>
+        <w:t>s</w:t>
+      </w:r>
+      <w:del w:id="545" w:author="J.T. Menchaca" w:date="2026-05-13T01:59:56Z" w16du:dateUtc="2026-05-13T01:59:56Z">
+        <w:r>
+          <w:rPr>
+            <w:b w:val="0"/>
+            <w:bCs w:val="0"/>
+          </w:rPr>
+          <w:delText>form</w:delText>
+        </w:r>
+      </w:del>
+      <w:ins w:id="483" w:author="J.T. Menchaca" w:date="2026-05-13T01:59:56Z" w16du:dateUtc="2026-05-13T01:59:56Z">
+        <w:r>
+          <w:rPr>
+            <w:b w:val="0"/>
+            <w:bCs w:val="0"/>
+          </w:rPr>
+          <w:t>s</w:t>
+        </w:r>
+      </w:ins>
+      <w:r>
+        <w:rPr>
+          <w:b w:val="0"/>
+          <w:bCs w:val="0"/>
+        </w:rPr>
+        <w:t xml:space="preserve">ed </w:t>
+      </w:r>
+      <w:ins w:id="484" w:author="J.T. Menchaca" w:date="2026-05-13T01:59:56Z" w16du:dateUtc="2026-05-13T01:59:56Z">
+        <w:r>
+          <w:rPr>
+            <w:b w:val="0"/>
+            <w:bCs w:val="0"/>
+          </w:rPr>
+          <w:t>thro</w:t>
+        </w:r>
+      </w:ins>
+      <w:r>
+        <w:rPr>
+          <w:b w:val="0"/>
+          <w:bCs w:val="0"/>
+        </w:rPr>
+        <w:t>u</w:t>
+      </w:r>
+      <w:del w:id="546" w:author="J.T. Menchaca" w:date="2026-05-13T01:59:56Z" w16du:dateUtc="2026-05-13T01:59:56Z">
+        <w:r>
+          <w:rPr>
+            <w:b w:val="0"/>
+            <w:bCs w:val="0"/>
+          </w:rPr>
+          <w:delText>sin</w:delText>
+        </w:r>
+      </w:del>
+      <w:r>
+        <w:rPr>
+          <w:b w:val="0"/>
+          <w:bCs w:val="0"/>
+        </w:rPr>
+        <w:t>g</w:t>
+      </w:r>
+      <w:ins w:id="485" w:author="J.T. Menchaca" w:date="2026-05-13T01:59:56Z" w16du:dateUtc="2026-05-13T01:59:56Z">
+        <w:r>
+          <w:rPr>
+            <w:b w:val="0"/>
+            <w:bCs w:val="0"/>
+          </w:rPr>
+          <w:t>h</w:t>
+        </w:r>
+      </w:ins>
+      <w:r>
+        <w:rPr>
+          <w:b w:val="0"/>
+          <w:bCs w:val="0"/>
+        </w:rPr>
+        <w:t xml:space="preserve"> a series of </w:t>
       </w:r>
       <w:r>
         <w:rPr>
@@ -1308,7 +8641,130 @@
           <w:b w:val="0"/>
           <w:bCs w:val="0"/>
         </w:rPr>
-        <w:t xml:space="preserve">compiler prior to code execution, </w:t>
+        <w:t xml:space="preserve">compiler </w:t>
+      </w:r>
+      <w:del w:id="547" w:author="J.T. Menchaca" w:date="2026-05-13T01:59:56Z" w16du:dateUtc="2026-05-13T01:59:56Z">
+        <w:r>
+          <w:rPr>
+            <w:b w:val="0"/>
+            <w:bCs w:val="0"/>
+          </w:rPr>
+          <w:delText>pri</w:delText>
+        </w:r>
+      </w:del>
+      <w:ins w:id="486" w:author="J.T. Menchaca" w:date="2026-05-13T01:59:56Z" w16du:dateUtc="2026-05-13T01:59:56Z">
+        <w:r>
+          <w:rPr>
+            <w:b w:val="0"/>
+            <w:bCs w:val="0"/>
+          </w:rPr>
+          <w:t>bef</w:t>
+        </w:r>
+      </w:ins>
+      <w:r>
+        <w:rPr>
+          <w:b w:val="0"/>
+          <w:bCs w:val="0"/>
+        </w:rPr>
+        <w:t>or</w:t>
+      </w:r>
+      <w:ins w:id="487" w:author="J.T. Menchaca" w:date="2026-05-13T01:59:56Z" w16du:dateUtc="2026-05-13T01:59:56Z">
+        <w:r>
+          <w:rPr>
+            <w:b w:val="0"/>
+            <w:bCs w:val="0"/>
+          </w:rPr>
+          <w:t>e</w:t>
+        </w:r>
+      </w:ins>
+      <w:r>
+        <w:rPr>
+          <w:b w:val="0"/>
+          <w:bCs w:val="0"/>
+        </w:rPr>
+        <w:t xml:space="preserve"> t</w:t>
+      </w:r>
+      <w:del w:id="548" w:author="J.T. Menchaca" w:date="2026-05-13T01:59:56Z" w16du:dateUtc="2026-05-13T01:59:56Z">
+        <w:r>
+          <w:rPr>
+            <w:b w:val="0"/>
+            <w:bCs w:val="0"/>
+          </w:rPr>
+          <w:delText>o</w:delText>
+        </w:r>
+      </w:del>
+      <w:ins w:id="488" w:author="J.T. Menchaca" w:date="2026-05-13T01:59:56Z" w16du:dateUtc="2026-05-13T01:59:56Z">
+        <w:r>
+          <w:rPr>
+            <w:b w:val="0"/>
+            <w:bCs w:val="0"/>
+          </w:rPr>
+          <w:t>he</w:t>
+        </w:r>
+      </w:ins>
+      <w:r>
+        <w:rPr>
+          <w:b w:val="0"/>
+          <w:bCs w:val="0"/>
+        </w:rPr>
+        <w:t xml:space="preserve"> code </w:t>
+      </w:r>
+      <w:del w:id="549" w:author="J.T. Menchaca" w:date="2026-05-13T01:59:56Z" w16du:dateUtc="2026-05-13T01:59:56Z">
+        <w:r>
+          <w:rPr>
+            <w:b w:val="0"/>
+            <w:bCs w:val="0"/>
+          </w:rPr>
+          <w:delText>exec</w:delText>
+        </w:r>
+      </w:del>
+      <w:ins w:id="489" w:author="J.T. Menchaca" w:date="2026-05-13T01:59:56Z" w16du:dateUtc="2026-05-13T01:59:56Z">
+        <w:r>
+          <w:rPr>
+            <w:b w:val="0"/>
+            <w:bCs w:val="0"/>
+          </w:rPr>
+          <w:t>r</w:t>
+        </w:r>
+      </w:ins>
+      <w:r>
+        <w:rPr>
+          <w:b w:val="0"/>
+          <w:bCs w:val="0"/>
+        </w:rPr>
+        <w:t>u</w:t>
+      </w:r>
+      <w:del w:id="550" w:author="J.T. Menchaca" w:date="2026-05-13T01:59:56Z" w16du:dateUtc="2026-05-13T01:59:56Z">
+        <w:r>
+          <w:rPr>
+            <w:b w:val="0"/>
+            <w:bCs w:val="0"/>
+          </w:rPr>
+          <w:delText>tio</w:delText>
+        </w:r>
+      </w:del>
+      <w:r>
+        <w:rPr>
+          <w:b w:val="0"/>
+          <w:bCs w:val="0"/>
+        </w:rPr>
+        <w:t>n</w:t>
+      </w:r>
+      <w:ins w:id="490" w:author="J.T. Menchaca" w:date="2026-05-13T01:59:56Z" w16du:dateUtc="2026-05-13T01:59:56Z">
+        <w:r>
+          <w:rPr>
+            <w:b w:val="0"/>
+            <w:bCs w:val="0"/>
+          </w:rPr>
+          <w:t>s</w:t>
+        </w:r>
+      </w:ins>
+      <w:r>
+        <w:rPr>
+          <w:b w:val="0"/>
+          <w:bCs w:val="0"/>
+        </w:rPr>
+        <w:t xml:space="preserve">, </w:t>
       </w:r>
       <w:r>
         <w:rPr>
@@ -1324,19 +8780,87 @@
         </w:rPr>
         <w:t xml:space="preserve">then </w:t>
       </w:r>
+      <w:del w:id="551" w:author="J.T. Menchaca" w:date="2026-05-13T01:59:56Z" w16du:dateUtc="2026-05-13T01:59:56Z">
+        <w:r>
+          <w:rPr>
+            <w:b w:val="0"/>
+            <w:bCs w:val="0"/>
+          </w:rPr>
+          <w:delText>integrat</w:delText>
+        </w:r>
+      </w:del>
+      <w:ins w:id="491" w:author="J.T. Menchaca" w:date="2026-05-13T01:59:56Z" w16du:dateUtc="2026-05-13T01:59:56Z">
+        <w:r>
+          <w:rPr>
+            <w:b w:val="0"/>
+            <w:bCs w:val="0"/>
+          </w:rPr>
+          <w:t>us</w:t>
+        </w:r>
+      </w:ins>
       <w:r>
         <w:rPr>
           <w:b w:val="0"/>
           <w:bCs w:val="0"/>
         </w:rPr>
-        <w:t>integrated in</w:t>
-      </w:r>
+        <w:t>ed in</w:t>
+      </w:r>
+      <w:ins w:id="492" w:author="J.T. Menchaca" w:date="2026-05-13T01:59:56Z" w16du:dateUtc="2026-05-13T01:59:56Z">
+        <w:r>
+          <w:rPr>
+            <w:b w:val="0"/>
+            <w:bCs w:val="0"/>
+          </w:rPr>
+          <w:t xml:space="preserve"> la</w:t>
+        </w:r>
+      </w:ins>
       <w:r>
         <w:rPr>
           <w:b w:val="0"/>
           <w:bCs w:val="0"/>
         </w:rPr>
-        <w:t>to downstream outputs.</w:t>
+        <w:t>t</w:t>
+      </w:r>
+      <w:del w:id="552" w:author="J.T. Menchaca" w:date="2026-05-13T01:59:56Z" w16du:dateUtc="2026-05-13T01:59:56Z">
+        <w:r>
+          <w:rPr>
+            <w:b w:val="0"/>
+            <w:bCs w:val="0"/>
+          </w:rPr>
+          <w:delText>o downst</w:delText>
+        </w:r>
+      </w:del>
+      <w:ins w:id="493" w:author="J.T. Menchaca" w:date="2026-05-13T01:59:56Z" w16du:dateUtc="2026-05-13T01:59:56Z">
+        <w:r>
+          <w:rPr>
+            <w:b w:val="0"/>
+            <w:bCs w:val="0"/>
+          </w:rPr>
+          <w:t>e</w:t>
+        </w:r>
+      </w:ins>
+      <w:r>
+        <w:rPr>
+          <w:b w:val="0"/>
+          <w:bCs w:val="0"/>
+        </w:rPr>
+        <w:t>r</w:t>
+      </w:r>
+      <w:del w:id="553" w:author="J.T. Menchaca" w:date="2026-05-13T01:59:56Z" w16du:dateUtc="2026-05-13T01:59:56Z">
+        <w:r>
+          <w:rPr>
+            <w:b w:val="0"/>
+            <w:bCs w:val="0"/>
+          </w:rPr>
+          <w:delText>eam</w:delText>
+        </w:r>
+      </w:del>
+      <w:r>
+        <w:rPr>
+          <w:b w:val="0"/>
+          <w:bCs w:val="0"/>
+        </w:rPr>
+        <w:t xml:space="preserve"> outputs.</w:t>
       </w:r>
     </w:p>
     <w:p>
@@ -1406,8 +8930,29 @@
         <w:pStyle w:val="Heading3"/>
       </w:pPr>
       <w:r>
-        <w:t>Figure 2. Detection Rates by Error Category and Ecosystem</w:t>
-      </w:r>
+        <w:t xml:space="preserve">Figure 2. Detection Rates by Error Category and </w:t>
+      </w:r>
+      <w:del w:id="554" w:author="J.T. Menchaca" w:date="2026-05-13T01:59:56Z" w16du:dateUtc="2026-05-13T01:59:56Z">
+        <w:r>
+          <w:rPr/>
+          <w:delText>Ecosyst</w:delText>
+        </w:r>
+      </w:del>
+      <w:ins w:id="494" w:author="J.T. Menchaca" w:date="2026-05-13T01:59:56Z" w16du:dateUtc="2026-05-13T01:59:56Z">
+        <w:r>
+          <w:rPr/>
+          <w:t>Languag</w:t>
+        </w:r>
+      </w:ins>
+      <w:r>
+        <w:t>e</w:t>
+      </w:r>
+      <w:del w:id="555" w:author="J.T. Menchaca" w:date="2026-05-13T01:59:56Z" w16du:dateUtc="2026-05-13T01:59:56Z">
+        <w:r>
+          <w:rPr/>
+          <w:delText>m</w:delText>
+        </w:r>
+      </w:del>
     </w:p>
     <w:p>
       <w:pPr>
@@ -1499,7 +9044,25 @@
         <w:pStyle w:val="FirstParagraph"/>
       </w:pPr>
       <w:r>
-        <w:t>Number of tests at each severity level, showing whether each ecosystem caught or missed the error. Severity was assigned independently of whether the error was caught, as described in Methods.</w:t>
+        <w:t xml:space="preserve">Number of tests at each severity level, showing whether each </w:t>
+      </w:r>
+      <w:ins w:id="495" w:author="J.T. Menchaca" w:date="2026-05-13T01:59:56Z" w16du:dateUtc="2026-05-13T01:59:56Z">
+        <w:r>
+          <w:rPr/>
+          <w:t>languag</w:t>
+        </w:r>
+      </w:ins>
+      <w:r>
+        <w:t>e</w:t>
+      </w:r>
+      <w:del w:id="556" w:author="J.T. Menchaca" w:date="2026-05-13T01:59:56Z" w16du:dateUtc="2026-05-13T01:59:56Z">
+        <w:r>
+          <w:rPr/>
+          <w:delText>cosystem</w:delText>
+        </w:r>
+      </w:del>
+      <w:r>
+        <w:t xml:space="preserve"> caught or missed the error. Severity was assigned independently of whether the error was caught, as described in Methods.</w:t>
       </w:r>
     </w:p>
     <w:tbl>
@@ -2257,7 +9820,85 @@
         <w:pStyle w:val="FirstParagraph"/>
       </w:pPr>
       <w:r>
-        <w:t>Detection outcomes for 65 tests across five error categories and three ecosystems. For Tidy-TS, “runtime error” indicates errors caught by input validation when external data enters the program.</w:t>
+        <w:t xml:space="preserve">Detection outcomes for 65 tests across five error categories and three </w:t>
+      </w:r>
+      <w:ins w:id="496" w:author="J.T. Menchaca" w:date="2026-05-13T01:59:56Z" w16du:dateUtc="2026-05-13T01:59:56Z">
+        <w:r>
+          <w:rPr/>
+          <w:t>languag</w:t>
+        </w:r>
+      </w:ins>
+      <w:r>
+        <w:t>e</w:t>
+      </w:r>
+      <w:del w:id="557" w:author="J.T. Menchaca" w:date="2026-05-13T01:59:56Z" w16du:dateUtc="2026-05-13T01:59:56Z">
+        <w:r>
+          <w:rPr/>
+          <w:delText>cosystem</w:delText>
+        </w:r>
+      </w:del>
+      <w:r>
+        <w:t xml:space="preserve">s. For Tidy-TS, </w:t>
+      </w:r>
+      <w:del w:id="558" w:author="J.T. Menchaca" w:date="2026-05-13T01:59:56Z" w16du:dateUtc="2026-05-13T01:59:56Z">
+        <w:r>
+          <w:rPr/>
+          <w:delText>“</w:delText>
+        </w:r>
+      </w:del>
+      <w:ins w:id="497" w:author="J.T. Menchaca" w:date="2026-05-13T01:59:56Z" w16du:dateUtc="2026-05-13T01:59:56Z">
+        <w:r>
+          <w:rPr/>
+          <w:t>'</w:t>
+        </w:r>
+      </w:ins>
+      <w:r>
+        <w:t>runtime error</w:t>
+      </w:r>
+      <w:del w:id="559" w:author="J.T. Menchaca" w:date="2026-05-13T01:59:56Z" w16du:dateUtc="2026-05-13T01:59:56Z">
+        <w:r>
+          <w:rPr/>
+          <w:delText>”</w:delText>
+        </w:r>
+      </w:del>
+      <w:ins w:id="498" w:author="J.T. Menchaca" w:date="2026-05-13T01:59:56Z" w16du:dateUtc="2026-05-13T01:59:56Z">
+        <w:r>
+          <w:rPr/>
+          <w:t>'</w:t>
+        </w:r>
+      </w:ins>
+      <w:r>
+        <w:t xml:space="preserve"> indicates errors caught </w:t>
+      </w:r>
+      <w:del w:id="560" w:author="J.T. Menchaca" w:date="2026-05-13T01:59:56Z" w16du:dateUtc="2026-05-13T01:59:56Z">
+        <w:r>
+          <w:rPr/>
+          <w:delText>by inp</w:delText>
+        </w:r>
+      </w:del>
+      <w:ins w:id="499" w:author="J.T. Menchaca" w:date="2026-05-13T01:59:56Z" w16du:dateUtc="2026-05-13T01:59:56Z">
+        <w:r>
+          <w:rPr/>
+          <w:t>thro</w:t>
+        </w:r>
+      </w:ins>
+      <w:r>
+        <w:t>u</w:t>
+      </w:r>
+      <w:del w:id="561" w:author="J.T. Menchaca" w:date="2026-05-13T01:59:56Z" w16du:dateUtc="2026-05-13T01:59:56Z">
+        <w:r>
+          <w:rPr/>
+          <w:delText>t</w:delText>
+        </w:r>
+      </w:del>
+      <w:ins w:id="500" w:author="J.T. Menchaca" w:date="2026-05-13T01:59:56Z" w16du:dateUtc="2026-05-13T01:59:56Z">
+        <w:r>
+          <w:rPr/>
+          <w:t>gh</w:t>
+        </w:r>
+      </w:ins>
+      <w:r>
+        <w:t xml:space="preserve"> validation when external data enters the program.</w:t>
       </w:r>
     </w:p>
     <w:tbl>
@@ -2880,9 +10521,20 @@
             <w:tcW w:w="0" w:type="auto"/>
           </w:tcPr>
           <w:p>
-            <w:r>
-              <w:lastRenderedPageBreak/>
-              <w:t>Type errors</w:t>
+            <w:del w:id="414" w:author="J.T. Menchaca" w:date="2026-05-13T01:38:55Z" w16du:dateUtc="2026-05-13T01:38:55Z">
+              <w:r>
+                <w:rPr/>
+                <w:delText>T</w:delText>
+              </w:r>
+            </w:del>
+            <w:ins w:id="355" w:author="J.T. Menchaca" w:date="2026-05-13T01:38:55Z" w16du:dateUtc="2026-05-13T01:38:55Z">
+              <w:r>
+                <w:rPr/>
+                <w:t>Value t</w:t>
+              </w:r>
+            </w:ins>
+            <w:r>
+              <w:t>ype errors</w:t>
             </w:r>
           </w:p>
         </w:tc>
@@ -2993,9 +10645,48 @@
             <w:tcW w:w="0" w:type="auto"/>
           </w:tcPr>
           <w:p>
-            <w:r>
-              <w:t>Null &amp; missing data</w:t>
-            </w:r>
+            <w:del w:id="415" w:author="J.T. Menchaca" w:date="2026-05-13T01:38:55Z" w16du:dateUtc="2026-05-13T01:38:55Z">
+              <w:r>
+                <w:rPr/>
+                <w:delText>Null &amp;amp; m</w:delText>
+              </w:r>
+            </w:del>
+            <w:ins w:id="356" w:author="J.T. Menchaca" w:date="2026-05-13T01:38:55Z" w16du:dateUtc="2026-05-13T01:38:55Z">
+              <w:r>
+                <w:rPr/>
+                <w:t>M</w:t>
+              </w:r>
+            </w:ins>
+            <w:r>
+              <w:t xml:space="preserve">issing </w:t>
+            </w:r>
+            <w:del w:id="416" w:author="J.T. Menchaca" w:date="2026-05-13T01:38:55Z" w16du:dateUtc="2026-05-13T01:38:55Z">
+              <w:r>
+                <w:rPr/>
+                <w:delText>d</w:delText>
+              </w:r>
+            </w:del>
+            <w:ins w:id="357" w:author="J.T. Menchaca" w:date="2026-05-13T01:38:55Z" w16du:dateUtc="2026-05-13T01:38:55Z">
+              <w:r>
+                <w:rPr/>
+                <w:t>v</w:t>
+              </w:r>
+            </w:ins>
+            <w:r>
+              <w:t>a</w:t>
+            </w:r>
+            <w:del w:id="417" w:author="J.T. Menchaca" w:date="2026-05-13T01:38:55Z" w16du:dateUtc="2026-05-13T01:38:55Z">
+              <w:r>
+                <w:rPr/>
+                <w:delText>ta</w:delText>
+              </w:r>
+            </w:del>
+            <w:ins w:id="358" w:author="J.T. Menchaca" w:date="2026-05-13T01:38:55Z" w16du:dateUtc="2026-05-13T01:38:55Z">
+              <w:r>
+                <w:rPr/>
+                <w:t>lue errors</w:t>
+              </w:r>
+            </w:ins>
           </w:p>
         </w:tc>
         <w:tc>
@@ -3116,7 +10807,37 @@
           </w:tcPr>
           <w:p>
             <w:r>
-              <w:t>Use a department field that may be missing after joining patients to encounters</w:t>
+              <w:t xml:space="preserve">Use a department </w:t>
+            </w:r>
+            <w:del w:id="563" w:author="J.T. Menchaca" w:date="2026-05-13T02:00:31Z" w16du:dateUtc="2026-05-13T02:00:31Z">
+              <w:r>
+                <w:rPr/>
+                <w:delText>fie</w:delText>
+              </w:r>
+            </w:del>
+            <w:ins w:id="501" w:author="J.T. Menchaca" w:date="2026-05-13T02:00:31Z" w16du:dateUtc="2026-05-13T02:00:31Z">
+              <w:r>
+                <w:rPr/>
+                <w:t>co</w:t>
+              </w:r>
+            </w:ins>
+            <w:r>
+              <w:t>l</w:t>
+            </w:r>
+            <w:del w:id="564" w:author="J.T. Menchaca" w:date="2026-05-13T02:00:31Z" w16du:dateUtc="2026-05-13T02:00:31Z">
+              <w:r>
+                <w:rPr/>
+                <w:delText>d</w:delText>
+              </w:r>
+            </w:del>
+            <w:ins w:id="502" w:author="J.T. Menchaca" w:date="2026-05-13T02:00:31Z" w16du:dateUtc="2026-05-13T02:00:31Z">
+              <w:r>
+                <w:rPr/>
+                <w:t>umn</w:t>
+              </w:r>
+            </w:ins>
+            <w:r>
+              <w:t xml:space="preserve"> that may be missing after joining patients to encounters</w:t>
             </w:r>
           </w:p>
         </w:tc>
@@ -3228,7 +10949,37 @@
           </w:tcPr>
           <w:p>
             <w:r>
-              <w:t>Load lab results where a numeric field contains text like "pending"</w:t>
+              <w:t xml:space="preserve">Load lab results where a numeric </w:t>
+            </w:r>
+            <w:del w:id="565" w:author="J.T. Menchaca" w:date="2026-05-13T02:00:31Z" w16du:dateUtc="2026-05-13T02:00:31Z">
+              <w:r>
+                <w:rPr/>
+                <w:delText>fie</w:delText>
+              </w:r>
+            </w:del>
+            <w:ins w:id="503" w:author="J.T. Menchaca" w:date="2026-05-13T02:00:31Z" w16du:dateUtc="2026-05-13T02:00:31Z">
+              <w:r>
+                <w:rPr/>
+                <w:t>co</w:t>
+              </w:r>
+            </w:ins>
+            <w:r>
+              <w:t>l</w:t>
+            </w:r>
+            <w:del w:id="566" w:author="J.T. Menchaca" w:date="2026-05-13T02:00:31Z" w16du:dateUtc="2026-05-13T02:00:31Z">
+              <w:r>
+                <w:rPr/>
+                <w:delText>d</w:delText>
+              </w:r>
+            </w:del>
+            <w:ins w:id="504" w:author="J.T. Menchaca" w:date="2026-05-13T02:00:31Z" w16du:dateUtc="2026-05-13T02:00:31Z">
+              <w:r>
+                <w:rPr/>
+                <w:t>umn</w:t>
+              </w:r>
+            </w:ins>
+            <w:r>
+              <w:t xml:space="preserve"> contains text like "pending"</w:t>
             </w:r>
           </w:p>
         </w:tc>
